--- a/downloads/student/ai-7-week-06.docx
+++ b/downloads/student/ai-7-week-06.docx
@@ -808,6 +808,16 @@
     <w:p>
       <w:r>
         <w:t>These fictional studies illustrate comparison practice; no real literature finding is asserted.</w:t>
+      </w:r>
+    </w:p>
+    <w:p>
+      <w:r>
+        <w:t>Read the labelled picture: Explain why 8/10 indoors and 16/20 outdoors share a rate but not a controlled comparison. Which condition column must the literature matrix preserve?</w:t>
+      </w:r>
+    </w:p>
+    <w:p>
+      <w:r>
+        <w:t>Change one thing: Remove the indoor/outdoor column. Predict the result before checking the explanation. What remains the same?</w:t>
       </w:r>
     </w:p>
     <w:p>
@@ -1906,6 +1916,187 @@
         <w:t>Attempt the independent case before hints. Record whether you worked alone, used a hint or followed a model. After feedback, fix the first unsupported step and explain why it changed. A later check uses a changed case, not a copied answer.</w:t>
       </w:r>
     </w:p>
+    <w:p>
+      <w:pPr>
+        <w:pStyle w:val="Heading1"/>
+      </w:pPr>
+      <w:r>
+        <w:t>15. Your lesson route</w:t>
+      </w:r>
+    </w:p>
+    <w:p>
+      <w:r>
+        <w:t>Start with this question: A literature matrix that preserves differences. Two fictional studies evaluate related tools under different conditions.</w:t>
+      </w:r>
+    </w:p>
+    <w:tbl>
+      <w:tblPr>
+        <w:tblStyle w:val="LightShading-Accent1"/>
+        <w:tblW w:type="auto" w:w="0"/>
+        <w:tblLook w:firstColumn="1" w:firstRow="1" w:lastColumn="0" w:lastRow="0" w:noHBand="0" w:noVBand="1" w:val="04A0"/>
+      </w:tblPr>
+      <w:tblGrid>
+        <w:gridCol w:w="5112"/>
+        <w:gridCol w:w="5112"/>
+      </w:tblGrid>
+      <w:tr>
+        <w:trPr>
+          <w:tblHeader/>
+        </w:trPr>
+        <w:tc>
+          <w:tcPr>
+            <w:tcW w:type="dxa" w:w="5112"/>
+          </w:tcPr>
+          <w:p>
+            <w:r>
+              <w:t>By the end, I can</w:t>
+            </w:r>
+          </w:p>
+        </w:tc>
+        <w:tc>
+          <w:tcPr>
+            <w:tcW w:type="dxa" w:w="5112"/>
+          </w:tcPr>
+          <w:p>
+            <w:r>
+              <w:t>How I will show it</w:t>
+            </w:r>
+          </w:p>
+        </w:tc>
+      </w:tr>
+      <w:tr>
+        <w:tc>
+          <w:tcPr>
+            <w:tcW w:type="dxa" w:w="5112"/>
+          </w:tcPr>
+          <w:p>
+            <w:r>
+              <w:t>Explain the mechanism and terminology of a literature comparison matrix</w:t>
+            </w:r>
+          </w:p>
+        </w:tc>
+        <w:tc>
+          <w:tcPr>
+            <w:tcW w:type="dxa" w:w="5112"/>
+          </w:tcPr>
+          <w:p>
+            <w:r>
+              <w:t>Explain the deciding step, show a trace or test, and state one limit.</w:t>
+            </w:r>
+          </w:p>
+        </w:tc>
+      </w:tr>
+      <w:tr>
+        <w:tc>
+          <w:tcPr>
+            <w:tcW w:type="dxa" w:w="5112"/>
+          </w:tcPr>
+          <w:p>
+            <w:r>
+              <w:t>Apply the stated procedure to a new case with a traceable result</w:t>
+            </w:r>
+          </w:p>
+        </w:tc>
+        <w:tc>
+          <w:tcPr>
+            <w:tcW w:type="dxa" w:w="5112"/>
+          </w:tcPr>
+          <w:p>
+            <w:r>
+              <w:t>Explain the deciding step, show a trace or test, and state one limit.</w:t>
+            </w:r>
+          </w:p>
+        </w:tc>
+      </w:tr>
+      <w:tr>
+        <w:tc>
+          <w:tcPr>
+            <w:tcW w:type="dxa" w:w="5112"/>
+          </w:tcPr>
+          <w:p>
+            <w:r>
+              <w:t>Identify an assumption or limitation and design a revealing follow-up</w:t>
+            </w:r>
+          </w:p>
+        </w:tc>
+        <w:tc>
+          <w:tcPr>
+            <w:tcW w:type="dxa" w:w="5112"/>
+          </w:tcPr>
+          <w:p>
+            <w:r>
+              <w:t>Explain the deciding step, show a trace or test, and state one limit.</w:t>
+            </w:r>
+          </w:p>
+        </w:tc>
+      </w:tr>
+    </w:tbl>
+    <w:p>
+      <w:r>
+        <w:t>Remember → watch and explain → try with help → investigate → try independently → keep project evidence. Your teacher may spread this lesson across several classes.</w:t>
+      </w:r>
+    </w:p>
+    <w:p>
+      <w:r>
+        <w:t>Keep your first prediction. Compare it with what the evidence shows and explain any change.</w:t>
+      </w:r>
+    </w:p>
+    <w:p>
+      <w:pPr>
+        <w:pStyle w:val="Heading1"/>
+      </w:pPr>
+      <w:r>
+        <w:t>16. Finish and return</w:t>
+      </w:r>
+    </w:p>
+    <w:p>
+      <w:r>
+        <w:t>Close your notes. Explain this goal in your own words: Explain the mechanism and terminology of a literature comparison matrix</w:t>
+      </w:r>
+    </w:p>
+    <w:p>
+      <w:pPr>
+        <w:pStyle w:val="Heading3"/>
+      </w:pPr>
+      <w:r>
+        <w:t>My deciding step, evidence and one remaining question</w:t>
+      </w:r>
+    </w:p>
+    <w:p>
+      <w:r>
+        <w:t>________________________________________________________________</w:t>
+      </w:r>
+    </w:p>
+    <w:p>
+      <w:r>
+        <w:t>________________________________________________________________</w:t>
+      </w:r>
+    </w:p>
+    <w:p>
+      <w:r>
+        <w:t>________________________________________________________________</w:t>
+      </w:r>
+    </w:p>
+    <w:p>
+      <w:r>
+        <w:t>________________________________________________________________</w:t>
+      </w:r>
+    </w:p>
+    <w:p>
+      <w:r>
+        <w:t>________________________________________________________________</w:t>
+      </w:r>
+    </w:p>
+    <w:p>
+      <w:r>
+        <w:t>If you are unsure, return to the worked picture and explain one arrow. If you are ready, change an input or assumption and justify your prediction.</w:t>
+      </w:r>
+    </w:p>
+    <w:p>
+      <w:r>
+        <w:t>Save your workbook evidence. At the next review, try a different case before opening your old answer.</w:t>
+      </w:r>
+    </w:p>
     <w:sectPr>
       <w:pgSz w:w="12240" w:h="15840"/>
       <w:pgMar w:top="936" w:right="1008" w:bottom="936" w:left="1008" w:header="720" w:footer="720" w:gutter="0"/>

--- a/downloads/student/ai-7-week-06.docx
+++ b/downloads/student/ai-7-week-06.docx
@@ -2097,6 +2097,197 @@
         <w:t>Save your workbook evidence. At the next review, try a different case before opening your old answer.</w:t>
       </w:r>
     </w:p>
+    <w:p>
+      <w:pPr>
+        <w:pStyle w:val="Heading1"/>
+      </w:pPr>
+      <w:r>
+        <w:t>17. Supported practice, repair and portfolio</w:t>
+      </w:r>
+    </w:p>
+    <w:p>
+      <w:r>
+        <w:t>Use this supported practice once, in the browser or on paper. Keep the reserved independent assessment for a separate first attempt before teacher feedback.</w:t>
+      </w:r>
+    </w:p>
+    <w:p>
+      <w:r>
+        <w:t>A literature matrix that preserves differences. Two fictional studies evaluate related tools under different conditions.</w:t>
+      </w:r>
+    </w:p>
+    <w:p>
+      <w:pPr>
+        <w:pStyle w:val="Heading3"/>
+      </w:pPr>
+      <w:r>
+        <w:t>Practice 1: explain the deciding evidence</w:t>
+      </w:r>
+    </w:p>
+    <w:p>
+      <w:r>
+        <w:t>Which labelled step matches this detail? Neither study directly compares both tools on the same photos.</w:t>
+      </w:r>
+    </w:p>
+    <w:p>
+      <w:r>
+        <w:t>1. Name missing comparison</w:t>
+      </w:r>
+    </w:p>
+    <w:p>
+      <w:r>
+        <w:t>2. Record each method</w:t>
+      </w:r>
+    </w:p>
+    <w:p>
+      <w:r>
+        <w:t>3. Compare rates carefully</w:t>
+      </w:r>
+    </w:p>
+    <w:p>
+      <w:pPr>
+        <w:pStyle w:val="Heading3"/>
+      </w:pPr>
+      <w:r>
+        <w:t>My selected conclusion, deciding fact and explanation</w:t>
+      </w:r>
+    </w:p>
+    <w:p>
+      <w:r>
+        <w:t>________________________________________________________________</w:t>
+      </w:r>
+    </w:p>
+    <w:p>
+      <w:r>
+        <w:t>________________________________________________________________</w:t>
+      </w:r>
+    </w:p>
+    <w:p>
+      <w:r>
+        <w:t>________________________________________________________________</w:t>
+      </w:r>
+    </w:p>
+    <w:p>
+      <w:r>
+        <w:t>________________________________________________________________</w:t>
+      </w:r>
+    </w:p>
+    <w:p>
+      <w:r>
+        <w:t>________________________________________________________________</w:t>
+      </w:r>
+    </w:p>
+    <w:p>
+      <w:r>
+        <w:t>Hint if needed: Read the steps in the pictorial case. Match the supplied detail to the stage that performs or records it.</w:t>
+      </w:r>
+    </w:p>
+    <w:p>
+      <w:r>
+        <w:t>After your attempt, compare with the supported explanation: Name missing comparison Neither study directly compares both tools on the same photos. A literature matrix helps compare evidence without flattening differences. Equal percentages do not mean equivalent tasks, samples or methods.</w:t>
+      </w:r>
+    </w:p>
+    <w:p>
+      <w:pPr>
+        <w:pStyle w:val="Heading3"/>
+      </w:pPr>
+      <w:r>
+        <w:t>Practice 2: explain the deciding evidence</w:t>
+      </w:r>
+    </w:p>
+    <w:p>
+      <w:r>
+        <w:t>Changed-case practice: Remove the indoor/outdoor column. Which conclusion is supported by the supplied facts?</w:t>
+      </w:r>
+    </w:p>
+    <w:p>
+      <w:r>
+        <w:t>1. The matrix conceals an important condition difference.</w:t>
+      </w:r>
+    </w:p>
+    <w:p>
+      <w:r>
+        <w:t>2. We can decide the result without examining the changed input or the procedure.</w:t>
+      </w:r>
+    </w:p>
+    <w:p>
+      <w:r>
+        <w:t>3. This one example guarantees correct results for every future input.</w:t>
+      </w:r>
+    </w:p>
+    <w:p>
+      <w:pPr>
+        <w:pStyle w:val="Heading3"/>
+      </w:pPr>
+      <w:r>
+        <w:t>My selected conclusion, deciding fact and explanation</w:t>
+      </w:r>
+    </w:p>
+    <w:p>
+      <w:r>
+        <w:t>________________________________________________________________</w:t>
+      </w:r>
+    </w:p>
+    <w:p>
+      <w:r>
+        <w:t>________________________________________________________________</w:t>
+      </w:r>
+    </w:p>
+    <w:p>
+      <w:r>
+        <w:t>________________________________________________________________</w:t>
+      </w:r>
+    </w:p>
+    <w:p>
+      <w:r>
+        <w:t>________________________________________________________________</w:t>
+      </w:r>
+    </w:p>
+    <w:p>
+      <w:r>
+        <w:t>________________________________________________________________</w:t>
+      </w:r>
+    </w:p>
+    <w:p>
+      <w:r>
+        <w:t>Hint if needed: Use the changed condition and the deciding step in the pictorial trace. The answer must say what follows from those facts.</w:t>
+      </w:r>
+    </w:p>
+    <w:p>
+      <w:r>
+        <w:t>After your attempt, compare with the supported explanation: The matrix conceals an important condition difference. A reader might now mistake unlike studies for a controlled head-to-head comparison.</w:t>
+      </w:r>
+    </w:p>
+    <w:p>
+      <w:pPr>
+        <w:pStyle w:val="Heading3"/>
+      </w:pPr>
+      <w:r>
+        <w:t>Repair a missing building block</w:t>
+      </w:r>
+    </w:p>
+    <w:p>
+      <w:r>
+        <w:t>Review Replication and reproduction (ai-7/5). Goal: Explain the mechanism and terminology of replication and reproduction. Short practice: Calculate the scores from the original and new four-record sets. Which activity reproduces saved analysis, which repeats the protocol, and why does a different rerun of the original data need investigation?. Return to this week and explain what you changed.</w:t>
+      </w:r>
+    </w:p>
+    <w:p>
+      <w:r>
+        <w:t>Review Finding primary research (ai-7/3). Goal: Explain the mechanism and terminology of finding primary research. Short practice: Separate what the blog claims from what the original report records. Which methods and denominator must be inspected, and what status is honest if the original report is unavailable?. Return to this week and explain what you changed.</w:t>
+      </w:r>
+    </w:p>
+    <w:p>
+      <w:pPr>
+        <w:pStyle w:val="Heading3"/>
+      </w:pPr>
+      <w:r>
+        <w:t>Keep your completed work</w:t>
+      </w:r>
+    </w:p>
+    <w:p>
+      <w:r>
+        <w:t>Use Download completed work in the hosted lesson to export your answers, reflections, practice feedback and code-run evidence. Open the HTML copy to read or print it. Drafts stay in this browser when storage is available; clear drafts on a shared device.</w:t>
+      </w:r>
+    </w:p>
     <w:sectPr>
       <w:pgSz w:w="12240" w:h="15840"/>
       <w:pgMar w:top="936" w:right="1008" w:bottom="936" w:left="1008" w:header="720" w:footer="720" w:gutter="0"/>

--- a/downloads/student/ai-7-week-06.docx
+++ b/downloads/student/ai-7-week-06.docx
@@ -42,6 +42,11 @@
       </w:r>
     </w:p>
     <w:p>
+      <w:r>
+        <w:t>Start with the target: Explain the mechanism and terminology of a literature comparison matrix. Try the recall before opening notes.</w:t>
+      </w:r>
+    </w:p>
+    <w:p>
       <w:pPr>
         <w:pStyle w:val="Heading3"/>
       </w:pPr>
@@ -50,17 +55,47 @@
       </w:r>
     </w:p>
     <w:p>
-      <w:r>
-        <w:t>I can explain the mechanism and terminology of a literature comparison matrix.</w:t>
-      </w:r>
-    </w:p>
-    <w:p>
-      <w:r>
+      <w:pPr>
+        <w:spacing w:line="336" w:lineRule="auto" w:after="180"/>
+      </w:pPr>
+      <w:r>
+        <w:rPr>
+          <w:b w:val="0"/>
+        </w:rPr>
+        <w:t xml:space="preserve">I can explain the </w:t>
+      </w:r>
+      <w:r>
+        <w:rPr>
+          <w:b/>
+        </w:rPr>
+        <w:t>mechanism</w:t>
+      </w:r>
+      <w:r>
+        <w:rPr>
+          <w:b w:val="0"/>
+        </w:rPr>
+        <w:t xml:space="preserve"> and terminology of a literature comparison matrix.</w:t>
+      </w:r>
+    </w:p>
+    <w:p>
+      <w:pPr>
+        <w:spacing w:line="336" w:lineRule="auto" w:after="180"/>
+      </w:pPr>
+      <w:r>
+        <w:rPr>
+          <w:b w:val="0"/>
+        </w:rPr>
         <w:t>I can apply the stated procedure to a new case with a traceable result.</w:t>
       </w:r>
     </w:p>
     <w:p>
-      <w:r>
+      <w:pPr>
+        <w:spacing w:line="336" w:lineRule="auto" w:after="180"/>
+      </w:pPr>
+      <w:r>
+        <w:rPr>
+          <w:b w:val="0"/>
+        </w:rPr>
         <w:t>I can identify an assumption or limitation and design a revealing follow-up.</w:t>
       </w:r>
     </w:p>
@@ -73,42 +108,114 @@
       </w:r>
     </w:p>
     <w:p>
-      <w:r>
+      <w:pPr>
+        <w:spacing w:line="336" w:lineRule="auto" w:after="180"/>
+      </w:pPr>
+      <w:r>
+        <w:rPr>
+          <w:b w:val="0"/>
+        </w:rPr>
         <w:t>Close your notes first. A rough first answer helps us choose the right starting point; it is not a score for your ability.</w:t>
       </w:r>
     </w:p>
     <w:p>
-      <w:r>
+      <w:pPr>
+        <w:spacing w:line="336" w:lineRule="auto" w:after="180"/>
+      </w:pPr>
+      <w:r>
+        <w:rPr>
+          <w:b w:val="0"/>
+        </w:rPr>
         <w:t>Without opening the old lesson, explain one key idea from Replication and reproduction. Give an example and a mistake that the idea helps you avoid.</w:t>
       </w:r>
     </w:p>
     <w:p>
-      <w:r>
+      <w:pPr>
+        <w:spacing w:line="336" w:lineRule="auto" w:after="180"/>
+      </w:pPr>
+      <w:r>
+        <w:rPr>
+          <w:b w:val="0"/>
+        </w:rPr>
         <w:t>Without opening the old lesson, explain one key idea from Finding primary research. Give an example and a mistake that the idea helps you avoid.</w:t>
       </w:r>
     </w:p>
     <w:p>
-      <w:r>
-        <w:t>After trying, check the relevant lesson or ask your teacher. Change the part of your explanation that the evidence shows was wrong.</w:t>
-      </w:r>
-    </w:p>
-    <w:p>
-      <w:r>
+      <w:pPr>
+        <w:spacing w:line="336" w:lineRule="auto" w:after="180"/>
+      </w:pPr>
+      <w:r>
+        <w:rPr>
+          <w:b w:val="0"/>
+        </w:rPr>
+        <w:t xml:space="preserve">After trying, check the relevant lesson or ask your teacher. Change the part of your explanation that the </w:t>
+      </w:r>
+      <w:r>
+        <w:rPr>
+          <w:b/>
+        </w:rPr>
+        <w:t>evidence</w:t>
+      </w:r>
+      <w:r>
+        <w:rPr>
+          <w:b w:val="0"/>
+        </w:rPr>
+        <w:t xml:space="preserve"> shows was wrong.</w:t>
+      </w:r>
+    </w:p>
+    <w:p>
+      <w:pPr>
+        <w:spacing w:line="336" w:lineRule="auto" w:after="180"/>
+      </w:pPr>
+      <w:r>
+        <w:rPr>
+          <w:b w:val="0"/>
+        </w:rPr>
         <w:t>This week you will practise:</w:t>
       </w:r>
     </w:p>
     <w:p>
-      <w:r>
-        <w:t>Explain the mechanism and terminology of a literature comparison matrix</w:t>
-      </w:r>
-    </w:p>
-    <w:p>
-      <w:r>
+      <w:pPr>
+        <w:spacing w:line="336" w:lineRule="auto" w:after="180"/>
+      </w:pPr>
+      <w:r>
+        <w:rPr>
+          <w:b w:val="0"/>
+        </w:rPr>
+        <w:t xml:space="preserve">Explain the </w:t>
+      </w:r>
+      <w:r>
+        <w:rPr>
+          <w:b/>
+        </w:rPr>
+        <w:t>mechanism</w:t>
+      </w:r>
+      <w:r>
+        <w:rPr>
+          <w:b w:val="0"/>
+        </w:rPr>
+        <w:t xml:space="preserve"> and terminology of a literature comparison matrix</w:t>
+      </w:r>
+    </w:p>
+    <w:p>
+      <w:pPr>
+        <w:spacing w:line="336" w:lineRule="auto" w:after="180"/>
+      </w:pPr>
+      <w:r>
+        <w:rPr>
+          <w:b w:val="0"/>
+        </w:rPr>
         <w:t>Apply the stated procedure to a new case with a traceable result</w:t>
       </w:r>
     </w:p>
     <w:p>
-      <w:r>
+      <w:pPr>
+        <w:spacing w:line="336" w:lineRule="auto" w:after="180"/>
+      </w:pPr>
+      <w:r>
+        <w:rPr>
+          <w:b w:val="0"/>
+        </w:rPr>
         <w:t>Identify an assumption or limitation and design a revealing follow-up</w:t>
       </w:r>
     </w:p>
@@ -121,8 +228,38 @@
       </w:r>
     </w:p>
     <w:p>
-      <w:r>
-        <w:t>Recall Replication and reproduction. Explain why a recorded result needs its input conditions and evidence source before it can support a claim.</w:t>
+      <w:pPr>
+        <w:spacing w:line="336" w:lineRule="auto" w:after="180"/>
+      </w:pPr>
+      <w:r>
+        <w:rPr>
+          <w:b w:val="0"/>
+        </w:rPr>
+        <w:t xml:space="preserve">Recall Replication and reproduction. Explain why a recorded result needs its </w:t>
+      </w:r>
+      <w:r>
+        <w:rPr>
+          <w:b/>
+        </w:rPr>
+        <w:t>input</w:t>
+      </w:r>
+      <w:r>
+        <w:rPr>
+          <w:b w:val="0"/>
+        </w:rPr>
+        <w:t xml:space="preserve"> conditions and </w:t>
+      </w:r>
+      <w:r>
+        <w:rPr>
+          <w:b/>
+        </w:rPr>
+        <w:t>evidence</w:t>
+      </w:r>
+      <w:r>
+        <w:rPr>
+          <w:b w:val="0"/>
+        </w:rPr>
+        <w:t xml:space="preserve"> source before it can support a claim.</w:t>
       </w:r>
     </w:p>
     <w:p>
@@ -157,7 +294,13 @@
       </w:r>
     </w:p>
     <w:p>
-      <w:r>
+      <w:pPr>
+        <w:spacing w:line="336" w:lineRule="auto" w:after="180"/>
+      </w:pPr>
+      <w:r>
+        <w:rPr>
+          <w:b w:val="0"/>
+        </w:rPr>
         <w:t>Explain a literature comparison matrix using the records and boundaries of this fictional investigation.</w:t>
       </w:r>
     </w:p>
@@ -171,12 +314,52 @@
     </w:p>
     <w:p>
       <w:r>
-        <w:t>A literature matrix compares studies using aligned columns rather than sorting headline numbers with different meanings.</w:t>
-      </w:r>
-    </w:p>
-    <w:p>
-      <w:r>
-        <w:t>Begin by writing the question the procedure is intended to answer. Identify the information already supplied, the information it will produce and the information still missing. These are constructed classroom examples; they do not require live accounts, private records or an external service. Do not treat a plausible explanation as a measured outcome.</w:t>
+        <w:t>Investigate the supplied A literature comparison matrix case. Separate observations, given facts and assumptions before choosing an explanation.</w:t>
+      </w:r>
+    </w:p>
+    <w:p>
+      <w:pPr>
+        <w:spacing w:line="336" w:lineRule="auto" w:after="180"/>
+      </w:pPr>
+      <w:r>
+        <w:rPr>
+          <w:b w:val="0"/>
+        </w:rPr>
+        <w:t xml:space="preserve">A </w:t>
+      </w:r>
+      <w:r>
+        <w:rPr>
+          <w:b/>
+        </w:rPr>
+        <w:t>literature matrix</w:t>
+      </w:r>
+      <w:r>
+        <w:rPr>
+          <w:b w:val="0"/>
+        </w:rPr>
+        <w:t xml:space="preserve"> compares studies using aligned columns rather than sorting headline numbers with different meanings.</w:t>
+      </w:r>
+    </w:p>
+    <w:p>
+      <w:pPr>
+        <w:spacing w:line="336" w:lineRule="auto" w:after="180"/>
+      </w:pPr>
+      <w:r>
+        <w:rPr>
+          <w:b w:val="0"/>
+        </w:rPr>
+        <w:t>Begin by writing the question the procedure is intended to answer. Identify the information already supplied, the information it will produce and the information still missing.</w:t>
+      </w:r>
+    </w:p>
+    <w:p>
+      <w:pPr>
+        <w:spacing w:line="336" w:lineRule="auto" w:after="180"/>
+      </w:pPr>
+      <w:r>
+        <w:rPr>
+          <w:b w:val="0"/>
+        </w:rPr>
+        <w:t>These are constructed classroom examples; they do not require live accounts, private records or an external service. Do not treat a plausible explanation as a measured outcome.</w:t>
       </w:r>
     </w:p>
     <w:p>
@@ -212,6 +395,17 @@
     </w:p>
     <w:p>
       <w:r>
+        <w:t>Follow the mechanism for A literature comparison matrix. Connect each labelled input, deciding step and result.</w:t>
+      </w:r>
+    </w:p>
+    <w:p>
+      <w:pPr>
+        <w:spacing w:line="336" w:lineRule="auto" w:after="180"/>
+      </w:pPr>
+      <w:r>
+        <w:rPr>
+          <w:b w:val="0"/>
+        </w:rPr>
         <w:t>Record question, data, unit, baseline, metric, split, resources and limitations. Mark incomparable fields rather than forcing a ranking.</w:t>
       </w:r>
     </w:p>
@@ -308,8 +502,49 @@
       </w:r>
     </w:p>
     <w:p>
-      <w:r>
-        <w:t>Before applying the procedure, write its units, denominator or decision boundary where relevant. A partner should be able to repeat each step using the same inputs. If a required input is absent or violates the stated contract, record that condition explicitly instead of quietly replacing it with a convenient value.</w:t>
+      <w:pPr>
+        <w:spacing w:line="336" w:lineRule="auto" w:after="180"/>
+      </w:pPr>
+      <w:r>
+        <w:rPr>
+          <w:b w:val="0"/>
+        </w:rPr>
+        <w:t xml:space="preserve">Before applying the procedure, write its units, denominator or decision boundary where relevant. A partner should be able to repeat each step using the same </w:t>
+      </w:r>
+      <w:r>
+        <w:rPr>
+          <w:b/>
+        </w:rPr>
+        <w:t>input</w:t>
+      </w:r>
+      <w:r>
+        <w:rPr>
+          <w:b w:val="0"/>
+        </w:rPr>
+        <w:t>s.</w:t>
+      </w:r>
+    </w:p>
+    <w:p>
+      <w:pPr>
+        <w:spacing w:line="336" w:lineRule="auto" w:after="180"/>
+      </w:pPr>
+      <w:r>
+        <w:rPr>
+          <w:b w:val="0"/>
+        </w:rPr>
+        <w:t xml:space="preserve">If a required </w:t>
+      </w:r>
+      <w:r>
+        <w:rPr>
+          <w:b/>
+        </w:rPr>
+        <w:t>input</w:t>
+      </w:r>
+      <w:r>
+        <w:rPr>
+          <w:b w:val="0"/>
+        </w:rPr>
+        <w:t xml:space="preserve"> is absent or violates the stated contract, record that condition explicitly instead of quietly replacing it with a convenient value.</w:t>
       </w:r>
     </w:p>
     <w:p>
@@ -321,8 +556,26 @@
       </w:r>
     </w:p>
     <w:p>
-      <w:r>
-        <w:t>Point to the input, the deciding step and the result in this week’s visual. Explain the same step in ordinary words. A picture helps when you can say what each part represents.</w:t>
+      <w:pPr>
+        <w:spacing w:line="336" w:lineRule="auto" w:after="180"/>
+      </w:pPr>
+      <w:r>
+        <w:rPr>
+          <w:b w:val="0"/>
+        </w:rPr>
+        <w:t xml:space="preserve">Point to the </w:t>
+      </w:r>
+      <w:r>
+        <w:rPr>
+          <w:b/>
+        </w:rPr>
+        <w:t>input</w:t>
+      </w:r>
+      <w:r>
+        <w:rPr>
+          <w:b w:val="0"/>
+        </w:rPr>
+        <w:t>, the deciding step and the result in this week’s visual. Explain the same step in ordinary words. A picture helps when you can say what each part represents.</w:t>
       </w:r>
     </w:p>
     <w:p>
@@ -334,6 +587,11 @@
       </w:r>
     </w:p>
     <w:p>
+      <w:r>
+        <w:t>Compare the supplied cases for A literature comparison matrix. Identify the detail that changes the conclusion.</w:t>
+      </w:r>
+    </w:p>
+    <w:p>
       <w:pPr>
         <w:pStyle w:val="Heading3"/>
       </w:pPr>
@@ -342,8 +600,26 @@
       </w:r>
     </w:p>
     <w:p>
-      <w:r>
-        <w:t>Study A reports accuracy90% on easy classification; B reports claim support80% on difficult generated answers. Show the intermediate steps and give the conclusion with its scope.</w:t>
+      <w:pPr>
+        <w:spacing w:line="336" w:lineRule="auto" w:after="180"/>
+      </w:pPr>
+      <w:r>
+        <w:rPr>
+          <w:b w:val="0"/>
+        </w:rPr>
+        <w:t>Study A reports accuracy90% on easy classification; B reports claim support</w:t>
+      </w:r>
+      <w:r>
+        <w:rPr>
+          <w:b/>
+        </w:rPr>
+        <w:t>80%</w:t>
+      </w:r>
+      <w:r>
+        <w:rPr>
+          <w:b w:val="0"/>
+        </w:rPr>
+        <w:t xml:space="preserve"> on difficult generated answers. Show the intermediate steps and give the conclusion with its scope.</w:t>
       </w:r>
     </w:p>
     <w:p>
@@ -388,17 +664,68 @@
       </w:r>
     </w:p>
     <w:p>
-      <w:r>
+      <w:pPr>
+        <w:pStyle w:val="Heading3"/>
+      </w:pPr>
+      <w:r>
+        <w:t>Change one thing</w:t>
+      </w:r>
+    </w:p>
+    <w:p>
+      <w:pPr>
+        <w:spacing w:line="336" w:lineRule="auto" w:after="180"/>
+        <w:shd w:fill="F5F1FB"/>
+      </w:pPr>
+      <w:r>
+        <w:rPr>
+          <w:b w:val="0"/>
+        </w:rPr>
         <w:t>Change: Remove the indoor/outdoor column.</w:t>
       </w:r>
     </w:p>
     <w:p>
-      <w:r>
-        <w:t>Prediction: The matrix conceals an important condition difference.</w:t>
-      </w:r>
-    </w:p>
-    <w:p>
-      <w:r>
+      <w:pPr>
+        <w:pStyle w:val="Heading3"/>
+      </w:pPr>
+      <w:r>
+        <w:t>Predicted result</w:t>
+      </w:r>
+    </w:p>
+    <w:p>
+      <w:pPr>
+        <w:spacing w:line="336" w:lineRule="auto" w:after="180"/>
+        <w:shd w:fill="F1F6FC"/>
+      </w:pPr>
+      <w:r>
+        <w:rPr>
+          <w:b/>
+        </w:rPr>
+        <w:t>Prediction</w:t>
+      </w:r>
+      <w:r>
+        <w:rPr>
+          <w:b w:val="0"/>
+        </w:rPr>
+        <w:t>: The matrix conceals an important condition difference.</w:t>
+      </w:r>
+    </w:p>
+    <w:p>
+      <w:pPr>
+        <w:pStyle w:val="Heading3"/>
+      </w:pPr>
+      <w:r>
+        <w:t>Why the result follows</w:t>
+      </w:r>
+    </w:p>
+    <w:p>
+      <w:pPr>
+        <w:spacing w:line="336" w:lineRule="auto" w:after="180"/>
+        <w:shd w:fill="F1F6FC"/>
+      </w:pPr>
+      <w:r>
+        <w:rPr>
+          <w:b w:val="0"/>
+        </w:rPr>
         <w:t>Reason: A reader might now mistake unlike studies for a controlled head-to-head comparison.</w:t>
       </w:r>
     </w:p>
@@ -408,6 +735,11 @@
       </w:pPr>
       <w:r>
         <w:t>05. Words that unlock the idea</w:t>
+      </w:r>
+    </w:p>
+    <w:p>
+      <w:r>
+        <w:t>Use the vocabulary of A literature comparison matrix to explain a concrete decision, rather than only memorising definitions.</w:t>
       </w:r>
     </w:p>
     <w:tbl>
@@ -545,29 +877,127 @@
     </w:p>
     <w:p>
       <w:r>
-        <w:t>Study A reports accuracy90% on easy classification; B reports claim support80% on difficult generated answers.</w:t>
-      </w:r>
-    </w:p>
-    <w:p>
-      <w:r>
+        <w:t>Follow the worked trace for A literature comparison matrix, predict a step, then compare with its explanation.</w:t>
+      </w:r>
+    </w:p>
+    <w:p>
+      <w:pPr>
+        <w:spacing w:line="336" w:lineRule="auto" w:after="180"/>
+      </w:pPr>
+      <w:r>
+        <w:rPr>
+          <w:b w:val="0"/>
+        </w:rPr>
+        <w:t>Study A reports accuracy90% on easy classification; B reports claim support</w:t>
+      </w:r>
+      <w:r>
+        <w:rPr>
+          <w:b/>
+        </w:rPr>
+        <w:t>80%</w:t>
+      </w:r>
+      <w:r>
+        <w:rPr>
+          <w:b w:val="0"/>
+        </w:rPr>
+        <w:t xml:space="preserve"> on difficult generated answers.</w:t>
+      </w:r>
+    </w:p>
+    <w:p>
+      <w:pPr>
+        <w:spacing w:line="336" w:lineRule="auto" w:after="180"/>
+      </w:pPr>
+      <w:r>
+        <w:rPr>
+          <w:b w:val="0"/>
+        </w:rPr>
         <w:t>Different tasks and metrics cannot establish A superior to B. Keep separate columns and identify a common evaluation needed.</w:t>
       </w:r>
     </w:p>
     <w:p>
-      <w:r>
-        <w:t>Compare the intermediate evidence with the final statement. Explain why each number or decision follows from the stated inputs. The conclusion belongs to this scenario and procedure; changing the inputs, evaluation population or authority can change what it establishes. Retain the raw record so a later revision can be compared honestly.</w:t>
-      </w:r>
-    </w:p>
-    <w:p>
       <w:pPr>
         <w:pStyle w:val="Heading3"/>
       </w:pPr>
       <w:r>
+        <w:t>Worked explanation · A literature comparison matrix</w:t>
+      </w:r>
+    </w:p>
+    <w:p>
+      <w:pPr>
+        <w:spacing w:line="336" w:lineRule="auto" w:after="180"/>
+        <w:shd w:fill="F1F6FC"/>
+      </w:pPr>
+      <w:r>
+        <w:rPr>
+          <w:b w:val="0"/>
+        </w:rPr>
+        <w:t xml:space="preserve">Compare the intermediate </w:t>
+      </w:r>
+      <w:r>
+        <w:rPr>
+          <w:b/>
+        </w:rPr>
+        <w:t>evidence</w:t>
+      </w:r>
+      <w:r>
+        <w:rPr>
+          <w:b w:val="0"/>
+        </w:rPr>
+        <w:t xml:space="preserve"> with the final statement. Explain why each number or decision follows from the stated </w:t>
+      </w:r>
+      <w:r>
+        <w:rPr>
+          <w:b/>
+        </w:rPr>
+        <w:t>input</w:t>
+      </w:r>
+      <w:r>
+        <w:rPr>
+          <w:b w:val="0"/>
+        </w:rPr>
+        <w:t>s.</w:t>
+      </w:r>
+    </w:p>
+    <w:p>
+      <w:pPr>
+        <w:spacing w:line="336" w:lineRule="auto" w:after="180"/>
+        <w:shd w:fill="F1F6FC"/>
+      </w:pPr>
+      <w:r>
+        <w:rPr>
+          <w:b w:val="0"/>
+        </w:rPr>
+        <w:t xml:space="preserve">The conclusion belongs to this scenario and procedure; changing the </w:t>
+      </w:r>
+      <w:r>
+        <w:rPr>
+          <w:b/>
+        </w:rPr>
+        <w:t>input</w:t>
+      </w:r>
+      <w:r>
+        <w:rPr>
+          <w:b w:val="0"/>
+        </w:rPr>
+        <w:t>s, evaluation population or authority can change what it establishes. Retain the raw record so a later revision can be compared honestly.</w:t>
+      </w:r>
+    </w:p>
+    <w:p>
+      <w:pPr>
+        <w:pStyle w:val="Heading3"/>
+      </w:pPr>
+      <w:r>
         <w:t>Learn from the worked case</w:t>
       </w:r>
     </w:p>
     <w:p>
-      <w:r>
+      <w:pPr>
+        <w:spacing w:line="336" w:lineRule="auto" w:after="180"/>
+      </w:pPr>
+      <w:r>
+        <w:rPr>
+          <w:b w:val="0"/>
+        </w:rPr>
         <w:t>Cover the result before checking it. Say what is given, choose the procedure, and follow one step at a time. Then uncover the result and explain your first mismatch. Ask why a step is allowed, not only what number it produces.</w:t>
       </w:r>
     </w:p>
@@ -580,8 +1010,26 @@
       </w:r>
     </w:p>
     <w:p>
-      <w:r>
-        <w:t>A literature matrix that preserves differences. Two fictional studies evaluate related tools under different conditions.</w:t>
+      <w:pPr>
+        <w:spacing w:line="336" w:lineRule="auto" w:after="180"/>
+      </w:pPr>
+      <w:r>
+        <w:rPr>
+          <w:b w:val="0"/>
+        </w:rPr>
+        <w:t xml:space="preserve">A </w:t>
+      </w:r>
+      <w:r>
+        <w:rPr>
+          <w:b/>
+        </w:rPr>
+        <w:t>literature matrix</w:t>
+      </w:r>
+      <w:r>
+        <w:rPr>
+          <w:b w:val="0"/>
+        </w:rPr>
+        <w:t xml:space="preserve"> that preserves differences. Two fictional studies evaluate related tools under different conditions.</w:t>
       </w:r>
     </w:p>
     <w:p>
@@ -593,8 +1041,35 @@
       </w:r>
     </w:p>
     <w:p>
-      <w:r>
-        <w:t>Study S1: 8/10 correct on indoor photos. S2: 16/20 on outdoor photos. Both report 80%.</w:t>
+      <w:pPr>
+        <w:pStyle w:val="Heading3"/>
+      </w:pPr>
+      <w:r>
+        <w:t>Supplied facts</w:t>
+      </w:r>
+    </w:p>
+    <w:p>
+      <w:pPr>
+        <w:spacing w:line="336" w:lineRule="auto" w:after="180"/>
+        <w:shd w:fill="F1F6FC"/>
+      </w:pPr>
+      <w:r>
+        <w:rPr>
+          <w:b w:val="0"/>
+        </w:rPr>
+        <w:t xml:space="preserve">Study S1: 8/10 correct on indoor photos. S2: 16/20 on outdoor photos. Both report </w:t>
+      </w:r>
+      <w:r>
+        <w:rPr>
+          <w:b/>
+        </w:rPr>
+        <w:t>80%</w:t>
+      </w:r>
+      <w:r>
+        <w:rPr>
+          <w:b w:val="0"/>
+        </w:rPr>
+        <w:t>.</w:t>
       </w:r>
     </w:p>
     <w:p>
@@ -793,30 +1268,126 @@
       </w:r>
     </w:p>
     <w:p>
-      <w:r>
-        <w:t>A literature matrix helps compare evidence without flattening differences. Equal percentages do not mean equivalent tasks, samples or methods.</w:t>
-      </w:r>
-    </w:p>
-    <w:p>
       <w:pPr>
         <w:pStyle w:val="Heading3"/>
       </w:pPr>
       <w:r>
+        <w:t>Why the result follows</w:t>
+      </w:r>
+    </w:p>
+    <w:p>
+      <w:pPr>
+        <w:spacing w:line="336" w:lineRule="auto" w:after="180"/>
+        <w:shd w:fill="F1F6FC"/>
+      </w:pPr>
+      <w:r>
+        <w:rPr>
+          <w:b w:val="0"/>
+        </w:rPr>
+        <w:t xml:space="preserve">A </w:t>
+      </w:r>
+      <w:r>
+        <w:rPr>
+          <w:b/>
+        </w:rPr>
+        <w:t>literature matrix</w:t>
+      </w:r>
+      <w:r>
+        <w:rPr>
+          <w:b w:val="0"/>
+        </w:rPr>
+        <w:t xml:space="preserve"> helps compare </w:t>
+      </w:r>
+      <w:r>
+        <w:rPr>
+          <w:b/>
+        </w:rPr>
+        <w:t>evidence</w:t>
+      </w:r>
+      <w:r>
+        <w:rPr>
+          <w:b w:val="0"/>
+        </w:rPr>
+        <w:t xml:space="preserve"> without flattening differences. Equal percentages do not mean equivalent tasks, samples or methods.</w:t>
+      </w:r>
+    </w:p>
+    <w:p>
+      <w:pPr>
+        <w:pStyle w:val="Heading3"/>
+      </w:pPr>
+      <w:r>
         <w:t>What this example does not establish</w:t>
       </w:r>
     </w:p>
     <w:p>
-      <w:r>
+      <w:pPr>
+        <w:pStyle w:val="Heading3"/>
+      </w:pPr>
+      <w:r>
+        <w:t>Keep the stated limit</w:t>
+      </w:r>
+    </w:p>
+    <w:p>
+      <w:pPr>
+        <w:spacing w:line="336" w:lineRule="auto" w:after="180"/>
+        <w:shd w:fill="FFF5E6"/>
+      </w:pPr>
+      <w:r>
+        <w:rPr>
+          <w:b w:val="0"/>
+        </w:rPr>
         <w:t>These fictional studies illustrate comparison practice; no real literature finding is asserted.</w:t>
       </w:r>
     </w:p>
     <w:p>
-      <w:r>
-        <w:t>Read the labelled picture: Explain why 8/10 indoors and 16/20 outdoors share a rate but not a controlled comparison. Which condition column must the literature matrix preserve?</w:t>
-      </w:r>
-    </w:p>
-    <w:p>
-      <w:r>
+      <w:pPr>
+        <w:pStyle w:val="Heading3"/>
+      </w:pPr>
+      <w:r>
+        <w:t>Keep the stated limit</w:t>
+      </w:r>
+    </w:p>
+    <w:p>
+      <w:pPr>
+        <w:spacing w:line="336" w:lineRule="auto" w:after="180"/>
+        <w:shd w:fill="FFF5E6"/>
+      </w:pPr>
+      <w:r>
+        <w:rPr>
+          <w:b w:val="0"/>
+        </w:rPr>
+        <w:t xml:space="preserve">Read the labelled picture: Explain why 8/10 indoors and 16/20 outdoors share a rate but not a controlled comparison. Which condition column must the </w:t>
+      </w:r>
+      <w:r>
+        <w:rPr>
+          <w:b/>
+        </w:rPr>
+        <w:t>literature matrix</w:t>
+      </w:r>
+      <w:r>
+        <w:rPr>
+          <w:b w:val="0"/>
+        </w:rPr>
+        <w:t xml:space="preserve"> preserve?</w:t>
+      </w:r>
+    </w:p>
+    <w:p>
+      <w:pPr>
+        <w:pStyle w:val="Heading3"/>
+      </w:pPr>
+      <w:r>
+        <w:t>Keep the stated limit</w:t>
+      </w:r>
+    </w:p>
+    <w:p>
+      <w:pPr>
+        <w:spacing w:line="336" w:lineRule="auto" w:after="180"/>
+        <w:shd w:fill="FFF5E6"/>
+      </w:pPr>
+      <w:r>
+        <w:rPr>
+          <w:b w:val="0"/>
+        </w:rPr>
         <w:t>Change one thing: Remove the indoor/outdoor column. Predict the result before checking the explanation. What remains the same?</w:t>
       </w:r>
     </w:p>
@@ -830,12 +1401,30 @@
     </w:p>
     <w:p>
       <w:r>
-        <w:t>A matrix documents comparison limits; it does not create missing common evidence.</w:t>
-      </w:r>
-    </w:p>
-    <w:p>
-      <w:r>
-        <w:t>A useful check asks what would make the reasoning fail. Distinguish a failure to execute the declared procedure from a weakness in the procedure itself. The first may require a correction; the second requires an explicitly revised method and new evidence. Preserve unsuccessful cases so an improved result cannot hide the original problem.</w:t>
+        <w:t>Find the unsupported step in the A literature comparison matrix claim and explain a repair using the supplied evidence.</w:t>
+      </w:r>
+    </w:p>
+    <w:p>
+      <w:pPr>
+        <w:spacing w:line="336" w:lineRule="auto" w:after="180"/>
+      </w:pPr>
+      <w:r>
+        <w:rPr>
+          <w:b w:val="0"/>
+        </w:rPr>
+        <w:t xml:space="preserve">A matrix documents comparison limits; it does not create missing common </w:t>
+      </w:r>
+      <w:r>
+        <w:rPr>
+          <w:b/>
+        </w:rPr>
+        <w:t>evidence</w:t>
+      </w:r>
+      <w:r>
+        <w:rPr>
+          <w:b w:val="0"/>
+        </w:rPr>
+        <w:t>.</w:t>
       </w:r>
     </w:p>
     <w:p>
@@ -843,6 +1432,50 @@
         <w:pStyle w:val="Heading3"/>
       </w:pPr>
       <w:r>
+        <w:t>Check the claim against the facts</w:t>
+      </w:r>
+    </w:p>
+    <w:p>
+      <w:pPr>
+        <w:spacing w:line="336" w:lineRule="auto" w:after="180"/>
+        <w:shd w:fill="FFF5E6"/>
+      </w:pPr>
+      <w:r>
+        <w:rPr>
+          <w:b w:val="0"/>
+        </w:rPr>
+        <w:t>A useful check asks what would make the reasoning fail. Distinguish a failure to execute the declared procedure from a weakness in the procedure itself.</w:t>
+      </w:r>
+    </w:p>
+    <w:p>
+      <w:pPr>
+        <w:spacing w:line="336" w:lineRule="auto" w:after="180"/>
+        <w:shd w:fill="FFF5E6"/>
+      </w:pPr>
+      <w:r>
+        <w:rPr>
+          <w:b w:val="0"/>
+        </w:rPr>
+        <w:t xml:space="preserve">The first may require a correction; the second requires an explicitly revised method and new </w:t>
+      </w:r>
+      <w:r>
+        <w:rPr>
+          <w:b/>
+        </w:rPr>
+        <w:t>evidence</w:t>
+      </w:r>
+      <w:r>
+        <w:rPr>
+          <w:b w:val="0"/>
+        </w:rPr>
+        <w:t>. Preserve unsuccessful cases so an improved result cannot hide the original problem.</w:t>
+      </w:r>
+    </w:p>
+    <w:p>
+      <w:pPr>
+        <w:pStyle w:val="Heading3"/>
+      </w:pPr>
+      <w:r>
         <w:t>Guided: restate the worked result, then name the assumption or limitation that prevents a broader conclusion.</w:t>
       </w:r>
     </w:p>
@@ -880,8 +1513,26 @@
       </w:r>
     </w:p>
     <w:p>
-      <w:r>
-        <w:t>A report omits this qualification: A matrix documents comparison limits; it does not create missing common evidence. Explain how omitting it could change a reader's interpretation, and write an accurate replacement.</w:t>
+      <w:pPr>
+        <w:spacing w:line="336" w:lineRule="auto" w:after="180"/>
+      </w:pPr>
+      <w:r>
+        <w:rPr>
+          <w:b w:val="0"/>
+        </w:rPr>
+        <w:t xml:space="preserve">A report omits this qualification: A matrix documents comparison limits; it does not create missing common </w:t>
+      </w:r>
+      <w:r>
+        <w:rPr>
+          <w:b/>
+        </w:rPr>
+        <w:t>evidence</w:t>
+      </w:r>
+      <w:r>
+        <w:rPr>
+          <w:b w:val="0"/>
+        </w:rPr>
+        <w:t>. Explain how omitting it could change a reader's interpretation, and write an accurate replacement.</w:t>
       </w:r>
     </w:p>
     <w:p>
@@ -932,7 +1583,54 @@
     </w:p>
     <w:p>
       <w:r>
-        <w:t>Explain the weekly mechanism in your own words. Use the worked scenario to name its input, decision rule and output.</w:t>
+        <w:t>Practise A literature comparison matrix with support, then explain the deciding step in your own words.</w:t>
+      </w:r>
+    </w:p>
+    <w:p>
+      <w:pPr>
+        <w:spacing w:line="336" w:lineRule="auto" w:after="180"/>
+      </w:pPr>
+      <w:r>
+        <w:rPr>
+          <w:b w:val="0"/>
+        </w:rPr>
+        <w:t xml:space="preserve">Explain the weekly </w:t>
+      </w:r>
+      <w:r>
+        <w:rPr>
+          <w:b/>
+        </w:rPr>
+        <w:t>mechanism</w:t>
+      </w:r>
+      <w:r>
+        <w:rPr>
+          <w:b w:val="0"/>
+        </w:rPr>
+        <w:t xml:space="preserve"> in your own words. Use the worked scenario to name its </w:t>
+      </w:r>
+      <w:r>
+        <w:rPr>
+          <w:b/>
+        </w:rPr>
+        <w:t>input</w:t>
+      </w:r>
+      <w:r>
+        <w:rPr>
+          <w:b w:val="0"/>
+        </w:rPr>
+        <w:t xml:space="preserve">, decision rule and </w:t>
+      </w:r>
+      <w:r>
+        <w:rPr>
+          <w:b/>
+        </w:rPr>
+        <w:t>output</w:t>
+      </w:r>
+      <w:r>
+        <w:rPr>
+          <w:b w:val="0"/>
+        </w:rPr>
+        <w:t>.</w:t>
       </w:r>
     </w:p>
     <w:p>
@@ -1005,8 +1703,26 @@
       </w:r>
     </w:p>
     <w:p>
-      <w:r>
-        <w:t>Use workbook W2 for the connected example “A literature comparison matrix”. First fill the input and rule boxes. Try the middle steps before asking for a hint. After a hint, try the next step yourself.</w:t>
+      <w:pPr>
+        <w:spacing w:line="336" w:lineRule="auto" w:after="180"/>
+      </w:pPr>
+      <w:r>
+        <w:rPr>
+          <w:b w:val="0"/>
+        </w:rPr>
+        <w:t xml:space="preserve">Use workbook W2 for the connected example “A literature comparison matrix”. First fill the </w:t>
+      </w:r>
+      <w:r>
+        <w:rPr>
+          <w:b/>
+        </w:rPr>
+        <w:t>input</w:t>
+      </w:r>
+      <w:r>
+        <w:rPr>
+          <w:b w:val="0"/>
+        </w:rPr>
+        <w:t xml:space="preserve"> and rule boxes. Try the middle steps before asking for a hint. After a hint, try the next step yourself.</w:t>
       </w:r>
     </w:p>
     <w:tbl>
@@ -1089,7 +1805,13 @@
       </w:tr>
     </w:tbl>
     <w:p>
-      <w:r>
+      <w:pPr>
+        <w:spacing w:line="336" w:lineRule="auto" w:after="180"/>
+      </w:pPr>
+      <w:r>
+        <w:rPr>
+          <w:b w:val="0"/>
+        </w:rPr>
         <w:t>Explain your trace to a partner. Your partner points to one step to check. Swap roles on the next case. Each person writes their own explanation.</w:t>
       </w:r>
     </w:p>
@@ -1102,12 +1824,35 @@
       </w:r>
     </w:p>
     <w:p>
-      <w:r>
-        <w:t>Use the worked case for A literature comparison matrix. Proposed explanation: “The worked result establishes every future case”. Decide whether this explanation is supported. Point to the step or supplied fact that decides; explain your repair if needed.</w:t>
-      </w:r>
-    </w:p>
-    <w:p>
-      <w:r>
+      <w:pPr>
+        <w:spacing w:line="336" w:lineRule="auto" w:after="180"/>
+      </w:pPr>
+      <w:r>
+        <w:rPr>
+          <w:b w:val="0"/>
+        </w:rPr>
+        <w:t>Use the worked case for A literature comparison matrix. Proposed explanation: “The worked result establishes every future case”. Decide whether this explanation is supported.</w:t>
+      </w:r>
+    </w:p>
+    <w:p>
+      <w:pPr>
+        <w:spacing w:line="336" w:lineRule="auto" w:after="180"/>
+      </w:pPr>
+      <w:r>
+        <w:rPr>
+          <w:b w:val="0"/>
+        </w:rPr>
+        <w:t>Point to the step or supplied fact that decides; explain your repair if needed.</w:t>
+      </w:r>
+    </w:p>
+    <w:p>
+      <w:pPr>
+        <w:spacing w:line="336" w:lineRule="auto" w:after="180"/>
+      </w:pPr>
+      <w:r>
+        <w:rPr>
+          <w:b w:val="0"/>
+        </w:rPr>
         <w:t>Answer on your own before discussion. If you are unsure, say which step you need help with.</w:t>
       </w:r>
     </w:p>
@@ -1120,8 +1865,27 @@
       </w:r>
     </w:p>
     <w:p>
-      <w:r>
-        <w:t>Explain why 8/10 indoors and 16/20 outdoors share a rate but not a controlled comparison. Which condition column must the literature matrix preserve?</w:t>
+      <w:pPr>
+        <w:spacing w:line="336" w:lineRule="auto" w:after="180"/>
+        <w:shd w:fill="F5F1FB"/>
+      </w:pPr>
+      <w:r>
+        <w:rPr>
+          <w:b w:val="0"/>
+        </w:rPr>
+        <w:t xml:space="preserve">Explain why 8/10 indoors and 16/20 outdoors share a rate but not a controlled comparison. Which condition column must the </w:t>
+      </w:r>
+      <w:r>
+        <w:rPr>
+          <w:b/>
+        </w:rPr>
+        <w:t>literature matrix</w:t>
+      </w:r>
+      <w:r>
+        <w:rPr>
+          <w:b w:val="0"/>
+        </w:rPr>
+        <w:t xml:space="preserve"> preserve?</w:t>
       </w:r>
     </w:p>
     <w:p>
@@ -1153,7 +1917,13 @@
       </w:r>
     </w:p>
     <w:p>
-      <w:r>
+      <w:pPr>
+        <w:spacing w:line="336" w:lineRule="auto" w:after="180"/>
+      </w:pPr>
+      <w:r>
+        <w:rPr>
+          <w:b w:val="0"/>
+        </w:rPr>
         <w:t>This is supported practice. Keep the separately named independent case for an attempt before feedback.</w:t>
       </w:r>
     </w:p>
@@ -1166,6 +1936,11 @@
       </w:r>
     </w:p>
     <w:p>
+      <w:r>
+        <w:t>Investigate A literature comparison matrix. Record the prediction, actual observation or labelled paper trace, explanation and next test separately.</w:t>
+      </w:r>
+    </w:p>
+    <w:p>
       <w:pPr>
         <w:pStyle w:val="Heading3"/>
       </w:pPr>
@@ -1174,8 +1949,26 @@
       </w:r>
     </w:p>
     <w:p>
-      <w:r>
-        <w:t>Study A reports accuracy90% on easy classification; B reports claim support80% on difficult generated answers. Show the intermediate steps and give the conclusion with its scope.</w:t>
+      <w:pPr>
+        <w:spacing w:line="336" w:lineRule="auto" w:after="180"/>
+      </w:pPr>
+      <w:r>
+        <w:rPr>
+          <w:b w:val="0"/>
+        </w:rPr>
+        <w:t>Study A reports accuracy90% on easy classification; B reports claim support</w:t>
+      </w:r>
+      <w:r>
+        <w:rPr>
+          <w:b/>
+        </w:rPr>
+        <w:t>80%</w:t>
+      </w:r>
+      <w:r>
+        <w:rPr>
+          <w:b w:val="0"/>
+        </w:rPr>
+        <w:t xml:space="preserve"> on difficult generated answers. Show the intermediate steps and give the conclusion with its scope.</w:t>
       </w:r>
     </w:p>
     <w:tbl>
@@ -1315,7 +2108,13 @@
       </w:tr>
     </w:tbl>
     <w:p>
-      <w:r>
+      <w:pPr>
+        <w:spacing w:line="336" w:lineRule="auto" w:after="180"/>
+      </w:pPr>
+      <w:r>
+        <w:rPr>
+          <w:b w:val="0"/>
+        </w:rPr>
         <w:t>On paper, trace the supplied procedure. If code is provided, predict before running it in a local practice file. Never write an expected answer as though it were an observed run.</w:t>
       </w:r>
     </w:p>
@@ -1328,7 +2127,13 @@
       </w:r>
     </w:p>
     <w:p>
-      <w:r>
+      <w:pPr>
+        <w:spacing w:line="336" w:lineRule="auto" w:after="180"/>
+      </w:pPr>
+      <w:r>
+        <w:rPr>
+          <w:b w:val="0"/>
+        </w:rPr>
         <w:t>Before trying: what do I expect, and why? While trying: which step could first go wrong? Afterwards: what did I actually observe, and what should change? Keep “not run” if you only traced the procedure.</w:t>
       </w:r>
     </w:p>
@@ -1341,6 +2146,11 @@
       </w:r>
     </w:p>
     <w:p>
+      <w:r>
+        <w:t>Move from recall to tracing, diagnosis and transfer in A literature comparison matrix. Explain why each step is justified.</w:t>
+      </w:r>
+    </w:p>
+    <w:p>
       <w:pPr>
         <w:pStyle w:val="Heading3"/>
       </w:pPr>
@@ -1349,18 +2159,95 @@
       </w:r>
     </w:p>
     <w:p>
-      <w:r>
-        <w:t>Explain the weekly mechanism in your own words. Use the worked scenario to name its input, decision rule and output.</w:t>
-      </w:r>
-    </w:p>
-    <w:p>
-      <w:r>
-        <w:t>A report omits this qualification: A matrix documents comparison limits; it does not create missing common evidence. Explain how omitting it could change a reader's interpretation, and write an accurate replacement.</w:t>
-      </w:r>
-    </w:p>
-    <w:p>
-      <w:r>
-        <w:t>For the worked scenario, propose one additional case that could reveal a failure, describe its expected outcome before running it, and explain what would need to remain fixed for a fair comparison. Do not reuse W4 as a new final test after receiving feedback.</w:t>
+      <w:pPr>
+        <w:spacing w:line="336" w:lineRule="auto" w:after="180"/>
+      </w:pPr>
+      <w:r>
+        <w:rPr>
+          <w:b w:val="0"/>
+        </w:rPr>
+        <w:t xml:space="preserve">Explain the weekly </w:t>
+      </w:r>
+      <w:r>
+        <w:rPr>
+          <w:b/>
+        </w:rPr>
+        <w:t>mechanism</w:t>
+      </w:r>
+      <w:r>
+        <w:rPr>
+          <w:b w:val="0"/>
+        </w:rPr>
+        <w:t xml:space="preserve"> in your own words. Use the worked scenario to name its </w:t>
+      </w:r>
+      <w:r>
+        <w:rPr>
+          <w:b/>
+        </w:rPr>
+        <w:t>input</w:t>
+      </w:r>
+      <w:r>
+        <w:rPr>
+          <w:b w:val="0"/>
+        </w:rPr>
+        <w:t xml:space="preserve">, decision rule and </w:t>
+      </w:r>
+      <w:r>
+        <w:rPr>
+          <w:b/>
+        </w:rPr>
+        <w:t>output</w:t>
+      </w:r>
+      <w:r>
+        <w:rPr>
+          <w:b w:val="0"/>
+        </w:rPr>
+        <w:t>.</w:t>
+      </w:r>
+    </w:p>
+    <w:p>
+      <w:pPr>
+        <w:spacing w:line="336" w:lineRule="auto" w:after="180"/>
+      </w:pPr>
+      <w:r>
+        <w:rPr>
+          <w:b w:val="0"/>
+        </w:rPr>
+        <w:t xml:space="preserve">A report omits this qualification: A matrix documents comparison limits; it does not create missing common </w:t>
+      </w:r>
+      <w:r>
+        <w:rPr>
+          <w:b/>
+        </w:rPr>
+        <w:t>evidence</w:t>
+      </w:r>
+      <w:r>
+        <w:rPr>
+          <w:b w:val="0"/>
+        </w:rPr>
+        <w:t>. Explain how omitting it could change a reader's interpretation, and write an accurate replacement.</w:t>
+      </w:r>
+    </w:p>
+    <w:p>
+      <w:pPr>
+        <w:spacing w:line="336" w:lineRule="auto" w:after="180"/>
+      </w:pPr>
+      <w:r>
+        <w:rPr>
+          <w:b w:val="0"/>
+        </w:rPr>
+        <w:t>For the worked scenario, propose one additional case that could reveal a failure, describe its expected outcome before running it, and explain what would need to remain fixed for a fair comparison.</w:t>
+      </w:r>
+    </w:p>
+    <w:p>
+      <w:pPr>
+        <w:spacing w:line="336" w:lineRule="auto" w:after="180"/>
+      </w:pPr>
+      <w:r>
+        <w:rPr>
+          <w:b w:val="0"/>
+        </w:rPr>
+        <w:t>Do not reuse W4 as a new final test after receiving feedback.</w:t>
       </w:r>
     </w:p>
     <w:p>
@@ -1406,7 +2293,77 @@
     </w:p>
     <w:p>
       <w:r>
-        <w:t>Add a labelled a literature comparison matrix evidence sheet to Reproducible AI Research Study. Show how you can explain the mechanism and terminology of a literature comparison matrix. Use the supplied fictional case and keep its inputs, intermediate steps, calculation or prediction, and limitation. Connect this record to last week’s record; a matching answer without a trace is insufficient.</w:t>
+        <w:t>Apply this week’s idea to Reproducible AI Research Study. Keep an annotated decision and the evidence supporting it.</w:t>
+      </w:r>
+    </w:p>
+    <w:p>
+      <w:pPr>
+        <w:spacing w:line="336" w:lineRule="auto" w:after="180"/>
+      </w:pPr>
+      <w:r>
+        <w:rPr>
+          <w:b w:val="0"/>
+        </w:rPr>
+        <w:t xml:space="preserve">Add a labelled a literature comparison matrix </w:t>
+      </w:r>
+      <w:r>
+        <w:rPr>
+          <w:b/>
+        </w:rPr>
+        <w:t>evidence</w:t>
+      </w:r>
+      <w:r>
+        <w:rPr>
+          <w:b w:val="0"/>
+        </w:rPr>
+        <w:t xml:space="preserve"> sheet to Reproducible AI Research Study. Show how you can explain the </w:t>
+      </w:r>
+      <w:r>
+        <w:rPr>
+          <w:b/>
+        </w:rPr>
+        <w:t>mechanism</w:t>
+      </w:r>
+      <w:r>
+        <w:rPr>
+          <w:b w:val="0"/>
+        </w:rPr>
+        <w:t xml:space="preserve"> and terminology of a literature comparison matrix.</w:t>
+      </w:r>
+    </w:p>
+    <w:p>
+      <w:pPr>
+        <w:spacing w:line="336" w:lineRule="auto" w:after="180"/>
+      </w:pPr>
+      <w:r>
+        <w:rPr>
+          <w:b w:val="0"/>
+        </w:rPr>
+        <w:t xml:space="preserve">Use the supplied fictional case and keep its </w:t>
+      </w:r>
+      <w:r>
+        <w:rPr>
+          <w:b/>
+        </w:rPr>
+        <w:t>input</w:t>
+      </w:r>
+      <w:r>
+        <w:rPr>
+          <w:b w:val="0"/>
+        </w:rPr>
+        <w:t xml:space="preserve">s, intermediate steps, calculation or </w:t>
+      </w:r>
+      <w:r>
+        <w:rPr>
+          <w:b/>
+        </w:rPr>
+        <w:t>prediction</w:t>
+      </w:r>
+      <w:r>
+        <w:rPr>
+          <w:b w:val="0"/>
+        </w:rPr>
+        <w:t>, and limitation. Connect this record to last week’s record; a matching answer without a trace is insufficient.</w:t>
       </w:r>
     </w:p>
     <w:tbl>
@@ -1534,7 +2491,13 @@
       </w:r>
     </w:p>
     <w:p>
-      <w:r>
+      <w:pPr>
+        <w:spacing w:line="336" w:lineRule="auto" w:after="180"/>
+      </w:pPr>
+      <w:r>
+        <w:rPr>
+          <w:b w:val="0"/>
+        </w:rPr>
         <w:t>For the Reproducible AI Research Study, retain an annotated worked trace and the changed-case reasoning. Connect the claim to its records, units and assumptions so another investigator can challenge or reproduce it.</w:t>
       </w:r>
     </w:p>
@@ -1548,7 +2511,29 @@
     </w:p>
     <w:p>
       <w:r>
-        <w:t>Complete the supported workbook tasks before attempting W4 independently. Record any hints or help used. After feedback, use the teacher's fresh retry rather than copying the earlier answer. For a project, select a relevant new case, predict the outcome from the declared rule and preserve the result alongside any revision.</w:t>
+        <w:t>Use a genuinely new case for independent evidence. Previously discussed examples remain practice; use the separately named independent case before feedback.</w:t>
+      </w:r>
+    </w:p>
+    <w:p>
+      <w:pPr>
+        <w:spacing w:line="336" w:lineRule="auto" w:after="180"/>
+      </w:pPr>
+      <w:r>
+        <w:rPr>
+          <w:b w:val="0"/>
+        </w:rPr>
+        <w:t>Complete the supported workbook tasks before attempting W4 independently. Record any hints or help used. After feedback, use the teacher's fresh retry rather than copying the earlier answer.</w:t>
+      </w:r>
+    </w:p>
+    <w:p>
+      <w:pPr>
+        <w:spacing w:line="336" w:lineRule="auto" w:after="180"/>
+      </w:pPr>
+      <w:r>
+        <w:rPr>
+          <w:b w:val="0"/>
+        </w:rPr>
+        <w:t>For a project, select a relevant new case, predict the outcome from the declared rule and preserve the result alongside any revision.</w:t>
       </w:r>
     </w:p>
     <w:p>
@@ -1585,8 +2570,25 @@
       </w:r>
     </w:p>
     <w:p>
-      <w:r>
-        <w:t>For the worked scenario, propose one additional case that could reveal a failure, describe its expected outcome before running it, and explain what would need to remain fixed for a fair comparison. Do not reuse W4 as a new final test after receiving feedback.</w:t>
+      <w:pPr>
+        <w:spacing w:line="336" w:lineRule="auto" w:after="180"/>
+      </w:pPr>
+      <w:r>
+        <w:rPr>
+          <w:b w:val="0"/>
+        </w:rPr>
+        <w:t>For the worked scenario, propose one additional case that could reveal a failure, describe its expected outcome before running it, and explain what would need to remain fixed for a fair comparison.</w:t>
+      </w:r>
+    </w:p>
+    <w:p>
+      <w:pPr>
+        <w:spacing w:line="336" w:lineRule="auto" w:after="180"/>
+      </w:pPr>
+      <w:r>
+        <w:rPr>
+          <w:b w:val="0"/>
+        </w:rPr>
+        <w:t>Do not reuse W4 as a new final test after receiving feedback.</w:t>
       </w:r>
     </w:p>
     <w:p>
@@ -1623,6 +2625,11 @@
       </w:pPr>
       <w:r>
         <w:t>13. Study a complete case</w:t>
+      </w:r>
+    </w:p>
+    <w:p>
+      <w:r>
+        <w:t>Revisit the complete A literature comparison matrix case for supported practice. Repeated examples do not become fresh assessments.</w:t>
       </w:r>
     </w:p>
     <w:p>
@@ -1726,8 +2733,26 @@
       </w:r>
     </w:p>
     <w:p>
-      <w:r>
-        <w:t>Follow the input through the stated procedure to its result. Cover the result first, predict it, then explain every intermediate step. The text/table accompanies the figure so the example can be read without colour.</w:t>
+      <w:pPr>
+        <w:spacing w:line="336" w:lineRule="auto" w:after="180"/>
+      </w:pPr>
+      <w:r>
+        <w:rPr>
+          <w:b w:val="0"/>
+        </w:rPr>
+        <w:t xml:space="preserve">Follow the </w:t>
+      </w:r>
+      <w:r>
+        <w:rPr>
+          <w:b/>
+        </w:rPr>
+        <w:t>input</w:t>
+      </w:r>
+      <w:r>
+        <w:rPr>
+          <w:b w:val="0"/>
+        </w:rPr>
+        <w:t xml:space="preserve"> through the stated procedure to its result. Cover the result first, predict it, then explain every intermediate step. The text/table accompanies the figure so the example can be read without colour.</w:t>
       </w:r>
     </w:p>
     <w:p>
@@ -1777,6 +2802,11 @@
       </w:r>
     </w:p>
     <w:p>
+      <w:r>
+        <w:t>Attempt the reserved new case before feedback. Record support; the earlier examples below remain additional practice.</w:t>
+      </w:r>
+    </w:p>
+    <w:p>
       <w:pPr>
         <w:pStyle w:val="Heading3"/>
       </w:pPr>
@@ -1785,7 +2815,14 @@
       </w:r>
     </w:p>
     <w:p>
-      <w:r>
+      <w:pPr>
+        <w:spacing w:line="336" w:lineRule="auto" w:after="180"/>
+        <w:shd w:fill="F5F1FB"/>
+      </w:pPr>
+      <w:r>
+        <w:rPr>
+          <w:b w:val="0"/>
+        </w:rPr>
         <w:t>A has recall@5 .8; B has precision@3 .9 on another corpus. Can you rank them?</w:t>
       </w:r>
     </w:p>
@@ -1833,7 +2870,13 @@
       </w:r>
     </w:p>
     <w:p>
-      <w:r>
+      <w:pPr>
+        <w:spacing w:line="336" w:lineRule="auto" w:after="180"/>
+      </w:pPr>
+      <w:r>
+        <w:rPr>
+          <w:b w:val="0"/>
+        </w:rPr>
         <w:t>Attempt this case before feedback. Record any help. Earlier examples below are further practice; a case already practised with feedback cannot establish fresh transfer.</w:t>
       </w:r>
     </w:p>
@@ -1846,7 +2889,14 @@
       </w:r>
     </w:p>
     <w:p>
-      <w:r>
+      <w:pPr>
+        <w:spacing w:line="336" w:lineRule="auto" w:after="180"/>
+        <w:shd w:fill="F5F1FB"/>
+      </w:pPr>
+      <w:r>
+        <w:rPr>
+          <w:b w:val="0"/>
+        </w:rPr>
         <w:t>A has recall@5 .8; B has precision@3 .9 on another corpus. Can you rank them?</w:t>
       </w:r>
     </w:p>
@@ -1899,7 +2949,13 @@
       </w:r>
     </w:p>
     <w:p>
-      <w:r>
+      <w:pPr>
+        <w:spacing w:line="336" w:lineRule="auto" w:after="180"/>
+      </w:pPr>
+      <w:r>
+        <w:rPr>
+          <w:b w:val="0"/>
+        </w:rPr>
         <w:t>Record support used: none, hint or teacher explanation. After feedback, a different case is needed to demonstrate independence.</w:t>
       </w:r>
     </w:p>
@@ -1912,8 +2968,25 @@
       </w:r>
     </w:p>
     <w:p>
-      <w:r>
-        <w:t>Attempt the independent case before hints. Record whether you worked alone, used a hint or followed a model. After feedback, fix the first unsupported step and explain why it changed. A later check uses a changed case, not a copied answer.</w:t>
+      <w:pPr>
+        <w:spacing w:line="336" w:lineRule="auto" w:after="180"/>
+      </w:pPr>
+      <w:r>
+        <w:rPr>
+          <w:b w:val="0"/>
+        </w:rPr>
+        <w:t>Attempt the independent case before hints. Record whether you worked alone, used a hint or followed a model. After feedback, fix the first unsupported step and explain why it changed.</w:t>
+      </w:r>
+    </w:p>
+    <w:p>
+      <w:pPr>
+        <w:spacing w:line="336" w:lineRule="auto" w:after="180"/>
+      </w:pPr>
+      <w:r>
+        <w:rPr>
+          <w:b w:val="0"/>
+        </w:rPr>
+        <w:t>A later check uses a changed case, not a copied answer.</w:t>
       </w:r>
     </w:p>
     <w:p>
@@ -1926,7 +2999,30 @@
     </w:p>
     <w:p>
       <w:r>
-        <w:t>Start with this question: A literature matrix that preserves differences. Two fictional studies evaluate related tools under different conditions.</w:t>
+        <w:t>Use this map to navigate A literature comparison matrix, connect the goals to tasks and keep one evidence record for each attempt.</w:t>
+      </w:r>
+    </w:p>
+    <w:p>
+      <w:pPr>
+        <w:spacing w:line="336" w:lineRule="auto" w:after="180"/>
+      </w:pPr>
+      <w:r>
+        <w:rPr>
+          <w:b w:val="0"/>
+        </w:rPr>
+        <w:t xml:space="preserve">Start with this question: A </w:t>
+      </w:r>
+      <w:r>
+        <w:rPr>
+          <w:b/>
+        </w:rPr>
+        <w:t>literature matrix</w:t>
+      </w:r>
+      <w:r>
+        <w:rPr>
+          <w:b w:val="0"/>
+        </w:rPr>
+        <w:t xml:space="preserve"> that preserves differences. Two fictional studies evaluate related tools under different conditions.</w:t>
       </w:r>
     </w:p>
     <w:tbl>
@@ -2032,13 +3128,61 @@
       </w:tr>
     </w:tbl>
     <w:p>
-      <w:r>
-        <w:t>Remember → watch and explain → try with help → investigate → try independently → keep project evidence. Your teacher may spread this lesson across several classes.</w:t>
-      </w:r>
-    </w:p>
-    <w:p>
-      <w:r>
-        <w:t>Keep your first prediction. Compare it with what the evidence shows and explain any change.</w:t>
+      <w:pPr>
+        <w:spacing w:line="336" w:lineRule="auto" w:after="180"/>
+      </w:pPr>
+      <w:r>
+        <w:rPr>
+          <w:b w:val="0"/>
+        </w:rPr>
+        <w:t xml:space="preserve">Remember → watch and explain → try with help → investigate → try independently → keep project </w:t>
+      </w:r>
+      <w:r>
+        <w:rPr>
+          <w:b/>
+        </w:rPr>
+        <w:t>evidence</w:t>
+      </w:r>
+      <w:r>
+        <w:rPr>
+          <w:b w:val="0"/>
+        </w:rPr>
+        <w:t>. Your teacher may spread this lesson across several classes.</w:t>
+      </w:r>
+    </w:p>
+    <w:p>
+      <w:pPr>
+        <w:spacing w:line="336" w:lineRule="auto" w:after="180"/>
+      </w:pPr>
+      <w:r>
+        <w:rPr>
+          <w:b w:val="0"/>
+        </w:rPr>
+        <w:t xml:space="preserve">Keep your first </w:t>
+      </w:r>
+      <w:r>
+        <w:rPr>
+          <w:b/>
+        </w:rPr>
+        <w:t>prediction</w:t>
+      </w:r>
+      <w:r>
+        <w:rPr>
+          <w:b w:val="0"/>
+        </w:rPr>
+        <w:t xml:space="preserve">. Compare it with what the </w:t>
+      </w:r>
+      <w:r>
+        <w:rPr>
+          <w:b/>
+        </w:rPr>
+        <w:t>evidence</w:t>
+      </w:r>
+      <w:r>
+        <w:rPr>
+          <w:b w:val="0"/>
+        </w:rPr>
+        <w:t xml:space="preserve"> shows and explain any change.</w:t>
       </w:r>
     </w:p>
     <w:p>
@@ -2051,7 +3195,30 @@
     </w:p>
     <w:p>
       <w:r>
-        <w:t>Close your notes. Explain this goal in your own words: Explain the mechanism and terminology of a literature comparison matrix</w:t>
+        <w:t>Explain A literature comparison matrix without notes, identify a remaining question and plan a later check with a changed case.</w:t>
+      </w:r>
+    </w:p>
+    <w:p>
+      <w:pPr>
+        <w:spacing w:line="336" w:lineRule="auto" w:after="180"/>
+      </w:pPr>
+      <w:r>
+        <w:rPr>
+          <w:b w:val="0"/>
+        </w:rPr>
+        <w:t xml:space="preserve">Close your notes. Explain this goal in your own words: Explain the </w:t>
+      </w:r>
+      <w:r>
+        <w:rPr>
+          <w:b/>
+        </w:rPr>
+        <w:t>mechanism</w:t>
+      </w:r>
+      <w:r>
+        <w:rPr>
+          <w:b w:val="0"/>
+        </w:rPr>
+        <w:t xml:space="preserve"> and terminology of a literature comparison matrix</w:t>
       </w:r>
     </w:p>
     <w:p>
@@ -2088,13 +3255,61 @@
       </w:r>
     </w:p>
     <w:p>
-      <w:r>
-        <w:t>If you are unsure, return to the worked picture and explain one arrow. If you are ready, change an input or assumption and justify your prediction.</w:t>
-      </w:r>
-    </w:p>
-    <w:p>
-      <w:r>
-        <w:t>Save your workbook evidence. At the next review, try a different case before opening your old answer.</w:t>
+      <w:pPr>
+        <w:spacing w:line="336" w:lineRule="auto" w:after="180"/>
+      </w:pPr>
+      <w:r>
+        <w:rPr>
+          <w:b w:val="0"/>
+        </w:rPr>
+        <w:t xml:space="preserve">If you are unsure, return to the worked picture and explain one arrow. If you are ready, change an </w:t>
+      </w:r>
+      <w:r>
+        <w:rPr>
+          <w:b/>
+        </w:rPr>
+        <w:t>input</w:t>
+      </w:r>
+      <w:r>
+        <w:rPr>
+          <w:b w:val="0"/>
+        </w:rPr>
+        <w:t xml:space="preserve"> or assumption and justify your </w:t>
+      </w:r>
+      <w:r>
+        <w:rPr>
+          <w:b/>
+        </w:rPr>
+        <w:t>prediction</w:t>
+      </w:r>
+      <w:r>
+        <w:rPr>
+          <w:b w:val="0"/>
+        </w:rPr>
+        <w:t>.</w:t>
+      </w:r>
+    </w:p>
+    <w:p>
+      <w:pPr>
+        <w:spacing w:line="336" w:lineRule="auto" w:after="180"/>
+      </w:pPr>
+      <w:r>
+        <w:rPr>
+          <w:b w:val="0"/>
+        </w:rPr>
+        <w:t xml:space="preserve">Save your workbook </w:t>
+      </w:r>
+      <w:r>
+        <w:rPr>
+          <w:b/>
+        </w:rPr>
+        <w:t>evidence</w:t>
+      </w:r>
+      <w:r>
+        <w:rPr>
+          <w:b w:val="0"/>
+        </w:rPr>
+        <w:t>. At the next review, try a different case before opening your old answer.</w:t>
       </w:r>
     </w:p>
     <w:p>
@@ -2107,12 +3322,41 @@
     </w:p>
     <w:p>
       <w:r>
+        <w:t>Attempt supported questions before using hints or feedback. Review a missing building block, then keep the completed work.</w:t>
+      </w:r>
+    </w:p>
+    <w:p>
+      <w:pPr>
+        <w:spacing w:line="336" w:lineRule="auto" w:after="180"/>
+      </w:pPr>
+      <w:r>
+        <w:rPr>
+          <w:b w:val="0"/>
+        </w:rPr>
         <w:t>Use this supported practice once, in the browser or on paper. Keep the reserved independent assessment for a separate first attempt before teacher feedback.</w:t>
       </w:r>
     </w:p>
     <w:p>
-      <w:r>
-        <w:t>A literature matrix that preserves differences. Two fictional studies evaluate related tools under different conditions.</w:t>
+      <w:pPr>
+        <w:spacing w:line="336" w:lineRule="auto" w:after="180"/>
+      </w:pPr>
+      <w:r>
+        <w:rPr>
+          <w:b w:val="0"/>
+        </w:rPr>
+        <w:t xml:space="preserve">A </w:t>
+      </w:r>
+      <w:r>
+        <w:rPr>
+          <w:b/>
+        </w:rPr>
+        <w:t>literature matrix</w:t>
+      </w:r>
+      <w:r>
+        <w:rPr>
+          <w:b w:val="0"/>
+        </w:rPr>
+        <w:t xml:space="preserve"> that preserves differences. Two fictional studies evaluate related tools under different conditions.</w:t>
       </w:r>
     </w:p>
     <w:p>
@@ -2124,22 +3368,49 @@
       </w:r>
     </w:p>
     <w:p>
-      <w:r>
+      <w:pPr>
+        <w:spacing w:line="336" w:lineRule="auto" w:after="180"/>
+      </w:pPr>
+      <w:r>
+        <w:rPr>
+          <w:b w:val="0"/>
+        </w:rPr>
         <w:t>Which labelled step matches this detail? Neither study directly compares both tools on the same photos.</w:t>
       </w:r>
     </w:p>
     <w:p>
-      <w:r>
+      <w:pPr>
+        <w:spacing w:line="336" w:lineRule="auto" w:after="180"/>
+        <w:shd w:fill="F4F9FC"/>
+      </w:pPr>
+      <w:r>
+        <w:rPr>
+          <w:b w:val="0"/>
+        </w:rPr>
         <w:t>1. Name missing comparison</w:t>
       </w:r>
     </w:p>
     <w:p>
-      <w:r>
+      <w:pPr>
+        <w:spacing w:line="336" w:lineRule="auto" w:after="180"/>
+        <w:shd w:fill="F4F9FC"/>
+      </w:pPr>
+      <w:r>
+        <w:rPr>
+          <w:b w:val="0"/>
+        </w:rPr>
         <w:t>2. Record each method</w:t>
       </w:r>
     </w:p>
     <w:p>
-      <w:r>
+      <w:pPr>
+        <w:spacing w:line="336" w:lineRule="auto" w:after="180"/>
+        <w:shd w:fill="F4F9FC"/>
+      </w:pPr>
+      <w:r>
+        <w:rPr>
+          <w:b w:val="0"/>
+        </w:rPr>
         <w:t>3. Compare rates carefully</w:t>
       </w:r>
     </w:p>
@@ -2177,41 +3448,167 @@
       </w:r>
     </w:p>
     <w:p>
-      <w:r>
+      <w:pPr>
+        <w:pStyle w:val="Heading3"/>
+      </w:pPr>
+      <w:r>
+        <w:t>Hint · try first</w:t>
+      </w:r>
+    </w:p>
+    <w:p>
+      <w:pPr>
+        <w:spacing w:line="336" w:lineRule="auto" w:after="180"/>
+        <w:shd w:fill="F1F6F8"/>
+      </w:pPr>
+      <w:r>
+        <w:rPr>
+          <w:b w:val="0"/>
+        </w:rPr>
         <w:t>Hint if needed: Read the steps in the pictorial case. Match the supplied detail to the stage that performs or records it.</w:t>
       </w:r>
     </w:p>
     <w:p>
-      <w:r>
-        <w:t>After your attempt, compare with the supported explanation: Name missing comparison Neither study directly compares both tools on the same photos. A literature matrix helps compare evidence without flattening differences. Equal percentages do not mean equivalent tasks, samples or methods.</w:t>
-      </w:r>
-    </w:p>
-    <w:p>
       <w:pPr>
         <w:pStyle w:val="Heading3"/>
       </w:pPr>
       <w:r>
+        <w:t>Feedback · compare after trying</w:t>
+      </w:r>
+    </w:p>
+    <w:p>
+      <w:pPr>
+        <w:spacing w:line="336" w:lineRule="auto" w:after="180"/>
+        <w:shd w:fill="F1F6FC"/>
+      </w:pPr>
+      <w:r>
+        <w:rPr>
+          <w:b w:val="0"/>
+        </w:rPr>
+        <w:t xml:space="preserve">After your attempt, compare with the supported explanation: Name missing comparison Neither study directly compares both tools on the same photos. A </w:t>
+      </w:r>
+      <w:r>
+        <w:rPr>
+          <w:b/>
+        </w:rPr>
+        <w:t>literature matrix</w:t>
+      </w:r>
+      <w:r>
+        <w:rPr>
+          <w:b w:val="0"/>
+        </w:rPr>
+        <w:t xml:space="preserve"> helps compare </w:t>
+      </w:r>
+      <w:r>
+        <w:rPr>
+          <w:b/>
+        </w:rPr>
+        <w:t>evidence</w:t>
+      </w:r>
+      <w:r>
+        <w:rPr>
+          <w:b w:val="0"/>
+        </w:rPr>
+        <w:t xml:space="preserve"> without flattening differences.</w:t>
+      </w:r>
+    </w:p>
+    <w:p>
+      <w:pPr>
+        <w:spacing w:line="336" w:lineRule="auto" w:after="180"/>
+        <w:shd w:fill="F1F6FC"/>
+      </w:pPr>
+      <w:r>
+        <w:rPr>
+          <w:b w:val="0"/>
+        </w:rPr>
+        <w:t>Equal percentages do not mean equivalent tasks, samples or methods.</w:t>
+      </w:r>
+    </w:p>
+    <w:p>
+      <w:pPr>
+        <w:pStyle w:val="Heading3"/>
+      </w:pPr>
+      <w:r>
         <w:t>Practice 2: explain the deciding evidence</w:t>
       </w:r>
     </w:p>
     <w:p>
-      <w:r>
+      <w:pPr>
+        <w:pStyle w:val="Heading3"/>
+      </w:pPr>
+      <w:r>
+        <w:t>Changed case · predict first</w:t>
+      </w:r>
+    </w:p>
+    <w:p>
+      <w:pPr>
+        <w:spacing w:line="336" w:lineRule="auto" w:after="180"/>
+        <w:shd w:fill="F5F1FB"/>
+      </w:pPr>
+      <w:r>
+        <w:rPr>
+          <w:b w:val="0"/>
+        </w:rPr>
         <w:t>Changed-case practice: Remove the indoor/outdoor column. Which conclusion is supported by the supplied facts?</w:t>
       </w:r>
     </w:p>
     <w:p>
-      <w:r>
+      <w:pPr>
+        <w:spacing w:line="336" w:lineRule="auto" w:after="180"/>
+        <w:shd w:fill="F4F9FC"/>
+      </w:pPr>
+      <w:r>
+        <w:rPr>
+          <w:b w:val="0"/>
+        </w:rPr>
         <w:t>1. The matrix conceals an important condition difference.</w:t>
       </w:r>
     </w:p>
     <w:p>
-      <w:r>
-        <w:t>2. We can decide the result without examining the changed input or the procedure.</w:t>
-      </w:r>
-    </w:p>
-    <w:p>
-      <w:r>
-        <w:t>3. This one example guarantees correct results for every future input.</w:t>
+      <w:pPr>
+        <w:spacing w:line="336" w:lineRule="auto" w:after="180"/>
+        <w:shd w:fill="F4F9FC"/>
+      </w:pPr>
+      <w:r>
+        <w:rPr>
+          <w:b w:val="0"/>
+        </w:rPr>
+        <w:t xml:space="preserve">2. We can decide the result without examining the changed </w:t>
+      </w:r>
+      <w:r>
+        <w:rPr>
+          <w:b/>
+        </w:rPr>
+        <w:t>input</w:t>
+      </w:r>
+      <w:r>
+        <w:rPr>
+          <w:b w:val="0"/>
+        </w:rPr>
+        <w:t xml:space="preserve"> or the procedure.</w:t>
+      </w:r>
+    </w:p>
+    <w:p>
+      <w:pPr>
+        <w:spacing w:line="336" w:lineRule="auto" w:after="180"/>
+        <w:shd w:fill="F4F9FC"/>
+      </w:pPr>
+      <w:r>
+        <w:rPr>
+          <w:b w:val="0"/>
+        </w:rPr>
+        <w:t xml:space="preserve">3. This one example guarantees correct results for every future </w:t>
+      </w:r>
+      <w:r>
+        <w:rPr>
+          <w:b/>
+        </w:rPr>
+        <w:t>input</w:t>
+      </w:r>
+      <w:r>
+        <w:rPr>
+          <w:b w:val="0"/>
+        </w:rPr>
+        <w:t>.</w:t>
       </w:r>
     </w:p>
     <w:p>
@@ -2248,12 +3645,42 @@
       </w:r>
     </w:p>
     <w:p>
-      <w:r>
+      <w:pPr>
+        <w:pStyle w:val="Heading3"/>
+      </w:pPr>
+      <w:r>
+        <w:t>Hint · try first</w:t>
+      </w:r>
+    </w:p>
+    <w:p>
+      <w:pPr>
+        <w:spacing w:line="336" w:lineRule="auto" w:after="180"/>
+        <w:shd w:fill="F1F6F8"/>
+      </w:pPr>
+      <w:r>
+        <w:rPr>
+          <w:b w:val="0"/>
+        </w:rPr>
         <w:t>Hint if needed: Use the changed condition and the deciding step in the pictorial trace. The answer must say what follows from those facts.</w:t>
       </w:r>
     </w:p>
     <w:p>
-      <w:r>
+      <w:pPr>
+        <w:pStyle w:val="Heading3"/>
+      </w:pPr>
+      <w:r>
+        <w:t>Feedback · compare after trying</w:t>
+      </w:r>
+    </w:p>
+    <w:p>
+      <w:pPr>
+        <w:spacing w:line="336" w:lineRule="auto" w:after="180"/>
+        <w:shd w:fill="F1F6FC"/>
+      </w:pPr>
+      <w:r>
+        <w:rPr>
+          <w:b w:val="0"/>
+        </w:rPr>
         <w:t>After your attempt, compare with the supported explanation: The matrix conceals an important condition difference. A reader might now mistake unlike studies for a controlled head-to-head comparison.</w:t>
       </w:r>
     </w:p>
@@ -2266,13 +3693,71 @@
       </w:r>
     </w:p>
     <w:p>
-      <w:r>
-        <w:t>Review Replication and reproduction (ai-7/5). Goal: Explain the mechanism and terminology of replication and reproduction. Short practice: Calculate the scores from the original and new four-record sets. Which activity reproduces saved analysis, which repeats the protocol, and why does a different rerun of the original data need investigation?. Return to this week and explain what you changed.</w:t>
-      </w:r>
-    </w:p>
-    <w:p>
-      <w:r>
-        <w:t>Review Finding primary research (ai-7/3). Goal: Explain the mechanism and terminology of finding primary research. Short practice: Separate what the blog claims from what the original report records. Which methods and denominator must be inspected, and what status is honest if the original report is unavailable?. Return to this week and explain what you changed.</w:t>
+      <w:pPr>
+        <w:spacing w:line="336" w:lineRule="auto" w:after="180"/>
+      </w:pPr>
+      <w:r>
+        <w:rPr>
+          <w:b w:val="0"/>
+        </w:rPr>
+        <w:t xml:space="preserve">Review Replication and reproduction (ai-7/5). Goal: Explain the </w:t>
+      </w:r>
+      <w:r>
+        <w:rPr>
+          <w:b/>
+        </w:rPr>
+        <w:t>mechanism</w:t>
+      </w:r>
+      <w:r>
+        <w:rPr>
+          <w:b w:val="0"/>
+        </w:rPr>
+        <w:t xml:space="preserve"> and terminology of replication and reproduction. Short practice: Calculate the scores from the original and new four-record sets.</w:t>
+      </w:r>
+    </w:p>
+    <w:p>
+      <w:pPr>
+        <w:spacing w:line="336" w:lineRule="auto" w:after="180"/>
+      </w:pPr>
+      <w:r>
+        <w:rPr>
+          <w:b w:val="0"/>
+        </w:rPr>
+        <w:t>Which activity reproduces saved analysis, which repeats the protocol, and why does a different rerun of the original data need investigation?. Return to this week and explain what you changed.</w:t>
+      </w:r>
+    </w:p>
+    <w:p>
+      <w:pPr>
+        <w:spacing w:line="336" w:lineRule="auto" w:after="180"/>
+      </w:pPr>
+      <w:r>
+        <w:rPr>
+          <w:b w:val="0"/>
+        </w:rPr>
+        <w:t xml:space="preserve">Review Finding primary research (ai-7/3). Goal: Explain the </w:t>
+      </w:r>
+      <w:r>
+        <w:rPr>
+          <w:b/>
+        </w:rPr>
+        <w:t>mechanism</w:t>
+      </w:r>
+      <w:r>
+        <w:rPr>
+          <w:b w:val="0"/>
+        </w:rPr>
+        <w:t xml:space="preserve"> and terminology of finding primary research. Short practice: Separate what the blog claims from what the original report records.</w:t>
+      </w:r>
+    </w:p>
+    <w:p>
+      <w:pPr>
+        <w:spacing w:line="336" w:lineRule="auto" w:after="180"/>
+      </w:pPr>
+      <w:r>
+        <w:rPr>
+          <w:b w:val="0"/>
+        </w:rPr>
+        <w:t>Which methods and denominator must be inspected, and what status is honest if the original report is unavailable?. Return to this week and explain what you changed.</w:t>
       </w:r>
     </w:p>
     <w:p>
@@ -2284,8 +3769,593 @@
       </w:r>
     </w:p>
     <w:p>
-      <w:r>
-        <w:t>Use Download completed work in the hosted lesson to export your answers, reflections, practice feedback and code-run evidence. Open the HTML copy to read or print it. Drafts stay in this browser when storage is available; clear drafts on a shared device.</w:t>
+      <w:pPr>
+        <w:spacing w:line="336" w:lineRule="auto" w:after="180"/>
+      </w:pPr>
+      <w:r>
+        <w:rPr>
+          <w:b w:val="0"/>
+        </w:rPr>
+        <w:t xml:space="preserve">Use Download completed work in the hosted lesson to export your answers, reflections, practice feedback and code-run </w:t>
+      </w:r>
+      <w:r>
+        <w:rPr>
+          <w:b/>
+        </w:rPr>
+        <w:t>evidence</w:t>
+      </w:r>
+      <w:r>
+        <w:rPr>
+          <w:b w:val="0"/>
+        </w:rPr>
+        <w:t>. Open the HTML copy to read or print it.</w:t>
+      </w:r>
+    </w:p>
+    <w:p>
+      <w:pPr>
+        <w:spacing w:line="336" w:lineRule="auto" w:after="180"/>
+      </w:pPr>
+      <w:r>
+        <w:rPr>
+          <w:b w:val="0"/>
+        </w:rPr>
+        <w:t>Drafts stay in this browser when storage is available; clear drafts on a shared device.</w:t>
+      </w:r>
+    </w:p>
+    <w:p>
+      <w:pPr>
+        <w:pStyle w:val="Heading1"/>
+      </w:pPr>
+      <w:r>
+        <w:t>18. Visual concept journey</w:t>
+      </w:r>
+    </w:p>
+    <w:p>
+      <w:r>
+        <w:t>Explain each A literature comparison matrix graphic using its labels, deciding evidence and relevant limitation.</w:t>
+      </w:r>
+    </w:p>
+    <w:p>
+      <w:pPr>
+        <w:pStyle w:val="Heading3"/>
+      </w:pPr>
+      <w:r>
+        <w:t>01. A literature comparison matrix: the case</w:t>
+      </w:r>
+    </w:p>
+    <w:p>
+      <w:r>
+        <w:drawing>
+          <wp:inline xmlns:a="http://schemas.openxmlformats.org/drawingml/2006/main" xmlns:pic="http://schemas.openxmlformats.org/drawingml/2006/picture">
+            <wp:extent cx="5486400" cy="2834640"/>
+            <wp:docPr id="3" name="Picture 3" descr="A literature matrix that preserves differences. Two fictional studies evaluate related tools under different conditions. Supplied facts: Study S1: 8/10 correct on indoor photos. S2: 16/20 on outdoor photos. Both report 80%."/>
+            <wp:cNvGraphicFramePr>
+              <a:graphicFrameLocks noChangeAspect="1"/>
+            </wp:cNvGraphicFramePr>
+            <a:graphic>
+              <a:graphicData uri="http://schemas.openxmlformats.org/drawingml/2006/picture">
+                <pic:pic>
+                  <pic:nvPicPr>
+                    <pic:cNvPr id="0" name="academy-story-ai-7-6-01.png"/>
+                    <pic:cNvPicPr/>
+                  </pic:nvPicPr>
+                  <pic:blipFill>
+                    <a:blip r:embed="rId11"/>
+                    <a:stretch>
+                      <a:fillRect/>
+                    </a:stretch>
+                  </pic:blipFill>
+                  <pic:spPr>
+                    <a:xfrm>
+                      <a:off x="0" y="0"/>
+                      <a:ext cx="5486400" cy="2834640"/>
+                    </a:xfrm>
+                    <a:prstGeom prst="rect"/>
+                  </pic:spPr>
+                </pic:pic>
+              </a:graphicData>
+            </a:graphic>
+          </wp:inline>
+        </w:drawing>
+      </w:r>
+    </w:p>
+    <w:p>
+      <w:pPr>
+        <w:spacing w:line="336" w:lineRule="auto" w:after="180"/>
+      </w:pPr>
+      <w:r>
+        <w:rPr>
+          <w:b w:val="0"/>
+        </w:rPr>
+        <w:t xml:space="preserve">A </w:t>
+      </w:r>
+      <w:r>
+        <w:rPr>
+          <w:b/>
+        </w:rPr>
+        <w:t>literature matrix</w:t>
+      </w:r>
+      <w:r>
+        <w:rPr>
+          <w:b w:val="0"/>
+        </w:rPr>
+        <w:t xml:space="preserve"> that preserves differences. Two fictional studies evaluate related tools under different conditions. Supplied facts: Study S1: 8/10 correct on indoor photos. S2: 16/20 on outdoor photos. Both report </w:t>
+      </w:r>
+      <w:r>
+        <w:rPr>
+          <w:b/>
+        </w:rPr>
+        <w:t>80%</w:t>
+      </w:r>
+      <w:r>
+        <w:rPr>
+          <w:b w:val="0"/>
+        </w:rPr>
+        <w:t>.</w:t>
+      </w:r>
+    </w:p>
+    <w:p>
+      <w:pPr>
+        <w:spacing w:line="336" w:lineRule="auto" w:after="180"/>
+        <w:shd w:fill="F5F1FB"/>
+      </w:pPr>
+      <w:r>
+        <w:rPr>
+          <w:b w:val="0"/>
+        </w:rPr>
+        <w:t>Point to the given fact that matters most. Explain why it matters.</w:t>
+      </w:r>
+    </w:p>
+    <w:p>
+      <w:pPr>
+        <w:pStyle w:val="Heading3"/>
+      </w:pPr>
+      <w:r>
+        <w:t>02. Follow the deciding steps</w:t>
+      </w:r>
+    </w:p>
+    <w:p>
+      <w:r>
+        <w:drawing>
+          <wp:inline xmlns:a="http://schemas.openxmlformats.org/drawingml/2006/main" xmlns:pic="http://schemas.openxmlformats.org/drawingml/2006/picture">
+            <wp:extent cx="5486400" cy="3182112"/>
+            <wp:docPr id="4" name="Picture 4" descr="Record each method: Keep population, task, model version and scoring in separate columns. → Compare rates carefully: Both rates are 80%, with different denominators and conditions. → Name missing comparison: Neither study directly compares both tools on the same photos."/>
+            <wp:cNvGraphicFramePr>
+              <a:graphicFrameLocks noChangeAspect="1"/>
+            </wp:cNvGraphicFramePr>
+            <a:graphic>
+              <a:graphicData uri="http://schemas.openxmlformats.org/drawingml/2006/picture">
+                <pic:pic>
+                  <pic:nvPicPr>
+                    <pic:cNvPr id="0" name="academy-story-ai-7-6-02.png"/>
+                    <pic:cNvPicPr/>
+                  </pic:nvPicPr>
+                  <pic:blipFill>
+                    <a:blip r:embed="rId12"/>
+                    <a:stretch>
+                      <a:fillRect/>
+                    </a:stretch>
+                  </pic:blipFill>
+                  <pic:spPr>
+                    <a:xfrm>
+                      <a:off x="0" y="0"/>
+                      <a:ext cx="5486400" cy="3182112"/>
+                    </a:xfrm>
+                    <a:prstGeom prst="rect"/>
+                  </pic:spPr>
+                </pic:pic>
+              </a:graphicData>
+            </a:graphic>
+          </wp:inline>
+        </w:drawing>
+      </w:r>
+    </w:p>
+    <w:p>
+      <w:pPr>
+        <w:spacing w:line="336" w:lineRule="auto" w:after="180"/>
+      </w:pPr>
+      <w:r>
+        <w:rPr>
+          <w:b w:val="0"/>
+        </w:rPr>
+        <w:t xml:space="preserve">Record each method: Keep population, task, model version and scoring in separate columns. → Compare rates carefully: Both rates are </w:t>
+      </w:r>
+      <w:r>
+        <w:rPr>
+          <w:b/>
+        </w:rPr>
+        <w:t>80%</w:t>
+      </w:r>
+      <w:r>
+        <w:rPr>
+          <w:b w:val="0"/>
+        </w:rPr>
+        <w:t>, with different denominators and conditions. → Name missing comparison: Neither study directly compares both tools on the same photos.</w:t>
+      </w:r>
+    </w:p>
+    <w:p>
+      <w:pPr>
+        <w:spacing w:line="336" w:lineRule="auto" w:after="180"/>
+        <w:shd w:fill="F5F1FB"/>
+      </w:pPr>
+      <w:r>
+        <w:rPr>
+          <w:b w:val="0"/>
+        </w:rPr>
+        <w:t xml:space="preserve">Point to each numbered stage and explain which recorded </w:t>
+      </w:r>
+      <w:r>
+        <w:rPr>
+          <w:b/>
+        </w:rPr>
+        <w:t>input</w:t>
+      </w:r>
+      <w:r>
+        <w:rPr>
+          <w:b w:val="0"/>
+        </w:rPr>
+        <w:t xml:space="preserve"> it uses.</w:t>
+      </w:r>
+    </w:p>
+    <w:p>
+      <w:pPr>
+        <w:pStyle w:val="Heading3"/>
+      </w:pPr>
+      <w:r>
+        <w:t>03. Same rate, different study conditions</w:t>
+      </w:r>
+    </w:p>
+    <w:p>
+      <w:r>
+        <w:drawing>
+          <wp:inline xmlns:a="http://schemas.openxmlformats.org/drawingml/2006/main" xmlns:pic="http://schemas.openxmlformats.org/drawingml/2006/picture">
+            <wp:extent cx="5486400" cy="3096768"/>
+            <wp:docPr id="5" name="Picture 5" descr="Same rate, different study conditions. Study S1: Correct = 8, Total = 10, Condition = Indoor. Study S2: Correct = 16, Total = 20, Condition = Outdoor."/>
+            <wp:cNvGraphicFramePr>
+              <a:graphicFrameLocks noChangeAspect="1"/>
+            </wp:cNvGraphicFramePr>
+            <a:graphic>
+              <a:graphicData uri="http://schemas.openxmlformats.org/drawingml/2006/picture">
+                <pic:pic>
+                  <pic:nvPicPr>
+                    <pic:cNvPr id="0" name="academy-story-ai-7-6-03.png"/>
+                    <pic:cNvPicPr/>
+                  </pic:nvPicPr>
+                  <pic:blipFill>
+                    <a:blip r:embed="rId13"/>
+                    <a:stretch>
+                      <a:fillRect/>
+                    </a:stretch>
+                  </pic:blipFill>
+                  <pic:spPr>
+                    <a:xfrm>
+                      <a:off x="0" y="0"/>
+                      <a:ext cx="5486400" cy="3096768"/>
+                    </a:xfrm>
+                    <a:prstGeom prst="rect"/>
+                  </pic:spPr>
+                </pic:pic>
+              </a:graphicData>
+            </a:graphic>
+          </wp:inline>
+        </w:drawing>
+      </w:r>
+    </w:p>
+    <w:p>
+      <w:pPr>
+        <w:spacing w:line="336" w:lineRule="auto" w:after="180"/>
+      </w:pPr>
+      <w:r>
+        <w:rPr>
+          <w:b w:val="0"/>
+        </w:rPr>
+        <w:t>Same rate, different study conditions. Study S1: Correct = 8, Total = 10, Condition = Indoor. Study S2: Correct = 16, Total = 20, Condition = Outdoor.</w:t>
+      </w:r>
+    </w:p>
+    <w:p>
+      <w:pPr>
+        <w:spacing w:line="336" w:lineRule="auto" w:after="180"/>
+        <w:shd w:fill="F5F1FB"/>
+      </w:pPr>
+      <w:r>
+        <w:rPr>
+          <w:b w:val="0"/>
+        </w:rPr>
+        <w:t>Read the labels and values. Explain the relationship the model shows.</w:t>
+      </w:r>
+    </w:p>
+    <w:p>
+      <w:pPr>
+        <w:pStyle w:val="Heading3"/>
+      </w:pPr>
+      <w:r>
+        <w:t>04. Change one thing. Trace what follows.</w:t>
+      </w:r>
+    </w:p>
+    <w:p>
+      <w:r>
+        <w:drawing>
+          <wp:inline xmlns:a="http://schemas.openxmlformats.org/drawingml/2006/main" xmlns:pic="http://schemas.openxmlformats.org/drawingml/2006/picture">
+            <wp:extent cx="5486400" cy="3026664"/>
+            <wp:docPr id="6" name="Picture 6" descr="Original case: Neither study directly compares both tools on the same photos. Changed condition: Remove the indoor/outdoor column. Expected result: The matrix conceals an important condition difference. Reason: A reader might now mistake unlike studies for a controlled head-to-head comparison."/>
+            <wp:cNvGraphicFramePr>
+              <a:graphicFrameLocks noChangeAspect="1"/>
+            </wp:cNvGraphicFramePr>
+            <a:graphic>
+              <a:graphicData uri="http://schemas.openxmlformats.org/drawingml/2006/picture">
+                <pic:pic>
+                  <pic:nvPicPr>
+                    <pic:cNvPr id="0" name="academy-story-ai-7-6-04.png"/>
+                    <pic:cNvPicPr/>
+                  </pic:nvPicPr>
+                  <pic:blipFill>
+                    <a:blip r:embed="rId14"/>
+                    <a:stretch>
+                      <a:fillRect/>
+                    </a:stretch>
+                  </pic:blipFill>
+                  <pic:spPr>
+                    <a:xfrm>
+                      <a:off x="0" y="0"/>
+                      <a:ext cx="5486400" cy="3026664"/>
+                    </a:xfrm>
+                    <a:prstGeom prst="rect"/>
+                  </pic:spPr>
+                </pic:pic>
+              </a:graphicData>
+            </a:graphic>
+          </wp:inline>
+        </w:drawing>
+      </w:r>
+    </w:p>
+    <w:p>
+      <w:pPr>
+        <w:spacing w:line="336" w:lineRule="auto" w:after="180"/>
+      </w:pPr>
+      <w:r>
+        <w:rPr>
+          <w:b w:val="0"/>
+        </w:rPr>
+        <w:t>Original case: Neither study directly compares both tools on the same photos. Changed condition: Remove the indoor/outdoor column. Expected result: The matrix conceals an important condition difference.</w:t>
+      </w:r>
+    </w:p>
+    <w:p>
+      <w:pPr>
+        <w:spacing w:line="336" w:lineRule="auto" w:after="180"/>
+      </w:pPr>
+      <w:r>
+        <w:rPr>
+          <w:b w:val="0"/>
+        </w:rPr>
+        <w:t>Reason: A reader might now mistake unlike studies for a controlled head-to-head comparison.</w:t>
+      </w:r>
+    </w:p>
+    <w:p>
+      <w:pPr>
+        <w:spacing w:line="336" w:lineRule="auto" w:after="180"/>
+        <w:shd w:fill="F5F1FB"/>
+      </w:pPr>
+      <w:r>
+        <w:rPr>
+          <w:b w:val="0"/>
+        </w:rPr>
+        <w:t>Predict before checking the worked changed-case result. Name what changed and what the supplied facts allow you to conclude.</w:t>
+      </w:r>
+    </w:p>
+    <w:p>
+      <w:pPr>
+        <w:pStyle w:val="Heading3"/>
+      </w:pPr>
+      <w:r>
+        <w:t>05. Connect the explanation to its limit</w:t>
+      </w:r>
+    </w:p>
+    <w:p>
+      <w:r>
+        <w:drawing>
+          <wp:inline xmlns:a="http://schemas.openxmlformats.org/drawingml/2006/main" xmlns:pic="http://schemas.openxmlformats.org/drawingml/2006/picture">
+            <wp:extent cx="5486400" cy="2834640"/>
+            <wp:docPr id="7" name="Picture 7" descr="A literature matrix helps compare evidence without flattening differences. Equal percentages do not mean equivalent tasks, samples or methods. Limit: These fictional studies illustrate comparison practice; no real literature finding is asserted."/>
+            <wp:cNvGraphicFramePr>
+              <a:graphicFrameLocks noChangeAspect="1"/>
+            </wp:cNvGraphicFramePr>
+            <a:graphic>
+              <a:graphicData uri="http://schemas.openxmlformats.org/drawingml/2006/picture">
+                <pic:pic>
+                  <pic:nvPicPr>
+                    <pic:cNvPr id="0" name="academy-story-ai-7-6-05.png"/>
+                    <pic:cNvPicPr/>
+                  </pic:nvPicPr>
+                  <pic:blipFill>
+                    <a:blip r:embed="rId15"/>
+                    <a:stretch>
+                      <a:fillRect/>
+                    </a:stretch>
+                  </pic:blipFill>
+                  <pic:spPr>
+                    <a:xfrm>
+                      <a:off x="0" y="0"/>
+                      <a:ext cx="5486400" cy="2834640"/>
+                    </a:xfrm>
+                    <a:prstGeom prst="rect"/>
+                  </pic:spPr>
+                </pic:pic>
+              </a:graphicData>
+            </a:graphic>
+          </wp:inline>
+        </w:drawing>
+      </w:r>
+    </w:p>
+    <w:p>
+      <w:pPr>
+        <w:spacing w:line="336" w:lineRule="auto" w:after="180"/>
+      </w:pPr>
+      <w:r>
+        <w:rPr>
+          <w:b w:val="0"/>
+        </w:rPr>
+        <w:t xml:space="preserve">A </w:t>
+      </w:r>
+      <w:r>
+        <w:rPr>
+          <w:b/>
+        </w:rPr>
+        <w:t>literature matrix</w:t>
+      </w:r>
+      <w:r>
+        <w:rPr>
+          <w:b w:val="0"/>
+        </w:rPr>
+        <w:t xml:space="preserve"> helps compare </w:t>
+      </w:r>
+      <w:r>
+        <w:rPr>
+          <w:b/>
+        </w:rPr>
+        <w:t>evidence</w:t>
+      </w:r>
+      <w:r>
+        <w:rPr>
+          <w:b w:val="0"/>
+        </w:rPr>
+        <w:t xml:space="preserve"> without flattening differences. Equal percentages do not mean equivalent tasks, samples or methods.</w:t>
+      </w:r>
+    </w:p>
+    <w:p>
+      <w:pPr>
+        <w:spacing w:line="336" w:lineRule="auto" w:after="180"/>
+      </w:pPr>
+      <w:r>
+        <w:rPr>
+          <w:b w:val="0"/>
+        </w:rPr>
+        <w:t>Limit: These fictional studies illustrate comparison practice; no real literature finding is asserted.</w:t>
+      </w:r>
+    </w:p>
+    <w:p>
+      <w:pPr>
+        <w:spacing w:line="336" w:lineRule="auto" w:after="180"/>
+        <w:shd w:fill="F5F1FB"/>
+      </w:pPr>
+      <w:r>
+        <w:rPr>
+          <w:b w:val="0"/>
+        </w:rPr>
+        <w:t>Explain the case, then point to a limit on the claim.</w:t>
+      </w:r>
+    </w:p>
+    <w:p>
+      <w:pPr>
+        <w:pStyle w:val="Heading3"/>
+      </w:pPr>
+      <w:r>
+        <w:t>06. Make the idea visible in your project</w:t>
+      </w:r>
+    </w:p>
+    <w:p>
+      <w:r>
+        <w:drawing>
+          <wp:inline xmlns:a="http://schemas.openxmlformats.org/drawingml/2006/main" xmlns:pic="http://schemas.openxmlformats.org/drawingml/2006/picture">
+            <wp:extent cx="5486400" cy="3681984"/>
+            <wp:docPr id="8" name="Picture 8" descr="For the Reproducible AI Research Study, retain an annotated worked trace and the changed-case reasoning. Connect the claim to its records, units and assumptions so another investigator can challenge or reproduce it. Draw your input, deciding step, result and limit. Supported question: Explain why 8/10 indoors and 16/20 outdoors share a rate but not a controlled comparison. Which condition column must the literature matrix preserve?"/>
+            <wp:cNvGraphicFramePr>
+              <a:graphicFrameLocks noChangeAspect="1"/>
+            </wp:cNvGraphicFramePr>
+            <a:graphic>
+              <a:graphicData uri="http://schemas.openxmlformats.org/drawingml/2006/picture">
+                <pic:pic>
+                  <pic:nvPicPr>
+                    <pic:cNvPr id="0" name="academy-story-ai-7-6-06.png"/>
+                    <pic:cNvPicPr/>
+                  </pic:nvPicPr>
+                  <pic:blipFill>
+                    <a:blip r:embed="rId16"/>
+                    <a:stretch>
+                      <a:fillRect/>
+                    </a:stretch>
+                  </pic:blipFill>
+                  <pic:spPr>
+                    <a:xfrm>
+                      <a:off x="0" y="0"/>
+                      <a:ext cx="5486400" cy="3681984"/>
+                    </a:xfrm>
+                    <a:prstGeom prst="rect"/>
+                  </pic:spPr>
+                </pic:pic>
+              </a:graphicData>
+            </a:graphic>
+          </wp:inline>
+        </w:drawing>
+      </w:r>
+    </w:p>
+    <w:p>
+      <w:pPr>
+        <w:spacing w:line="336" w:lineRule="auto" w:after="180"/>
+      </w:pPr>
+      <w:r>
+        <w:rPr>
+          <w:b w:val="0"/>
+        </w:rPr>
+        <w:t>For the Reproducible AI Research Study, retain an annotated worked trace and the changed-case reasoning. Connect the claim to its records, units and assumptions so another investigator can challenge or reproduce it.</w:t>
+      </w:r>
+    </w:p>
+    <w:p>
+      <w:pPr>
+        <w:spacing w:line="336" w:lineRule="auto" w:after="180"/>
+      </w:pPr>
+      <w:r>
+        <w:rPr>
+          <w:b w:val="0"/>
+        </w:rPr>
+        <w:t xml:space="preserve">Draw your </w:t>
+      </w:r>
+      <w:r>
+        <w:rPr>
+          <w:b/>
+        </w:rPr>
+        <w:t>input</w:t>
+      </w:r>
+      <w:r>
+        <w:rPr>
+          <w:b w:val="0"/>
+        </w:rPr>
+        <w:t xml:space="preserve">, deciding step, result and limit. Supported question: Explain why 8/10 indoors and 16/20 outdoors share a rate but not a controlled comparison. Which condition column must the </w:t>
+      </w:r>
+      <w:r>
+        <w:rPr>
+          <w:b/>
+        </w:rPr>
+        <w:t>literature matrix</w:t>
+      </w:r>
+      <w:r>
+        <w:rPr>
+          <w:b w:val="0"/>
+        </w:rPr>
+        <w:t xml:space="preserve"> preserve?</w:t>
+      </w:r>
+    </w:p>
+    <w:p>
+      <w:pPr>
+        <w:spacing w:line="336" w:lineRule="auto" w:after="180"/>
+        <w:shd w:fill="F5F1FB"/>
+      </w:pPr>
+      <w:r>
+        <w:rPr>
+          <w:b w:val="0"/>
+        </w:rPr>
+        <w:t xml:space="preserve">Draw your project trace and justify the deciding step using </w:t>
+      </w:r>
+      <w:r>
+        <w:rPr>
+          <w:b/>
+        </w:rPr>
+        <w:t>evidence</w:t>
+      </w:r>
+      <w:r>
+        <w:rPr>
+          <w:b w:val="0"/>
+        </w:rPr>
+        <w:t>.</w:t>
       </w:r>
     </w:p>
     <w:sectPr>

--- a/downloads/student/ai-7-week-06.docx
+++ b/downloads/student/ai-7-week-06.docx
@@ -25,12 +25,17 @@
         <w:pStyle w:val="Heading1"/>
       </w:pPr>
       <w:r>
-        <w:t>Before you start</w:t>
-      </w:r>
-    </w:p>
-    <w:p>
-      <w:r>
-        <w:t>Recall Replication and reproduction. Explain why a recorded result needs its input conditions and evidence source before it can support a claim.</w:t>
+        <w:t>Keep the meaning beside the number. Preserve the missing fields.</w:t>
+      </w:r>
+    </w:p>
+    <w:p>
+      <w:r>
+        <w:t>Build a complete fictional literature matrix and justify comparability without forcing headline-score rankings.</w:t>
+      </w:r>
+    </w:p>
+    <w:p>
+      <w:r>
+        <w:t>Matrix contract → different-task filled table → indoor/outdoor picture → missing-field probes → reconstruction protocol → independent metric/corpus mismatch.</w:t>
       </w:r>
     </w:p>
     <w:p>
@@ -38,20 +43,20 @@
         <w:pStyle w:val="Heading1"/>
       </w:pPr>
       <w:r>
-        <w:t>01. Your mission</w:t>
-      </w:r>
-    </w:p>
-    <w:p>
-      <w:r>
-        <w:t>Start with the target: Explain the mechanism and terminology of a literature comparison matrix. Try the recall before opening notes.</w:t>
-      </w:r>
-    </w:p>
-    <w:p>
-      <w:pPr>
-        <w:pStyle w:val="Heading3"/>
-      </w:pPr>
-      <w:r>
-        <w:t>Your learning target</w:t>
+        <w:t>01. Compare study meanings before comparing headline numbers</w:t>
+      </w:r>
+    </w:p>
+    <w:p>
+      <w:r>
+        <w:t>Preserve task, metric, cases and missing fields in one matrix.</w:t>
+      </w:r>
+    </w:p>
+    <w:p>
+      <w:pPr>
+        <w:pStyle w:val="Heading2"/>
+      </w:pPr>
+      <w:r>
+        <w:t>Learning goals</w:t>
       </w:r>
     </w:p>
     <w:p>
@@ -101,10 +106,10 @@
     </w:p>
     <w:p>
       <w:pPr>
-        <w:pStyle w:val="Heading3"/>
-      </w:pPr>
-      <w:r>
-        <w:t>Remember before reading</w:t>
+        <w:pStyle w:val="Heading2"/>
+      </w:pPr>
+      <w:r>
+        <w:t>Retrieve source versions, methods and evidence scope</w:t>
       </w:r>
     </w:p>
     <w:p>
@@ -165,6 +170,88 @@
     </w:p>
     <w:p>
       <w:pPr>
+        <w:pStyle w:val="Heading2"/>
+      </w:pPr>
+      <w:r>
+        <w:t>Prerequisite and starting response</w:t>
+      </w:r>
+    </w:p>
+    <w:p>
+      <w:pPr>
+        <w:pStyle w:val="ListBullet"/>
+      </w:pPr>
+      <w:r>
+        <w:t>Recall Replication and reproduction. Explain why a recorded result needs its input conditions and evidence source before it can support a claim.</w:t>
+      </w:r>
+    </w:p>
+    <w:p>
+      <w:pPr>
+        <w:pStyle w:val="Heading3"/>
+      </w:pPr>
+      <w:r>
+        <w:t>My starting explanation</w:t>
+      </w:r>
+    </w:p>
+    <w:p>
+      <w:r>
+        <w:t>________________________________________________________________</w:t>
+      </w:r>
+    </w:p>
+    <w:p>
+      <w:r>
+        <w:t>________________________________________________________________</w:t>
+      </w:r>
+    </w:p>
+    <w:p>
+      <w:r>
+        <w:t>________________________________________________________________</w:t>
+      </w:r>
+    </w:p>
+    <w:p>
+      <w:pPr>
+        <w:pStyle w:val="Heading2"/>
+      </w:pPr>
+      <w:r>
+        <w:t>End goal</w:t>
+      </w:r>
+    </w:p>
+    <w:p>
+      <w:pPr>
+        <w:spacing w:line="336" w:lineRule="auto" w:after="180"/>
+      </w:pPr>
+      <w:r>
+        <w:rPr>
+          <w:b w:val="0"/>
+        </w:rPr>
+        <w:t>Explain a literature comparison matrix using the records and boundaries of this fictional investigation.</w:t>
+      </w:r>
+    </w:p>
+    <w:p>
+      <w:pPr>
+        <w:pStyle w:val="Heading2"/>
+      </w:pPr>
+      <w:r>
+        <w:t>Earlier wording, alternatives and picture transcripts · reference / check after trying</w:t>
+      </w:r>
+    </w:p>
+    <w:p>
+      <w:pPr>
+        <w:pStyle w:val="Heading3"/>
+      </w:pPr>
+      <w:r>
+        <w:t>Your learning target</w:t>
+      </w:r>
+    </w:p>
+    <w:p>
+      <w:pPr>
+        <w:pStyle w:val="Heading3"/>
+      </w:pPr>
+      <w:r>
+        <w:t>Remember before reading</w:t>
+      </w:r>
+    </w:p>
+    <w:p>
+      <w:pPr>
         <w:spacing w:line="336" w:lineRule="auto" w:after="180"/>
       </w:pPr>
       <w:r>
@@ -229,13 +316,781 @@
     </w:p>
     <w:p>
       <w:pPr>
+        <w:pStyle w:val="Heading3"/>
+      </w:pPr>
+      <w:r>
+        <w:t>This week’s end goal</w:t>
+      </w:r>
+    </w:p>
+    <w:p>
+      <w:pPr>
+        <w:pStyle w:val="Heading1"/>
+      </w:pPr>
+      <w:r>
+        <w:t>02. Define a matrix that retains differences and uncertainty</w:t>
+      </w:r>
+    </w:p>
+    <w:p>
+      <w:r>
+        <w:t>A well-filled table explains why a direct ranking may be unavailable.</w:t>
+      </w:r>
+    </w:p>
+    <w:p>
+      <w:pPr>
+        <w:pStyle w:val="Heading2"/>
+      </w:pPr>
+      <w:r>
+        <w:t>Begin with two percentages measuring different tasks</w:t>
+      </w:r>
+    </w:p>
+    <w:p>
+      <w:pPr>
         <w:spacing w:line="336" w:lineRule="auto" w:after="180"/>
       </w:pPr>
       <w:r>
         <w:rPr>
           <w:b w:val="0"/>
         </w:rPr>
-        <w:t xml:space="preserve">Recall Replication and reproduction. Explain why a recorded result needs its </w:t>
+        <w:t>Imagine one study reports ninety percent classification accuracy and another eighty percent claim support for generated answers. Sorting 90 above 80 does not make the first tool better for the second task. A literature matrix keeps the meaning of each result beside it: question, data, unit, baseline, metric, split, resources and limitations. “Not reported” is useful information.</w:t>
+      </w:r>
+    </w:p>
+    <w:p>
+      <w:pPr>
+        <w:spacing w:line="336" w:lineRule="auto" w:after="180"/>
+      </w:pPr>
+      <w:r>
+        <w:rPr>
+          <w:b w:val="0"/>
+        </w:rPr>
+        <w:t>It is more honest than inventing a denominator or filling an unknown version from another study.</w:t>
+      </w:r>
+    </w:p>
+    <w:p>
+      <w:pPr>
+        <w:pStyle w:val="Heading2"/>
+      </w:pPr>
+      <w:r>
+        <w:t>Define a literature comparison matrix</w:t>
+      </w:r>
+    </w:p>
+    <w:p>
+      <w:pPr>
+        <w:spacing w:line="336" w:lineRule="auto" w:after="180"/>
+      </w:pPr>
+      <w:r>
+        <w:rPr>
+          <w:b w:val="0"/>
+        </w:rPr>
+        <w:t xml:space="preserve">A </w:t>
+      </w:r>
+      <w:r>
+        <w:rPr>
+          <w:b/>
+        </w:rPr>
+        <w:t>literature matrix</w:t>
+      </w:r>
+      <w:r>
+        <w:rPr>
+          <w:b w:val="0"/>
+        </w:rPr>
+        <w:t xml:space="preserve"> compares studies using aligned columns rather than sorting headline numbers with different meanings.</w:t>
+      </w:r>
+    </w:p>
+    <w:p>
+      <w:pPr>
+        <w:pStyle w:val="Heading2"/>
+      </w:pPr>
+      <w:r>
+        <w:t>Complete study-field and comparison contract</w:t>
+      </w:r>
+    </w:p>
+    <w:tbl>
+      <w:tblPr>
+        <w:tblStyle w:val="LightShading-Accent1"/>
+        <w:tblW w:type="auto" w:w="0"/>
+        <w:tblLook w:firstColumn="1" w:firstRow="1" w:lastColumn="0" w:lastRow="0" w:noHBand="0" w:noVBand="1" w:val="04A0"/>
+      </w:tblPr>
+      <w:tblGrid>
+        <w:gridCol w:w="5112"/>
+        <w:gridCol w:w="5112"/>
+      </w:tblGrid>
+      <w:tr>
+        <w:trPr>
+          <w:tblHeader/>
+        </w:trPr>
+        <w:tc>
+          <w:tcPr>
+            <w:tcW w:type="dxa" w:w="5112"/>
+          </w:tcPr>
+          <w:p>
+            <w:r>
+              <w:t>Matrix rule</w:t>
+            </w:r>
+          </w:p>
+        </w:tc>
+        <w:tc>
+          <w:tcPr>
+            <w:tcW w:type="dxa" w:w="5112"/>
+          </w:tcPr>
+          <w:p>
+            <w:r>
+              <w:t>Complete fictional comparison protocol</w:t>
+            </w:r>
+          </w:p>
+        </w:tc>
+      </w:tr>
+      <w:tr>
+        <w:tc>
+          <w:tcPr>
+            <w:tcW w:type="dxa" w:w="5112"/>
+          </w:tcPr>
+          <w:p>
+            <w:r>
+              <w:t>Study identity</w:t>
+            </w:r>
+          </w:p>
+        </w:tc>
+        <w:tc>
+          <w:tcPr>
+            <w:tcW w:type="dxa" w:w="5112"/>
+          </w:tcPr>
+          <w:p>
+            <w:r>
+              <w:t>Keep exact source/version/locator when known; supplied examples have no real citation</w:t>
+            </w:r>
+          </w:p>
+        </w:tc>
+      </w:tr>
+      <w:tr>
+        <w:tc>
+          <w:tcPr>
+            <w:tcW w:type="dxa" w:w="5112"/>
+          </w:tcPr>
+          <w:p>
+            <w:r>
+              <w:t>Question and task</w:t>
+            </w:r>
+          </w:p>
+        </w:tc>
+        <w:tc>
+          <w:tcPr>
+            <w:tcW w:type="dxa" w:w="5112"/>
+          </w:tcPr>
+          <w:p>
+            <w:r>
+              <w:t>Name what each study evaluates before comparing outcomes</w:t>
+            </w:r>
+          </w:p>
+        </w:tc>
+      </w:tr>
+      <w:tr>
+        <w:tc>
+          <w:tcPr>
+            <w:tcW w:type="dxa" w:w="5112"/>
+          </w:tcPr>
+          <w:p>
+            <w:r>
+              <w:t>Cases and unit</w:t>
+            </w:r>
+          </w:p>
+        </w:tc>
+        <w:tc>
+          <w:tcPr>
+            <w:tcW w:type="dxa" w:w="5112"/>
+          </w:tcPr>
+          <w:p>
+            <w:r>
+              <w:t>Record dataset/population, sample denominator and experimental unit; mark absent details not reported</w:t>
+            </w:r>
+          </w:p>
+        </w:tc>
+      </w:tr>
+      <w:tr>
+        <w:tc>
+          <w:tcPr>
+            <w:tcW w:type="dxa" w:w="5112"/>
+          </w:tcPr>
+          <w:p>
+            <w:r>
+              <w:t>Baseline and metric</w:t>
+            </w:r>
+          </w:p>
+        </w:tc>
+        <w:tc>
+          <w:tcPr>
+            <w:tcW w:type="dxa" w:w="5112"/>
+          </w:tcPr>
+          <w:p>
+            <w:r>
+              <w:t>Keep reference method, outcome definition, cutoff and aggregation rule</w:t>
+            </w:r>
+          </w:p>
+        </w:tc>
+      </w:tr>
+      <w:tr>
+        <w:tc>
+          <w:tcPr>
+            <w:tcW w:type="dxa" w:w="5112"/>
+          </w:tcPr>
+          <w:p>
+            <w:r>
+              <w:t>Split and resources</w:t>
+            </w:r>
+          </w:p>
+        </w:tc>
+        <w:tc>
+          <w:tcPr>
+            <w:tcW w:type="dxa" w:w="5112"/>
+          </w:tcPr>
+          <w:p>
+            <w:r>
+              <w:t>Record training/evaluation separation, environment and resource measurements if supplied</w:t>
+            </w:r>
+          </w:p>
+        </w:tc>
+      </w:tr>
+      <w:tr>
+        <w:tc>
+          <w:tcPr>
+            <w:tcW w:type="dxa" w:w="5112"/>
+          </w:tcPr>
+          <w:p>
+            <w:r>
+              <w:t>Limitations</w:t>
+            </w:r>
+          </w:p>
+        </w:tc>
+        <w:tc>
+          <w:tcPr>
+            <w:tcW w:type="dxa" w:w="5112"/>
+          </w:tcPr>
+          <w:p>
+            <w:r>
+              <w:t>State known task/condition gaps and unknown methods</w:t>
+            </w:r>
+          </w:p>
+        </w:tc>
+      </w:tr>
+      <w:tr>
+        <w:tc>
+          <w:tcPr>
+            <w:tcW w:type="dxa" w:w="5112"/>
+          </w:tcPr>
+          <w:p>
+            <w:r>
+              <w:t>Comparison judgment</w:t>
+            </w:r>
+          </w:p>
+        </w:tc>
+        <w:tc>
+          <w:tcPr>
+            <w:tcW w:type="dxa" w:w="5112"/>
+          </w:tcPr>
+          <w:p>
+            <w:r>
+              <w:t>Aligned for a stated purpose / different known fields / insufficiently reported; no automatic rank</w:t>
+            </w:r>
+          </w:p>
+        </w:tc>
+      </w:tr>
+      <w:tr>
+        <w:tc>
+          <w:tcPr>
+            <w:tcW w:type="dxa" w:w="5112"/>
+          </w:tcPr>
+          <w:p>
+            <w:r>
+              <w:t>No invented counts</w:t>
+            </w:r>
+          </w:p>
+        </w:tc>
+        <w:tc>
+          <w:tcPr>
+            <w:tcW w:type="dxa" w:w="5112"/>
+          </w:tcPr>
+          <w:p>
+            <w:r>
+              <w:t>A percentage alone does not supply its raw numerator or denominator</w:t>
+            </w:r>
+          </w:p>
+        </w:tc>
+      </w:tr>
+      <w:tr>
+        <w:tc>
+          <w:tcPr>
+            <w:tcW w:type="dxa" w:w="5112"/>
+          </w:tcPr>
+          <w:p>
+            <w:r>
+              <w:t>Scope</w:t>
+            </w:r>
+          </w:p>
+        </w:tc>
+        <w:tc>
+          <w:tcPr>
+            <w:tcW w:type="dxa" w:w="5112"/>
+          </w:tcPr>
+          <w:p>
+            <w:r>
+              <w:t>Fictional matrix practice, not real literature synthesis, pooled meta-analysis or tool recommendation</w:t>
+            </w:r>
+          </w:p>
+        </w:tc>
+      </w:tr>
+    </w:tbl>
+    <w:p>
+      <w:pPr>
+        <w:pStyle w:val="Heading2"/>
+      </w:pPr>
+      <w:r>
+        <w:t>Name supplied and missing evidence</w:t>
+      </w:r>
+    </w:p>
+    <w:p>
+      <w:pPr>
+        <w:pStyle w:val="Heading3"/>
+      </w:pPr>
+      <w:r>
+        <w:t>List the given facts and one fact that is not supplied.</w:t>
+      </w:r>
+    </w:p>
+    <w:p>
+      <w:r>
+        <w:t>________________________________________________________________</w:t>
+      </w:r>
+    </w:p>
+    <w:p>
+      <w:r>
+        <w:t>________________________________________________________________</w:t>
+      </w:r>
+    </w:p>
+    <w:p>
+      <w:r>
+        <w:t>________________________________________________________________</w:t>
+      </w:r>
+    </w:p>
+    <w:p>
+      <w:pPr>
+        <w:pStyle w:val="Heading2"/>
+      </w:pPr>
+      <w:r>
+        <w:t>Earlier wording, alternatives and picture transcripts · reference / check after trying</w:t>
+      </w:r>
+    </w:p>
+    <w:p>
+      <w:pPr>
+        <w:spacing w:line="336" w:lineRule="auto" w:after="180"/>
+      </w:pPr>
+      <w:r>
+        <w:rPr>
+          <w:b w:val="0"/>
+        </w:rPr>
+        <w:t>Begin by writing the question the procedure is intended to answer. Identify the information already supplied, the information it will produce and the information still missing.</w:t>
+      </w:r>
+    </w:p>
+    <w:p>
+      <w:pPr>
+        <w:spacing w:line="336" w:lineRule="auto" w:after="180"/>
+      </w:pPr>
+      <w:r>
+        <w:rPr>
+          <w:b w:val="0"/>
+        </w:rPr>
+        <w:t>These are constructed classroom examples; they do not require live accounts, private records or an external service. Do not treat a plausible explanation as a measured outcome.</w:t>
+      </w:r>
+    </w:p>
+    <w:p>
+      <w:pPr>
+        <w:pStyle w:val="Heading1"/>
+      </w:pPr>
+      <w:r>
+        <w:t>03. Trace the main studies through a completed meaning-preserving matrix</w:t>
+      </w:r>
+    </w:p>
+    <w:p>
+      <w:r>
+        <w:t>Unknown denominators stay unknown rather than becoming convenient fractions.</w:t>
+      </w:r>
+    </w:p>
+    <w:p>
+      <w:pPr>
+        <w:pStyle w:val="Heading2"/>
+      </w:pPr>
+      <w:r>
+        <w:t>Original matrix-field procedure</w:t>
+      </w:r>
+    </w:p>
+    <w:p>
+      <w:pPr>
+        <w:spacing w:line="336" w:lineRule="auto" w:after="180"/>
+      </w:pPr>
+      <w:r>
+        <w:rPr>
+          <w:b w:val="0"/>
+        </w:rPr>
+        <w:t>Record question, data, unit, baseline, metric, split, resources and limitations. Mark incomparable fields rather than forcing a ranking.</w:t>
+      </w:r>
+    </w:p>
+    <w:p>
+      <w:pPr>
+        <w:pStyle w:val="Heading2"/>
+      </w:pPr>
+      <w:r>
+        <w:t>Complete main task/metric/unknown-field matrix</w:t>
+      </w:r>
+    </w:p>
+    <w:tbl>
+      <w:tblPr>
+        <w:tblStyle w:val="LightShading-Accent1"/>
+        <w:tblW w:type="auto" w:w="0"/>
+        <w:tblLook w:firstColumn="1" w:firstRow="1" w:lastColumn="0" w:lastRow="0" w:noHBand="0" w:noVBand="1" w:val="04A0"/>
+      </w:tblPr>
+      <w:tblGrid>
+        <w:gridCol w:w="3408"/>
+        <w:gridCol w:w="3408"/>
+        <w:gridCol w:w="3408"/>
+      </w:tblGrid>
+      <w:tr>
+        <w:trPr>
+          <w:tblHeader/>
+        </w:trPr>
+        <w:tc>
+          <w:tcPr>
+            <w:tcW w:type="dxa" w:w="3408"/>
+          </w:tcPr>
+          <w:p>
+            <w:r>
+              <w:t>Main matrix field</w:t>
+            </w:r>
+          </w:p>
+        </w:tc>
+        <w:tc>
+          <w:tcPr>
+            <w:tcW w:type="dxa" w:w="3408"/>
+          </w:tcPr>
+          <w:p>
+            <w:r>
+              <w:t>Study A supplied record</w:t>
+            </w:r>
+          </w:p>
+        </w:tc>
+        <w:tc>
+          <w:tcPr>
+            <w:tcW w:type="dxa" w:w="3408"/>
+          </w:tcPr>
+          <w:p>
+            <w:r>
+              <w:t>Study B supplied record</w:t>
+            </w:r>
+          </w:p>
+        </w:tc>
+      </w:tr>
+      <w:tr>
+        <w:tc>
+          <w:tcPr>
+            <w:tcW w:type="dxa" w:w="3408"/>
+          </w:tcPr>
+          <w:p>
+            <w:r>
+              <w:t>Task</w:t>
+            </w:r>
+          </w:p>
+        </w:tc>
+        <w:tc>
+          <w:tcPr>
+            <w:tcW w:type="dxa" w:w="3408"/>
+          </w:tcPr>
+          <w:p>
+            <w:r>
+              <w:t>Classification, described as easy</w:t>
+            </w:r>
+          </w:p>
+        </w:tc>
+        <w:tc>
+          <w:tcPr>
+            <w:tcW w:type="dxa" w:w="3408"/>
+          </w:tcPr>
+          <w:p>
+            <w:r>
+              <w:t>Generated answers, described as difficult</w:t>
+            </w:r>
+          </w:p>
+        </w:tc>
+      </w:tr>
+      <w:tr>
+        <w:tc>
+          <w:tcPr>
+            <w:tcW w:type="dxa" w:w="3408"/>
+          </w:tcPr>
+          <w:p>
+            <w:r>
+              <w:t>Reported metric/result</w:t>
+            </w:r>
+          </w:p>
+        </w:tc>
+        <w:tc>
+          <w:tcPr>
+            <w:tcW w:type="dxa" w:w="3408"/>
+          </w:tcPr>
+          <w:p>
+            <w:r>
+              <w:t>Accuracy90%</w:t>
+            </w:r>
+          </w:p>
+        </w:tc>
+        <w:tc>
+          <w:tcPr>
+            <w:tcW w:type="dxa" w:w="3408"/>
+          </w:tcPr>
+          <w:p>
+            <w:r>
+              <w:t>Claim support 80%</w:t>
+            </w:r>
+          </w:p>
+        </w:tc>
+      </w:tr>
+      <w:tr>
+        <w:tc>
+          <w:tcPr>
+            <w:tcW w:type="dxa" w:w="3408"/>
+          </w:tcPr>
+          <w:p>
+            <w:r>
+              <w:t>Dataset/corpus and version</w:t>
+            </w:r>
+          </w:p>
+        </w:tc>
+        <w:tc>
+          <w:tcPr>
+            <w:tcW w:type="dxa" w:w="3408"/>
+          </w:tcPr>
+          <w:p>
+            <w:r>
+              <w:t>Not reported</w:t>
+            </w:r>
+          </w:p>
+        </w:tc>
+        <w:tc>
+          <w:tcPr>
+            <w:tcW w:type="dxa" w:w="3408"/>
+          </w:tcPr>
+          <w:p>
+            <w:r>
+              <w:t>Not reported</w:t>
+            </w:r>
+          </w:p>
+        </w:tc>
+      </w:tr>
+      <w:tr>
+        <w:tc>
+          <w:tcPr>
+            <w:tcW w:type="dxa" w:w="3408"/>
+          </w:tcPr>
+          <w:p>
+            <w:r>
+              <w:t>Evaluation unit</w:t>
+            </w:r>
+          </w:p>
+        </w:tc>
+        <w:tc>
+          <w:tcPr>
+            <w:tcW w:type="dxa" w:w="3408"/>
+          </w:tcPr>
+          <w:p>
+            <w:r>
+              <w:t>Classification cases implied; exact definition not reported</w:t>
+            </w:r>
+          </w:p>
+        </w:tc>
+        <w:tc>
+          <w:tcPr>
+            <w:tcW w:type="dxa" w:w="3408"/>
+          </w:tcPr>
+          <w:p>
+            <w:r>
+              <w:t>Claim versus whole-answer aggregation not reported</w:t>
+            </w:r>
+          </w:p>
+        </w:tc>
+      </w:tr>
+      <w:tr>
+        <w:tc>
+          <w:tcPr>
+            <w:tcW w:type="dxa" w:w="3408"/>
+          </w:tcPr>
+          <w:p>
+            <w:r>
+              <w:t>Raw count/denominator</w:t>
+            </w:r>
+          </w:p>
+        </w:tc>
+        <w:tc>
+          <w:tcPr>
+            <w:tcW w:type="dxa" w:w="3408"/>
+          </w:tcPr>
+          <w:p>
+            <w:r>
+              <w:t>Not reported; do not invent 9/10</w:t>
+            </w:r>
+          </w:p>
+        </w:tc>
+        <w:tc>
+          <w:tcPr>
+            <w:tcW w:type="dxa" w:w="3408"/>
+          </w:tcPr>
+          <w:p>
+            <w:r>
+              <w:t>Not reported; do not invent 8/10</w:t>
+            </w:r>
+          </w:p>
+        </w:tc>
+      </w:tr>
+      <w:tr>
+        <w:tc>
+          <w:tcPr>
+            <w:tcW w:type="dxa" w:w="3408"/>
+          </w:tcPr>
+          <w:p>
+            <w:r>
+              <w:t>Baseline/model version</w:t>
+            </w:r>
+          </w:p>
+        </w:tc>
+        <w:tc>
+          <w:tcPr>
+            <w:tcW w:type="dxa" w:w="3408"/>
+          </w:tcPr>
+          <w:p>
+            <w:r>
+              <w:t>Not reported</w:t>
+            </w:r>
+          </w:p>
+        </w:tc>
+        <w:tc>
+          <w:tcPr>
+            <w:tcW w:type="dxa" w:w="3408"/>
+          </w:tcPr>
+          <w:p>
+            <w:r>
+              <w:t>Not reported</w:t>
+            </w:r>
+          </w:p>
+        </w:tc>
+      </w:tr>
+      <w:tr>
+        <w:tc>
+          <w:tcPr>
+            <w:tcW w:type="dxa" w:w="3408"/>
+          </w:tcPr>
+          <w:p>
+            <w:r>
+              <w:t>Split and resource conditions</w:t>
+            </w:r>
+          </w:p>
+        </w:tc>
+        <w:tc>
+          <w:tcPr>
+            <w:tcW w:type="dxa" w:w="3408"/>
+          </w:tcPr>
+          <w:p>
+            <w:r>
+              <w:t>Not reported</w:t>
+            </w:r>
+          </w:p>
+        </w:tc>
+        <w:tc>
+          <w:tcPr>
+            <w:tcW w:type="dxa" w:w="3408"/>
+          </w:tcPr>
+          <w:p>
+            <w:r>
+              <w:t>Not reported</w:t>
+            </w:r>
+          </w:p>
+        </w:tc>
+      </w:tr>
+      <w:tr>
+        <w:tc>
+          <w:tcPr>
+            <w:tcW w:type="dxa" w:w="3408"/>
+          </w:tcPr>
+          <w:p>
+            <w:r>
+              <w:t>Known comparison gap</w:t>
+            </w:r>
+          </w:p>
+        </w:tc>
+        <w:tc>
+          <w:tcPr>
+            <w:tcW w:type="dxa" w:w="3408"/>
+          </w:tcPr>
+          <w:p>
+            <w:r>
+              <w:t>Different task/outcome from B</w:t>
+            </w:r>
+          </w:p>
+        </w:tc>
+        <w:tc>
+          <w:tcPr>
+            <w:tcW w:type="dxa" w:w="3408"/>
+          </w:tcPr>
+          <w:p>
+            <w:r>
+              <w:t>Different task/outcome from A</w:t>
+            </w:r>
+          </w:p>
+        </w:tc>
+      </w:tr>
+      <w:tr>
+        <w:tc>
+          <w:tcPr>
+            <w:tcW w:type="dxa" w:w="3408"/>
+          </w:tcPr>
+          <w:p>
+            <w:r>
+              <w:t>Valid conclusion</w:t>
+            </w:r>
+          </w:p>
+        </w:tc>
+        <w:tc>
+          <w:tcPr>
+            <w:tcW w:type="dxa" w:w="3408"/>
+          </w:tcPr>
+          <w:p>
+            <w:r>
+              <w:t>A’s headline percentage is numerically higher</w:t>
+            </w:r>
+          </w:p>
+        </w:tc>
+        <w:tc>
+          <w:tcPr>
+            <w:tcW w:type="dxa" w:w="3408"/>
+          </w:tcPr>
+          <w:p>
+            <w:r>
+              <w:t>No direct cross-task superiority follows</w:t>
+            </w:r>
+          </w:p>
+        </w:tc>
+      </w:tr>
+    </w:tbl>
+    <w:p>
+      <w:pPr>
+        <w:pStyle w:val="Heading2"/>
+      </w:pPr>
+      <w:r>
+        <w:t>State the comparison still needed</w:t>
+      </w:r>
+    </w:p>
+    <w:p>
+      <w:pPr>
+        <w:spacing w:line="336" w:lineRule="auto" w:after="180"/>
+      </w:pPr>
+      <w:r>
+        <w:rPr>
+          <w:b w:val="0"/>
+        </w:rPr>
+        <w:t xml:space="preserve">Before applying the procedure, write its units, denominator or decision boundary where relevant. A partner should be able to repeat each step using the same </w:t>
       </w:r>
       <w:r>
         <w:rPr>
@@ -247,50 +1102,38 @@
         <w:rPr>
           <w:b w:val="0"/>
         </w:rPr>
-        <w:t xml:space="preserve"> conditions and </w:t>
+        <w:t>s.</w:t>
+      </w:r>
+    </w:p>
+    <w:p>
+      <w:pPr>
+        <w:spacing w:line="336" w:lineRule="auto" w:after="180"/>
+      </w:pPr>
+      <w:r>
+        <w:rPr>
+          <w:b w:val="0"/>
+        </w:rPr>
+        <w:t xml:space="preserve">If a required </w:t>
       </w:r>
       <w:r>
         <w:rPr>
           <w:b/>
         </w:rPr>
-        <w:t>evidence</w:t>
+        <w:t>input</w:t>
       </w:r>
       <w:r>
         <w:rPr>
           <w:b w:val="0"/>
         </w:rPr>
-        <w:t xml:space="preserve"> source before it can support a claim.</w:t>
-      </w:r>
-    </w:p>
-    <w:p>
-      <w:pPr>
-        <w:pStyle w:val="Heading3"/>
-      </w:pPr>
-      <w:r>
-        <w:t>My starting explanation</w:t>
-      </w:r>
-    </w:p>
-    <w:p>
-      <w:r>
-        <w:t>________________________________________________________________</w:t>
-      </w:r>
-    </w:p>
-    <w:p>
-      <w:r>
-        <w:t>________________________________________________________________</w:t>
-      </w:r>
-    </w:p>
-    <w:p>
-      <w:r>
-        <w:t>________________________________________________________________</w:t>
-      </w:r>
-    </w:p>
-    <w:p>
-      <w:pPr>
-        <w:pStyle w:val="Heading3"/>
-      </w:pPr>
-      <w:r>
-        <w:t>This week’s end goal</w:t>
+        <w:t xml:space="preserve"> is absent or violates the stated contract, record that condition explicitly instead of quietly replacing it with a convenient value.</w:t>
+      </w:r>
+    </w:p>
+    <w:p>
+      <w:pPr>
+        <w:pStyle w:val="Heading2"/>
+      </w:pPr>
+      <w:r>
+        <w:t>Explain the visual</w:t>
       </w:r>
     </w:p>
     <w:p>
@@ -301,112 +1144,27 @@
         <w:rPr>
           <w:b w:val="0"/>
         </w:rPr>
-        <w:t>Explain a literature comparison matrix using the records and boundaries of this fictional investigation.</w:t>
-      </w:r>
-    </w:p>
-    <w:p>
-      <w:pPr>
-        <w:pStyle w:val="Heading1"/>
-      </w:pPr>
-      <w:r>
-        <w:t>02. Notice the evidence</w:t>
-      </w:r>
-    </w:p>
-    <w:p>
-      <w:r>
-        <w:t>Investigate the supplied A literature comparison matrix case. Separate observations, given facts and assumptions before choosing an explanation.</w:t>
-      </w:r>
-    </w:p>
-    <w:p>
-      <w:pPr>
-        <w:spacing w:line="336" w:lineRule="auto" w:after="180"/>
-      </w:pPr>
+        <w:t xml:space="preserve">Point to the </w:t>
+      </w:r>
+      <w:r>
+        <w:rPr>
+          <w:b/>
+        </w:rPr>
+        <w:t>input</w:t>
+      </w:r>
       <w:r>
         <w:rPr>
           <w:b w:val="0"/>
         </w:rPr>
-        <w:t xml:space="preserve">A </w:t>
-      </w:r>
-      <w:r>
-        <w:rPr>
-          <w:b/>
-        </w:rPr>
-        <w:t>literature matrix</w:t>
-      </w:r>
-      <w:r>
-        <w:rPr>
-          <w:b w:val="0"/>
-        </w:rPr>
-        <w:t xml:space="preserve"> compares studies using aligned columns rather than sorting headline numbers with different meanings.</w:t>
-      </w:r>
-    </w:p>
-    <w:p>
-      <w:pPr>
-        <w:spacing w:line="336" w:lineRule="auto" w:after="180"/>
-      </w:pPr>
-      <w:r>
-        <w:rPr>
-          <w:b w:val="0"/>
-        </w:rPr>
-        <w:t>Begin by writing the question the procedure is intended to answer. Identify the information already supplied, the information it will produce and the information still missing.</w:t>
-      </w:r>
-    </w:p>
-    <w:p>
-      <w:pPr>
-        <w:spacing w:line="336" w:lineRule="auto" w:after="180"/>
-      </w:pPr>
-      <w:r>
-        <w:rPr>
-          <w:b w:val="0"/>
-        </w:rPr>
-        <w:t>These are constructed classroom examples; they do not require live accounts, private records or an external service. Do not treat a plausible explanation as a measured outcome.</w:t>
-      </w:r>
-    </w:p>
-    <w:p>
-      <w:pPr>
-        <w:pStyle w:val="Heading3"/>
-      </w:pPr>
-      <w:r>
-        <w:t>List the given facts and one fact that is not supplied.</w:t>
-      </w:r>
-    </w:p>
-    <w:p>
-      <w:r>
-        <w:t>________________________________________________________________</w:t>
-      </w:r>
-    </w:p>
-    <w:p>
-      <w:r>
-        <w:t>________________________________________________________________</w:t>
-      </w:r>
-    </w:p>
-    <w:p>
-      <w:r>
-        <w:t>________________________________________________________________</w:t>
-      </w:r>
-    </w:p>
-    <w:p>
-      <w:pPr>
-        <w:pStyle w:val="Heading1"/>
-      </w:pPr>
-      <w:r>
-        <w:t>03. See how it works</w:t>
-      </w:r>
-    </w:p>
-    <w:p>
-      <w:r>
-        <w:t>Follow the mechanism for A literature comparison matrix. Connect each labelled input, deciding step and result.</w:t>
-      </w:r>
-    </w:p>
-    <w:p>
-      <w:pPr>
-        <w:spacing w:line="336" w:lineRule="auto" w:after="180"/>
-      </w:pPr>
-      <w:r>
-        <w:rPr>
-          <w:b w:val="0"/>
-        </w:rPr>
-        <w:t>Record question, data, unit, baseline, metric, split, resources and limitations. Mark incomparable fields rather than forcing a ranking.</w:t>
+        <w:t>, the deciding step and the result in this week’s visual. Explain the same step in ordinary words. A picture helps when you can say what each part represents.</w:t>
+      </w:r>
+    </w:p>
+    <w:p>
+      <w:pPr>
+        <w:pStyle w:val="Heading2"/>
+      </w:pPr>
+      <w:r>
+        <w:t>Earlier wording, alternatives and picture transcripts · reference / check after trying</w:t>
       </w:r>
     </w:p>
     <w:p>
@@ -470,7 +1228,7 @@
           </w:tcPr>
           <w:p>
             <w:r>
-              <w:t>Study A reports accuracy90% on easy classification; B reports claim support80% on difficult generated answers.</w:t>
+              <w:t>Study A reports accuracy 90% on easy classification; B reports claim support 80% on difficult generated answers.</w:t>
             </w:r>
           </w:p>
         </w:tc>
@@ -503,13 +1261,226 @@
     </w:p>
     <w:p>
       <w:pPr>
+        <w:pStyle w:val="Heading3"/>
+      </w:pPr>
+      <w:r>
+        <w:t>Connect the picture and the explanation</w:t>
+      </w:r>
+    </w:p>
+    <w:p>
+      <w:pPr>
+        <w:pStyle w:val="Heading1"/>
+      </w:pPr>
+      <w:r>
+        <w:t>04. Predict a matrix that hides indoor versus outdoor conditions</w:t>
+      </w:r>
+    </w:p>
+    <w:p>
+      <w:r>
+        <w:t>Removing a column removes information, not the underlying difference.</w:t>
+      </w:r>
+    </w:p>
+    <w:p>
+      <w:pPr>
+        <w:pStyle w:val="Heading2"/>
+      </w:pPr>
+      <w:r>
+        <w:t>Current task and response</w:t>
+      </w:r>
+    </w:p>
+    <w:p>
+      <w:pPr>
+        <w:pStyle w:val="ListBullet"/>
+      </w:pPr>
+      <w:r>
+        <w:t>Study A reports accuracy 90% on easy classification; B reports claim support 80% on difficult generated answers. Show the intermediate steps and give the conclusion with its scope.</w:t>
+      </w:r>
+    </w:p>
+    <w:p>
+      <w:pPr>
+        <w:pStyle w:val="Heading3"/>
+      </w:pPr>
+      <w:r>
+        <w:t>Keep the procedure fixed. Explain what changed in the inputs and result.</w:t>
+      </w:r>
+    </w:p>
+    <w:p>
+      <w:r>
+        <w:t>________________________________________________________________</w:t>
+      </w:r>
+    </w:p>
+    <w:p>
+      <w:r>
+        <w:t>________________________________________________________________</w:t>
+      </w:r>
+    </w:p>
+    <w:p>
+      <w:r>
+        <w:t>________________________________________________________________</w:t>
+      </w:r>
+    </w:p>
+    <w:p>
+      <w:r>
+        <w:t>________________________________________________________________</w:t>
+      </w:r>
+    </w:p>
+    <w:p>
+      <w:r>
+        <w:t>________________________________________________________________</w:t>
+      </w:r>
+    </w:p>
+    <w:p>
+      <w:pPr>
+        <w:pStyle w:val="Heading2"/>
+      </w:pPr>
+      <w:r>
+        <w:t>Predict the missing-condition column</w:t>
+      </w:r>
+    </w:p>
+    <w:p>
+      <w:pPr>
+        <w:pStyle w:val="ListBullet"/>
+      </w:pPr>
+      <w:r>
+        <w:t>Change: Remove the indoor/outdoor column.</w:t>
+      </w:r>
+    </w:p>
+    <w:p>
+      <w:pPr>
+        <w:pStyle w:val="Heading2"/>
+      </w:pPr>
+      <w:r>
+        <w:t>Check after predicting · reference / check after trying</w:t>
+      </w:r>
+    </w:p>
+    <w:p>
+      <w:pPr>
         <w:spacing w:line="336" w:lineRule="auto" w:after="180"/>
       </w:pPr>
+      <w:r>
+        <w:rPr>
+          <w:b/>
+        </w:rPr>
+        <w:t>Prediction</w:t>
+      </w:r>
       <w:r>
         <w:rPr>
           <w:b w:val="0"/>
         </w:rPr>
-        <w:t xml:space="preserve">Before applying the procedure, write its units, denominator or decision boundary where relevant. A partner should be able to repeat each step using the same </w:t>
+        <w:t>: The matrix conceals an important condition difference.</w:t>
+      </w:r>
+    </w:p>
+    <w:p>
+      <w:pPr>
+        <w:spacing w:line="336" w:lineRule="auto" w:after="180"/>
+      </w:pPr>
+      <w:r>
+        <w:rPr>
+          <w:b w:val="0"/>
+        </w:rPr>
+        <w:t>Reason: A reader might now mistake unlike studies for a controlled head-to-head comparison.</w:t>
+      </w:r>
+    </w:p>
+    <w:p>
+      <w:pPr>
+        <w:pStyle w:val="Heading2"/>
+      </w:pPr>
+      <w:r>
+        <w:t>Earlier wording, alternatives and picture transcripts · reference / check after trying</w:t>
+      </w:r>
+    </w:p>
+    <w:p>
+      <w:pPr>
+        <w:pStyle w:val="Heading3"/>
+      </w:pPr>
+      <w:r>
+        <w:t>Compare a familiar case with a changed case</w:t>
+      </w:r>
+    </w:p>
+    <w:p>
+      <w:pPr>
+        <w:pStyle w:val="Heading3"/>
+      </w:pPr>
+      <w:r>
+        <w:t>Change one thing in the pictured case</w:t>
+      </w:r>
+    </w:p>
+    <w:p>
+      <w:pPr>
+        <w:pStyle w:val="Heading1"/>
+      </w:pPr>
+      <w:r>
+        <w:t>06. Read equal rates alongside different case conditions</w:t>
+      </w:r>
+    </w:p>
+    <w:p>
+      <w:r>
+        <w:t>Keep denominators and missing alignment details visible.</w:t>
+      </w:r>
+    </w:p>
+    <w:p>
+      <w:pPr>
+        <w:pStyle w:val="Heading2"/>
+      </w:pPr>
+      <w:r>
+        <w:t>Main different-task comparison and checked limit</w:t>
+      </w:r>
+    </w:p>
+    <w:p>
+      <w:pPr>
+        <w:spacing w:line="336" w:lineRule="auto" w:after="180"/>
+      </w:pPr>
+      <w:r>
+        <w:rPr>
+          <w:b w:val="0"/>
+        </w:rPr>
+        <w:t xml:space="preserve">Study A reports accuracy 90% on easy classification; B reports claim support </w:t>
+      </w:r>
+      <w:r>
+        <w:rPr>
+          <w:b/>
+        </w:rPr>
+        <w:t>80%</w:t>
+      </w:r>
+      <w:r>
+        <w:rPr>
+          <w:b w:val="0"/>
+        </w:rPr>
+        <w:t xml:space="preserve"> on difficult generated answers.</w:t>
+      </w:r>
+    </w:p>
+    <w:p>
+      <w:pPr>
+        <w:spacing w:line="336" w:lineRule="auto" w:after="180"/>
+      </w:pPr>
+      <w:r>
+        <w:rPr>
+          <w:b w:val="0"/>
+        </w:rPr>
+        <w:t>Different tasks and metrics cannot establish A superior to B. Keep separate columns and identify a common evaluation needed.</w:t>
+      </w:r>
+    </w:p>
+    <w:p>
+      <w:pPr>
+        <w:spacing w:line="336" w:lineRule="auto" w:after="180"/>
+      </w:pPr>
+      <w:r>
+        <w:rPr>
+          <w:b w:val="0"/>
+        </w:rPr>
+        <w:t xml:space="preserve">Compare the intermediate </w:t>
+      </w:r>
+      <w:r>
+        <w:rPr>
+          <w:b/>
+        </w:rPr>
+        <w:t>evidence</w:t>
+      </w:r>
+      <w:r>
+        <w:rPr>
+          <w:b w:val="0"/>
+        </w:rPr>
+        <w:t xml:space="preserve"> with the final statement. Explain why each number or decision follows from the stated </w:t>
       </w:r>
       <w:r>
         <w:rPr>
@@ -532,7 +1503,7 @@
         <w:rPr>
           <w:b w:val="0"/>
         </w:rPr>
-        <w:t xml:space="preserve">If a required </w:t>
+        <w:t xml:space="preserve">The conclusion belongs to this scenario and procedure; changing the </w:t>
       </w:r>
       <w:r>
         <w:rPr>
@@ -544,15 +1515,15 @@
         <w:rPr>
           <w:b w:val="0"/>
         </w:rPr>
-        <w:t xml:space="preserve"> is absent or violates the stated contract, record that condition explicitly instead of quietly replacing it with a convenient value.</w:t>
-      </w:r>
-    </w:p>
-    <w:p>
-      <w:pPr>
-        <w:pStyle w:val="Heading3"/>
-      </w:pPr>
-      <w:r>
-        <w:t>Connect the picture and the explanation</w:t>
+        <w:t>s, evaluation population or authority can change what it establishes. Retain the raw record so a later revision can be compared honestly.</w:t>
+      </w:r>
+    </w:p>
+    <w:p>
+      <w:pPr>
+        <w:pStyle w:val="Heading2"/>
+      </w:pPr>
+      <w:r>
+        <w:t>Separate indoor/outdoor records and complete matrix</w:t>
       </w:r>
     </w:p>
     <w:p>
@@ -563,40 +1534,19 @@
         <w:rPr>
           <w:b w:val="0"/>
         </w:rPr>
-        <w:t xml:space="preserve">Point to the </w:t>
+        <w:t xml:space="preserve">A </w:t>
       </w:r>
       <w:r>
         <w:rPr>
           <w:b/>
         </w:rPr>
-        <w:t>input</w:t>
+        <w:t>literature matrix</w:t>
       </w:r>
       <w:r>
         <w:rPr>
           <w:b w:val="0"/>
         </w:rPr>
-        <w:t>, the deciding step and the result in this week’s visual. Explain the same step in ordinary words. A picture helps when you can say what each part represents.</w:t>
-      </w:r>
-    </w:p>
-    <w:p>
-      <w:pPr>
-        <w:pStyle w:val="Heading1"/>
-      </w:pPr>
-      <w:r>
-        <w:t>04. Compare the cases</w:t>
-      </w:r>
-    </w:p>
-    <w:p>
-      <w:r>
-        <w:t>Compare the supplied cases for A literature comparison matrix. Identify the detail that changes the conclusion.</w:t>
-      </w:r>
-    </w:p>
-    <w:p>
-      <w:pPr>
-        <w:pStyle w:val="Heading3"/>
-      </w:pPr>
-      <w:r>
-        <w:t>Compare a familiar case with a changed case</w:t>
+        <w:t xml:space="preserve"> that preserves differences. Two fictional studies evaluate related tools under different conditions.</w:t>
       </w:r>
     </w:p>
     <w:p>
@@ -607,7 +1557,7 @@
         <w:rPr>
           <w:b w:val="0"/>
         </w:rPr>
-        <w:t>Study A reports accuracy90% on easy classification; B reports claim support</w:t>
+        <w:t xml:space="preserve">Study S1: 8/10 correct on indoor photos. S2: 16/20 on outdoor photos. Both report </w:t>
       </w:r>
       <w:r>
         <w:rPr>
@@ -619,127 +1569,29 @@
         <w:rPr>
           <w:b w:val="0"/>
         </w:rPr>
-        <w:t xml:space="preserve"> on difficult generated answers. Show the intermediate steps and give the conclusion with its scope.</w:t>
-      </w:r>
-    </w:p>
-    <w:p>
-      <w:pPr>
-        <w:pStyle w:val="Heading3"/>
-      </w:pPr>
-      <w:r>
-        <w:t>Keep the procedure fixed. Explain what changed in the inputs and result.</w:t>
-      </w:r>
-    </w:p>
-    <w:p>
-      <w:r>
-        <w:t>________________________________________________________________</w:t>
-      </w:r>
-    </w:p>
-    <w:p>
-      <w:r>
-        <w:t>________________________________________________________________</w:t>
-      </w:r>
-    </w:p>
-    <w:p>
-      <w:r>
-        <w:t>________________________________________________________________</w:t>
-      </w:r>
-    </w:p>
-    <w:p>
-      <w:r>
-        <w:t>________________________________________________________________</w:t>
-      </w:r>
-    </w:p>
-    <w:p>
-      <w:r>
-        <w:t>________________________________________________________________</w:t>
-      </w:r>
-    </w:p>
-    <w:p>
-      <w:pPr>
-        <w:pStyle w:val="Heading3"/>
-      </w:pPr>
-      <w:r>
-        <w:t>Change one thing in the pictured case</w:t>
-      </w:r>
-    </w:p>
-    <w:p>
-      <w:pPr>
-        <w:pStyle w:val="Heading3"/>
-      </w:pPr>
-      <w:r>
-        <w:t>Change one thing</w:t>
+        <w:t>.</w:t>
       </w:r>
     </w:p>
     <w:p>
       <w:pPr>
         <w:spacing w:line="336" w:lineRule="auto" w:after="180"/>
-        <w:shd w:fill="F5F1FB"/>
       </w:pPr>
       <w:r>
         <w:rPr>
           <w:b w:val="0"/>
         </w:rPr>
-        <w:t>Change: Remove the indoor/outdoor column.</w:t>
-      </w:r>
-    </w:p>
-    <w:p>
-      <w:pPr>
-        <w:pStyle w:val="Heading3"/>
-      </w:pPr>
-      <w:r>
-        <w:t>Predicted result</w:t>
+        <w:t>The picture is a separate photo-study comparison. S1 reports 8/10 correct on indoor photos; S2 reports 16/20 on outdoor photos. Both rates are 80%, but the samples, denominators and conditions differ. Neither supplied record directly evaluates both tools on the same photos. Equal percentages do not establish equivalent performance or identical uncertainty.</w:t>
       </w:r>
     </w:p>
     <w:p>
       <w:pPr>
         <w:spacing w:line="336" w:lineRule="auto" w:after="180"/>
-        <w:shd w:fill="F1F6FC"/>
-      </w:pPr>
-      <w:r>
-        <w:rPr>
-          <w:b/>
-        </w:rPr>
-        <w:t>Prediction</w:t>
-      </w:r>
+      </w:pPr>
       <w:r>
         <w:rPr>
           <w:b w:val="0"/>
         </w:rPr>
-        <w:t>: The matrix conceals an important condition difference.</w:t>
-      </w:r>
-    </w:p>
-    <w:p>
-      <w:pPr>
-        <w:pStyle w:val="Heading3"/>
-      </w:pPr>
-      <w:r>
-        <w:t>Why the result follows</w:t>
-      </w:r>
-    </w:p>
-    <w:p>
-      <w:pPr>
-        <w:spacing w:line="336" w:lineRule="auto" w:after="180"/>
-        <w:shd w:fill="F1F6FC"/>
-      </w:pPr>
-      <w:r>
-        <w:rPr>
-          <w:b w:val="0"/>
-        </w:rPr>
-        <w:t>Reason: A reader might now mistake unlike studies for a controlled head-to-head comparison.</w:t>
-      </w:r>
-    </w:p>
-    <w:p>
-      <w:pPr>
-        <w:pStyle w:val="Heading1"/>
-      </w:pPr>
-      <w:r>
-        <w:t>05. Words that unlock the idea</w:t>
-      </w:r>
-    </w:p>
-    <w:p>
-      <w:r>
-        <w:t>Use the vocabulary of A literature comparison matrix to explain a concrete decision, rather than only memorising definitions.</w:t>
+        <w:t>Removing the indoor/outdoor column makes the matrix less informative while leaving the original difference intact. To answer a shared application question, first define an appropriate common task, eligible data, scoring, versions and conditions; a matrix by itself does not run that evaluation.</w:t>
       </w:r>
     </w:p>
     <w:tbl>
@@ -749,8 +1601,9 @@
         <w:tblLook w:firstColumn="1" w:firstRow="1" w:lastColumn="0" w:lastRow="0" w:noHBand="0" w:noVBand="1" w:val="04A0"/>
       </w:tblPr>
       <w:tblGrid>
-        <w:gridCol w:w="5112"/>
-        <w:gridCol w:w="5112"/>
+        <w:gridCol w:w="3408"/>
+        <w:gridCol w:w="3408"/>
+        <w:gridCol w:w="3408"/>
       </w:tblGrid>
       <w:tr>
         <w:trPr>
@@ -758,21 +1611,31 @@
         </w:trPr>
         <w:tc>
           <w:tcPr>
-            <w:tcW w:type="dxa" w:w="5112"/>
+            <w:tcW w:type="dxa" w:w="3408"/>
           </w:tcPr>
           <w:p>
             <w:r>
-              <w:t>Word</w:t>
+              <w:t>Separate picture matrix field</w:t>
             </w:r>
           </w:p>
         </w:tc>
         <w:tc>
           <w:tcPr>
-            <w:tcW w:type="dxa" w:w="5112"/>
+            <w:tcW w:type="dxa" w:w="3408"/>
           </w:tcPr>
           <w:p>
             <w:r>
-              <w:t>Meaning</w:t>
+              <w:t>S1</w:t>
+            </w:r>
+          </w:p>
+        </w:tc>
+        <w:tc>
+          <w:tcPr>
+            <w:tcW w:type="dxa" w:w="3408"/>
+          </w:tcPr>
+          <w:p>
+            <w:r>
+              <w:t>S2</w:t>
             </w:r>
           </w:p>
         </w:tc>
@@ -780,21 +1643,31 @@
       <w:tr>
         <w:tc>
           <w:tcPr>
-            <w:tcW w:type="dxa" w:w="5112"/>
+            <w:tcW w:type="dxa" w:w="3408"/>
           </w:tcPr>
           <w:p>
             <w:r>
-              <w:t>Literature matrix</w:t>
+              <w:t>Photo condition</w:t>
             </w:r>
           </w:p>
         </w:tc>
         <w:tc>
           <w:tcPr>
-            <w:tcW w:type="dxa" w:w="5112"/>
+            <w:tcW w:type="dxa" w:w="3408"/>
           </w:tcPr>
           <w:p>
             <w:r>
-              <w:t>A structured comparison of study methods and results</w:t>
+              <w:t>Indoor</w:t>
+            </w:r>
+          </w:p>
+        </w:tc>
+        <w:tc>
+          <w:tcPr>
+            <w:tcW w:type="dxa" w:w="3408"/>
+          </w:tcPr>
+          <w:p>
+            <w:r>
+              <w:t>Outdoor</w:t>
             </w:r>
           </w:p>
         </w:tc>
@@ -802,21 +1675,31 @@
       <w:tr>
         <w:tc>
           <w:tcPr>
-            <w:tcW w:type="dxa" w:w="5112"/>
+            <w:tcW w:type="dxa" w:w="3408"/>
           </w:tcPr>
           <w:p>
             <w:r>
-              <w:t>Comparable metric</w:t>
+              <w:t>Correct / evaluated</w:t>
             </w:r>
           </w:p>
         </w:tc>
         <w:tc>
           <w:tcPr>
-            <w:tcW w:type="dxa" w:w="5112"/>
+            <w:tcW w:type="dxa" w:w="3408"/>
           </w:tcPr>
           <w:p>
             <w:r>
-              <w:t>A measure with aligned definition and scope</w:t>
+              <w:t>8/10</w:t>
+            </w:r>
+          </w:p>
+        </w:tc>
+        <w:tc>
+          <w:tcPr>
+            <w:tcW w:type="dxa" w:w="3408"/>
+          </w:tcPr>
+          <w:p>
+            <w:r>
+              <w:t>16/20</w:t>
             </w:r>
           </w:p>
         </w:tc>
@@ -824,21 +1707,223 @@
       <w:tr>
         <w:tc>
           <w:tcPr>
-            <w:tcW w:type="dxa" w:w="5112"/>
+            <w:tcW w:type="dxa" w:w="3408"/>
           </w:tcPr>
           <w:p>
             <w:r>
-              <w:t>Evidence gap</w:t>
+              <w:t>Observed correctness rate</w:t>
             </w:r>
           </w:p>
         </w:tc>
         <w:tc>
           <w:tcPr>
-            <w:tcW w:type="dxa" w:w="5112"/>
+            <w:tcW w:type="dxa" w:w="3408"/>
           </w:tcPr>
           <w:p>
             <w:r>
-              <w:t>Information needed but not supplied</w:t>
+              <w:t>80%</w:t>
+            </w:r>
+          </w:p>
+        </w:tc>
+        <w:tc>
+          <w:tcPr>
+            <w:tcW w:type="dxa" w:w="3408"/>
+          </w:tcPr>
+          <w:p>
+            <w:r>
+              <w:t>80%</w:t>
+            </w:r>
+          </w:p>
+        </w:tc>
+      </w:tr>
+      <w:tr>
+        <w:tc>
+          <w:tcPr>
+            <w:tcW w:type="dxa" w:w="3408"/>
+          </w:tcPr>
+          <w:p>
+            <w:r>
+              <w:t>Exact photo IDs/population</w:t>
+            </w:r>
+          </w:p>
+        </w:tc>
+        <w:tc>
+          <w:tcPr>
+            <w:tcW w:type="dxa" w:w="3408"/>
+          </w:tcPr>
+          <w:p>
+            <w:r>
+              <w:t>Not reported</w:t>
+            </w:r>
+          </w:p>
+        </w:tc>
+        <w:tc>
+          <w:tcPr>
+            <w:tcW w:type="dxa" w:w="3408"/>
+          </w:tcPr>
+          <w:p>
+            <w:r>
+              <w:t>Not reported</w:t>
+            </w:r>
+          </w:p>
+        </w:tc>
+      </w:tr>
+      <w:tr>
+        <w:tc>
+          <w:tcPr>
+            <w:tcW w:type="dxa" w:w="3408"/>
+          </w:tcPr>
+          <w:p>
+            <w:r>
+              <w:t>Tool/model version and baseline</w:t>
+            </w:r>
+          </w:p>
+        </w:tc>
+        <w:tc>
+          <w:tcPr>
+            <w:tcW w:type="dxa" w:w="3408"/>
+          </w:tcPr>
+          <w:p>
+            <w:r>
+              <w:t>Not reported</w:t>
+            </w:r>
+          </w:p>
+        </w:tc>
+        <w:tc>
+          <w:tcPr>
+            <w:tcW w:type="dxa" w:w="3408"/>
+          </w:tcPr>
+          <w:p>
+            <w:r>
+              <w:t>Not reported</w:t>
+            </w:r>
+          </w:p>
+        </w:tc>
+      </w:tr>
+      <w:tr>
+        <w:tc>
+          <w:tcPr>
+            <w:tcW w:type="dxa" w:w="3408"/>
+          </w:tcPr>
+          <w:p>
+            <w:r>
+              <w:t>Scoring comparability</w:t>
+            </w:r>
+          </w:p>
+        </w:tc>
+        <w:tc>
+          <w:tcPr>
+            <w:tcW w:type="dxa" w:w="3408"/>
+          </w:tcPr>
+          <w:p>
+            <w:r>
+              <w:t>Correctness reported; exact label protocol not supplied</w:t>
+            </w:r>
+          </w:p>
+        </w:tc>
+        <w:tc>
+          <w:tcPr>
+            <w:tcW w:type="dxa" w:w="3408"/>
+          </w:tcPr>
+          <w:p>
+            <w:r>
+              <w:t>Correctness reported; exact label protocol not supplied</w:t>
+            </w:r>
+          </w:p>
+        </w:tc>
+      </w:tr>
+      <w:tr>
+        <w:tc>
+          <w:tcPr>
+            <w:tcW w:type="dxa" w:w="3408"/>
+          </w:tcPr>
+          <w:p>
+            <w:r>
+              <w:t>Split/resources</w:t>
+            </w:r>
+          </w:p>
+        </w:tc>
+        <w:tc>
+          <w:tcPr>
+            <w:tcW w:type="dxa" w:w="3408"/>
+          </w:tcPr>
+          <w:p>
+            <w:r>
+              <w:t>Not reported</w:t>
+            </w:r>
+          </w:p>
+        </w:tc>
+        <w:tc>
+          <w:tcPr>
+            <w:tcW w:type="dxa" w:w="3408"/>
+          </w:tcPr>
+          <w:p>
+            <w:r>
+              <w:t>Not reported</w:t>
+            </w:r>
+          </w:p>
+        </w:tc>
+      </w:tr>
+      <w:tr>
+        <w:tc>
+          <w:tcPr>
+            <w:tcW w:type="dxa" w:w="3408"/>
+          </w:tcPr>
+          <w:p>
+            <w:r>
+              <w:t>Direct same-photo A/B evaluation</w:t>
+            </w:r>
+          </w:p>
+        </w:tc>
+        <w:tc>
+          <w:tcPr>
+            <w:tcW w:type="dxa" w:w="3408"/>
+          </w:tcPr>
+          <w:p>
+            <w:r>
+              <w:t>Not supplied</w:t>
+            </w:r>
+          </w:p>
+        </w:tc>
+        <w:tc>
+          <w:tcPr>
+            <w:tcW w:type="dxa" w:w="3408"/>
+          </w:tcPr>
+          <w:p>
+            <w:r>
+              <w:t>Not supplied</w:t>
+            </w:r>
+          </w:p>
+        </w:tc>
+      </w:tr>
+      <w:tr>
+        <w:tc>
+          <w:tcPr>
+            <w:tcW w:type="dxa" w:w="3408"/>
+          </w:tcPr>
+          <w:p>
+            <w:r>
+              <w:t>Interpretation</w:t>
+            </w:r>
+          </w:p>
+        </w:tc>
+        <w:tc>
+          <w:tcPr>
+            <w:tcW w:type="dxa" w:w="3408"/>
+          </w:tcPr>
+          <w:p>
+            <w:r>
+              <w:t>Indoor supplied-set result</w:t>
+            </w:r>
+          </w:p>
+        </w:tc>
+        <w:tc>
+          <w:tcPr>
+            <w:tcW w:type="dxa" w:w="3408"/>
+          </w:tcPr>
+          <w:p>
+            <w:r>
+              <w:t>Outdoor supplied-set result; no direct equivalence/ranking established</w:t>
             </w:r>
           </w:p>
         </w:tc>
@@ -846,238 +1931,18 @@
     </w:tbl>
     <w:p>
       <w:pPr>
-        <w:pStyle w:val="Heading3"/>
-      </w:pPr>
-      <w:r>
-        <w:t>Use two terms to explain a step in this week’s example.</w:t>
-      </w:r>
-    </w:p>
-    <w:p>
-      <w:r>
-        <w:t>________________________________________________________________</w:t>
-      </w:r>
-    </w:p>
-    <w:p>
-      <w:r>
-        <w:t>________________________________________________________________</w:t>
-      </w:r>
-    </w:p>
-    <w:p>
-      <w:r>
-        <w:t>________________________________________________________________</w:t>
-      </w:r>
-    </w:p>
-    <w:p>
-      <w:pPr>
-        <w:pStyle w:val="Heading1"/>
-      </w:pPr>
-      <w:r>
-        <w:t>06. Follow a worked example</w:t>
-      </w:r>
-    </w:p>
-    <w:p>
-      <w:r>
-        <w:t>Follow the worked trace for A literature comparison matrix, predict a step, then compare with its explanation.</w:t>
-      </w:r>
-    </w:p>
-    <w:p>
-      <w:pPr>
-        <w:spacing w:line="336" w:lineRule="auto" w:after="180"/>
-      </w:pPr>
-      <w:r>
-        <w:rPr>
-          <w:b w:val="0"/>
-        </w:rPr>
-        <w:t>Study A reports accuracy90% on easy classification; B reports claim support</w:t>
-      </w:r>
-      <w:r>
-        <w:rPr>
-          <w:b/>
-        </w:rPr>
-        <w:t>80%</w:t>
-      </w:r>
-      <w:r>
-        <w:rPr>
-          <w:b w:val="0"/>
-        </w:rPr>
-        <w:t xml:space="preserve"> on difficult generated answers.</w:t>
-      </w:r>
-    </w:p>
-    <w:p>
-      <w:pPr>
-        <w:spacing w:line="336" w:lineRule="auto" w:after="180"/>
-      </w:pPr>
-      <w:r>
-        <w:rPr>
-          <w:b w:val="0"/>
-        </w:rPr>
-        <w:t>Different tasks and metrics cannot establish A superior to B. Keep separate columns and identify a common evaluation needed.</w:t>
-      </w:r>
-    </w:p>
-    <w:p>
-      <w:pPr>
-        <w:pStyle w:val="Heading3"/>
-      </w:pPr>
-      <w:r>
-        <w:t>Worked explanation · A literature comparison matrix</w:t>
-      </w:r>
-    </w:p>
-    <w:p>
-      <w:pPr>
-        <w:spacing w:line="336" w:lineRule="auto" w:after="180"/>
-        <w:shd w:fill="F1F6FC"/>
-      </w:pPr>
-      <w:r>
-        <w:rPr>
-          <w:b w:val="0"/>
-        </w:rPr>
-        <w:t xml:space="preserve">Compare the intermediate </w:t>
-      </w:r>
-      <w:r>
-        <w:rPr>
-          <w:b/>
-        </w:rPr>
-        <w:t>evidence</w:t>
-      </w:r>
-      <w:r>
-        <w:rPr>
-          <w:b w:val="0"/>
-        </w:rPr>
-        <w:t xml:space="preserve"> with the final statement. Explain why each number or decision follows from the stated </w:t>
-      </w:r>
-      <w:r>
-        <w:rPr>
-          <w:b/>
-        </w:rPr>
-        <w:t>input</w:t>
-      </w:r>
-      <w:r>
-        <w:rPr>
-          <w:b w:val="0"/>
-        </w:rPr>
-        <w:t>s.</w:t>
-      </w:r>
-    </w:p>
-    <w:p>
-      <w:pPr>
-        <w:spacing w:line="336" w:lineRule="auto" w:after="180"/>
-        <w:shd w:fill="F1F6FC"/>
-      </w:pPr>
-      <w:r>
-        <w:rPr>
-          <w:b w:val="0"/>
-        </w:rPr>
-        <w:t xml:space="preserve">The conclusion belongs to this scenario and procedure; changing the </w:t>
-      </w:r>
-      <w:r>
-        <w:rPr>
-          <w:b/>
-        </w:rPr>
-        <w:t>input</w:t>
-      </w:r>
-      <w:r>
-        <w:rPr>
-          <w:b w:val="0"/>
-        </w:rPr>
-        <w:t>s, evaluation population or authority can change what it establishes. Retain the raw record so a later revision can be compared honestly.</w:t>
-      </w:r>
-    </w:p>
-    <w:p>
-      <w:pPr>
-        <w:pStyle w:val="Heading3"/>
-      </w:pPr>
-      <w:r>
-        <w:t>Learn from the worked case</w:t>
-      </w:r>
-    </w:p>
-    <w:p>
-      <w:pPr>
-        <w:spacing w:line="336" w:lineRule="auto" w:after="180"/>
-      </w:pPr>
-      <w:r>
-        <w:rPr>
-          <w:b w:val="0"/>
-        </w:rPr>
-        <w:t>Cover the result before checking it. Say what is given, choose the procedure, and follow one step at a time. Then uncover the result and explain your first mismatch. Ask why a step is allowed, not only what number it produces.</w:t>
-      </w:r>
-    </w:p>
-    <w:p>
-      <w:pPr>
-        <w:pStyle w:val="Heading3"/>
-      </w:pPr>
-      <w:r>
-        <w:t>A pictorial worked case: A literature comparison matrix</w:t>
-      </w:r>
-    </w:p>
-    <w:p>
-      <w:pPr>
-        <w:spacing w:line="336" w:lineRule="auto" w:after="180"/>
-      </w:pPr>
-      <w:r>
-        <w:rPr>
-          <w:b w:val="0"/>
-        </w:rPr>
-        <w:t xml:space="preserve">A </w:t>
-      </w:r>
-      <w:r>
-        <w:rPr>
-          <w:b/>
-        </w:rPr>
-        <w:t>literature matrix</w:t>
-      </w:r>
-      <w:r>
-        <w:rPr>
-          <w:b w:val="0"/>
-        </w:rPr>
-        <w:t xml:space="preserve"> that preserves differences. Two fictional studies evaluate related tools under different conditions.</w:t>
-      </w:r>
-    </w:p>
-    <w:p>
-      <w:pPr>
-        <w:pStyle w:val="Heading3"/>
-      </w:pPr>
-      <w:r>
-        <w:t>The facts we will use</w:t>
-      </w:r>
-    </w:p>
-    <w:p>
-      <w:pPr>
-        <w:pStyle w:val="Heading3"/>
-      </w:pPr>
-      <w:r>
-        <w:t>Supplied facts</w:t>
-      </w:r>
-    </w:p>
-    <w:p>
-      <w:pPr>
-        <w:spacing w:line="336" w:lineRule="auto" w:after="180"/>
-        <w:shd w:fill="F1F6FC"/>
-      </w:pPr>
-      <w:r>
-        <w:rPr>
-          <w:b w:val="0"/>
-        </w:rPr>
-        <w:t xml:space="preserve">Study S1: 8/10 correct on indoor photos. S2: 16/20 on outdoor photos. Both report </w:t>
-      </w:r>
-      <w:r>
-        <w:rPr>
-          <w:b/>
-        </w:rPr>
-        <w:t>80%</w:t>
-      </w:r>
-      <w:r>
-        <w:rPr>
-          <w:b w:val="0"/>
-        </w:rPr>
-        <w:t>.</w:t>
+        <w:pStyle w:val="Heading2"/>
+      </w:pPr>
+      <w:r>
+        <w:t>Trace study methods, descriptive rates and missing comparison</w:t>
       </w:r>
     </w:p>
     <w:p>
       <w:r>
         <w:drawing>
           <wp:inline xmlns:a="http://schemas.openxmlformats.org/drawingml/2006/main" xmlns:pic="http://schemas.openxmlformats.org/drawingml/2006/picture">
-            <wp:extent cx="5486400" cy="3077029"/>
-            <wp:docPr id="1" name="Picture 1" descr="Same rate, different study conditions"/>
+            <wp:extent cx="5486400" cy="3182112"/>
+            <wp:docPr id="1" name="Picture 1" descr="Record each method: Keep population, task, model version and scoring in separate columns. → Compare rates carefully: Both rates are 80%, with different denominators and conditions. → Name missing comparison: Neither study directly compares both tools on the same photos."/>
             <wp:cNvGraphicFramePr>
               <a:graphicFrameLocks noChangeAspect="1"/>
             </wp:cNvGraphicFramePr>
@@ -1085,7 +1950,7 @@
               <a:graphicData uri="http://schemas.openxmlformats.org/drawingml/2006/picture">
                 <pic:pic>
                   <pic:nvPicPr>
-                    <pic:cNvPr id="0" name="academy-detail-ai-7-6.png"/>
+                    <pic:cNvPr id="0" name="academy-story-ai-7-6-02.png"/>
                     <pic:cNvPicPr/>
                   </pic:nvPicPr>
                   <pic:blipFill>
@@ -1097,43 +1962,7 @@
                   <pic:spPr>
                     <a:xfrm>
                       <a:off x="0" y="0"/>
-                      <a:ext cx="5486400" cy="3077029"/>
-                    </a:xfrm>
-                    <a:prstGeom prst="rect"/>
-                  </pic:spPr>
-                </pic:pic>
-              </a:graphicData>
-            </a:graphic>
-          </wp:inline>
-        </w:drawing>
-      </w:r>
-    </w:p>
-    <w:p>
-      <w:r>
-        <w:drawing>
-          <wp:inline xmlns:a="http://schemas.openxmlformats.org/drawingml/2006/main" xmlns:pic="http://schemas.openxmlformats.org/drawingml/2006/picture">
-            <wp:extent cx="5486400" cy="5261429"/>
-            <wp:docPr id="2" name="Picture 2" descr="A literature comparison matrix. Record each method: Keep population, task, model version and scoring in separate columns.. Compare rates carefully: Both rates are 80%, with different denominators and conditions.. Name missing comparison: Neither study directly compares both tools on the same photos."/>
-            <wp:cNvGraphicFramePr>
-              <a:graphicFrameLocks noChangeAspect="1"/>
-            </wp:cNvGraphicFramePr>
-            <a:graphic>
-              <a:graphicData uri="http://schemas.openxmlformats.org/drawingml/2006/picture">
-                <pic:pic>
-                  <pic:nvPicPr>
-                    <pic:cNvPr id="0" name="academy-visual-ai-7-6.png"/>
-                    <pic:cNvPicPr/>
-                  </pic:nvPicPr>
-                  <pic:blipFill>
-                    <a:blip r:embed="rId10"/>
-                    <a:stretch>
-                      <a:fillRect/>
-                    </a:stretch>
-                  </pic:blipFill>
-                  <pic:spPr>
-                    <a:xfrm>
-                      <a:off x="0" y="0"/>
-                      <a:ext cx="5486400" cy="5261429"/>
+                      <a:ext cx="5486400" cy="3182112"/>
                     </a:xfrm>
                     <a:prstGeom prst="rect"/>
                   </pic:spPr>
@@ -1261,24 +2090,7 @@
     </w:p>
     <w:p>
       <w:pPr>
-        <w:pStyle w:val="Heading3"/>
-      </w:pPr>
-      <w:r>
-        <w:t>Why this result follows</w:t>
-      </w:r>
-    </w:p>
-    <w:p>
-      <w:pPr>
-        <w:pStyle w:val="Heading3"/>
-      </w:pPr>
-      <w:r>
-        <w:t>Why the result follows</w:t>
-      </w:r>
-    </w:p>
-    <w:p>
-      <w:pPr>
         <w:spacing w:line="336" w:lineRule="auto" w:after="180"/>
-        <w:shd w:fill="F1F6FC"/>
       </w:pPr>
       <w:r>
         <w:rPr>
@@ -1313,30 +2125,113 @@
     </w:p>
     <w:p>
       <w:pPr>
+        <w:pStyle w:val="Heading2"/>
+      </w:pPr>
+      <w:r>
+        <w:t>Predict removal of indoor/outdoor column</w:t>
+      </w:r>
+    </w:p>
+    <w:p>
+      <w:pPr>
+        <w:pStyle w:val="ListBullet"/>
+      </w:pPr>
+      <w:r>
+        <w:t>Change one thing: Remove the indoor/outdoor column. Predict the result before checking the explanation. What remains the same?</w:t>
+      </w:r>
+    </w:p>
+    <w:p>
+      <w:pPr>
+        <w:pStyle w:val="Heading2"/>
+      </w:pPr>
+      <w:r>
+        <w:t>Check after predicting · reference / check after trying</w:t>
+      </w:r>
+    </w:p>
+    <w:p>
+      <w:r>
+        <w:drawing>
+          <wp:inline xmlns:a="http://schemas.openxmlformats.org/drawingml/2006/main" xmlns:pic="http://schemas.openxmlformats.org/drawingml/2006/picture">
+            <wp:extent cx="5486400" cy="3026664"/>
+            <wp:docPr id="2" name="Picture 2" descr="Original case: Neither study directly compares both tools on the same photos. Changed condition: Remove the indoor/outdoor column. Expected result: The matrix conceals an important condition difference. Reason: A reader might now mistake unlike studies for a controlled head-to-head comparison."/>
+            <wp:cNvGraphicFramePr>
+              <a:graphicFrameLocks noChangeAspect="1"/>
+            </wp:cNvGraphicFramePr>
+            <a:graphic>
+              <a:graphicData uri="http://schemas.openxmlformats.org/drawingml/2006/picture">
+                <pic:pic>
+                  <pic:nvPicPr>
+                    <pic:cNvPr id="0" name="academy-story-ai-7-6-04.png"/>
+                    <pic:cNvPicPr/>
+                  </pic:nvPicPr>
+                  <pic:blipFill>
+                    <a:blip r:embed="rId10"/>
+                    <a:stretch>
+                      <a:fillRect/>
+                    </a:stretch>
+                  </pic:blipFill>
+                  <pic:spPr>
+                    <a:xfrm>
+                      <a:off x="0" y="0"/>
+                      <a:ext cx="5486400" cy="3026664"/>
+                    </a:xfrm>
+                    <a:prstGeom prst="rect"/>
+                  </pic:spPr>
+                </pic:pic>
+              </a:graphicData>
+            </a:graphic>
+          </wp:inline>
+        </w:drawing>
+      </w:r>
+    </w:p>
+    <w:p>
+      <w:pPr>
+        <w:pStyle w:val="Heading2"/>
+      </w:pPr>
+      <w:r>
+        <w:t>Explain fictional-study scope and preserved conditions</w:t>
+      </w:r>
+    </w:p>
+    <w:p>
+      <w:pPr>
+        <w:pStyle w:val="ListBullet"/>
+      </w:pPr>
+      <w:r>
+        <w:t>These fictional studies illustrate comparison practice; no real literature finding is asserted.</w:t>
+      </w:r>
+    </w:p>
+    <w:p>
+      <w:pPr>
+        <w:pStyle w:val="ListBullet"/>
+      </w:pPr>
+      <w:r>
+        <w:t>Read the labelled picture: Explain why 8/10 indoors and 16/20 outdoors share a rate but not a controlled comparison. Which condition column must the literature matrix preserve?</w:t>
+      </w:r>
+    </w:p>
+    <w:p>
+      <w:pPr>
+        <w:pStyle w:val="Heading2"/>
+      </w:pPr>
+      <w:r>
+        <w:t>Earlier wording, alternatives and picture transcripts · reference / check after trying</w:t>
+      </w:r>
+    </w:p>
+    <w:p>
+      <w:pPr>
         <w:pStyle w:val="Heading3"/>
       </w:pPr>
       <w:r>
-        <w:t>What this example does not establish</w:t>
-      </w:r>
-    </w:p>
-    <w:p>
-      <w:pPr>
-        <w:pStyle w:val="Heading3"/>
-      </w:pPr>
-      <w:r>
-        <w:t>Keep the stated limit</w:t>
+        <w:t>Learn from the worked case</w:t>
       </w:r>
     </w:p>
     <w:p>
       <w:pPr>
         <w:spacing w:line="336" w:lineRule="auto" w:after="180"/>
-        <w:shd w:fill="FFF5E6"/>
       </w:pPr>
       <w:r>
         <w:rPr>
           <w:b w:val="0"/>
         </w:rPr>
-        <w:t>These fictional studies illustrate comparison practice; no real literature finding is asserted.</w:t>
+        <w:t>Cover the result before checking it. Say what is given, choose the procedure, and follow one step at a time. Then uncover the result and explain your first mismatch. Ask why a step is allowed, not only what number it produces.</w:t>
       </w:r>
     </w:p>
     <w:p>
@@ -1344,31 +2239,7 @@
         <w:pStyle w:val="Heading3"/>
       </w:pPr>
       <w:r>
-        <w:t>Keep the stated limit</w:t>
-      </w:r>
-    </w:p>
-    <w:p>
-      <w:pPr>
-        <w:spacing w:line="336" w:lineRule="auto" w:after="180"/>
-        <w:shd w:fill="FFF5E6"/>
-      </w:pPr>
-      <w:r>
-        <w:rPr>
-          <w:b w:val="0"/>
-        </w:rPr>
-        <w:t xml:space="preserve">Read the labelled picture: Explain why 8/10 indoors and 16/20 outdoors share a rate but not a controlled comparison. Which condition column must the </w:t>
-      </w:r>
-      <w:r>
-        <w:rPr>
-          <w:b/>
-        </w:rPr>
-        <w:t>literature matrix</w:t>
-      </w:r>
-      <w:r>
-        <w:rPr>
-          <w:b w:val="0"/>
-        </w:rPr>
-        <w:t xml:space="preserve"> preserve?</w:t>
+        <w:t>A pictorial worked case: A literature comparison matrix</w:t>
       </w:r>
     </w:p>
     <w:p>
@@ -1376,19 +2247,95 @@
         <w:pStyle w:val="Heading3"/>
       </w:pPr>
       <w:r>
-        <w:t>Keep the stated limit</w:t>
-      </w:r>
-    </w:p>
-    <w:p>
-      <w:pPr>
-        <w:spacing w:line="336" w:lineRule="auto" w:after="180"/>
-        <w:shd w:fill="FFF5E6"/>
-      </w:pPr>
-      <w:r>
-        <w:rPr>
-          <w:b w:val="0"/>
-        </w:rPr>
-        <w:t>Change one thing: Remove the indoor/outdoor column. Predict the result before checking the explanation. What remains the same?</w:t>
+        <w:t>The facts we will use</w:t>
+      </w:r>
+    </w:p>
+    <w:p>
+      <w:r>
+        <w:drawing>
+          <wp:inline xmlns:a="http://schemas.openxmlformats.org/drawingml/2006/main" xmlns:pic="http://schemas.openxmlformats.org/drawingml/2006/picture">
+            <wp:extent cx="5486400" cy="3077029"/>
+            <wp:docPr id="3" name="Picture 3" descr="Same rate, different study conditions"/>
+            <wp:cNvGraphicFramePr>
+              <a:graphicFrameLocks noChangeAspect="1"/>
+            </wp:cNvGraphicFramePr>
+            <a:graphic>
+              <a:graphicData uri="http://schemas.openxmlformats.org/drawingml/2006/picture">
+                <pic:pic>
+                  <pic:nvPicPr>
+                    <pic:cNvPr id="0" name="academy-detail-ai-7-6.png"/>
+                    <pic:cNvPicPr/>
+                  </pic:nvPicPr>
+                  <pic:blipFill>
+                    <a:blip r:embed="rId11"/>
+                    <a:stretch>
+                      <a:fillRect/>
+                    </a:stretch>
+                  </pic:blipFill>
+                  <pic:spPr>
+                    <a:xfrm>
+                      <a:off x="0" y="0"/>
+                      <a:ext cx="5486400" cy="3077029"/>
+                    </a:xfrm>
+                    <a:prstGeom prst="rect"/>
+                  </pic:spPr>
+                </pic:pic>
+              </a:graphicData>
+            </a:graphic>
+          </wp:inline>
+        </w:drawing>
+      </w:r>
+    </w:p>
+    <w:p>
+      <w:r>
+        <w:drawing>
+          <wp:inline xmlns:a="http://schemas.openxmlformats.org/drawingml/2006/main" xmlns:pic="http://schemas.openxmlformats.org/drawingml/2006/picture">
+            <wp:extent cx="5486400" cy="5261429"/>
+            <wp:docPr id="4" name="Picture 4" descr="A literature comparison matrix. Record each method: Keep population, task, model version and scoring in separate columns.. Compare rates carefully: Both rates are 80%, with different denominators and conditions.. Name missing comparison: Neither study directly compares both tools on the same photos."/>
+            <wp:cNvGraphicFramePr>
+              <a:graphicFrameLocks noChangeAspect="1"/>
+            </wp:cNvGraphicFramePr>
+            <a:graphic>
+              <a:graphicData uri="http://schemas.openxmlformats.org/drawingml/2006/picture">
+                <pic:pic>
+                  <pic:nvPicPr>
+                    <pic:cNvPr id="0" name="academy-visual-ai-7-6.png"/>
+                    <pic:cNvPicPr/>
+                  </pic:nvPicPr>
+                  <pic:blipFill>
+                    <a:blip r:embed="rId12"/>
+                    <a:stretch>
+                      <a:fillRect/>
+                    </a:stretch>
+                  </pic:blipFill>
+                  <pic:spPr>
+                    <a:xfrm>
+                      <a:off x="0" y="0"/>
+                      <a:ext cx="5486400" cy="5261429"/>
+                    </a:xfrm>
+                    <a:prstGeom prst="rect"/>
+                  </pic:spPr>
+                </pic:pic>
+              </a:graphicData>
+            </a:graphic>
+          </wp:inline>
+        </w:drawing>
+      </w:r>
+    </w:p>
+    <w:p>
+      <w:pPr>
+        <w:pStyle w:val="Heading3"/>
+      </w:pPr>
+      <w:r>
+        <w:t>Why this result follows</w:t>
+      </w:r>
+    </w:p>
+    <w:p>
+      <w:pPr>
+        <w:pStyle w:val="Heading3"/>
+      </w:pPr>
+      <w:r>
+        <w:t>What this example does not establish</w:t>
       </w:r>
     </w:p>
     <w:p>
@@ -1396,12 +2343,20 @@
         <w:pStyle w:val="Heading1"/>
       </w:pPr>
       <w:r>
-        <w:t>07. Find and repair a mistake</w:t>
-      </w:r>
-    </w:p>
-    <w:p>
-      <w:r>
-        <w:t>Find the unsupported step in the A literature comparison matrix claim and explain a repair using the supplied evidence.</w:t>
+        <w:t>07. Audit hidden differences, absent fields and forced rankings</w:t>
+      </w:r>
+    </w:p>
+    <w:p>
+      <w:r>
+        <w:t>A comparison table should preserve reasons for caution rather than flatten them.</w:t>
+      </w:r>
+    </w:p>
+    <w:p>
+      <w:pPr>
+        <w:pStyle w:val="Heading2"/>
+      </w:pPr>
+      <w:r>
+        <w:t>Core matrix qualification and failure analysis</w:t>
       </w:r>
     </w:p>
     <w:p>
@@ -1429,16 +2384,7 @@
     </w:p>
     <w:p>
       <w:pPr>
-        <w:pStyle w:val="Heading3"/>
-      </w:pPr>
-      <w:r>
-        <w:t>Check the claim against the facts</w:t>
-      </w:r>
-    </w:p>
-    <w:p>
-      <w:pPr>
         <w:spacing w:line="336" w:lineRule="auto" w:after="180"/>
-        <w:shd w:fill="FFF5E6"/>
       </w:pPr>
       <w:r>
         <w:rPr>
@@ -1450,7 +2396,6 @@
     <w:p>
       <w:pPr>
         <w:spacing w:line="336" w:lineRule="auto" w:after="180"/>
-        <w:shd w:fill="FFF5E6"/>
       </w:pPr>
       <w:r>
         <w:rPr>
@@ -1473,6 +2418,256 @@
     </w:p>
     <w:p>
       <w:pPr>
+        <w:pStyle w:val="Heading2"/>
+      </w:pPr>
+      <w:r>
+        <w:t>Complete comparability and missing-field probes</w:t>
+      </w:r>
+    </w:p>
+    <w:tbl>
+      <w:tblPr>
+        <w:tblStyle w:val="LightShading-Accent1"/>
+        <w:tblW w:type="auto" w:w="0"/>
+        <w:tblLook w:firstColumn="1" w:firstRow="1" w:lastColumn="0" w:lastRow="0" w:noHBand="0" w:noVBand="1" w:val="04A0"/>
+      </w:tblPr>
+      <w:tblGrid>
+        <w:gridCol w:w="5112"/>
+        <w:gridCol w:w="5112"/>
+      </w:tblGrid>
+      <w:tr>
+        <w:trPr>
+          <w:tblHeader/>
+        </w:trPr>
+        <w:tc>
+          <w:tcPr>
+            <w:tcW w:type="dxa" w:w="5112"/>
+          </w:tcPr>
+          <w:p>
+            <w:r>
+              <w:t>Literature-matrix probe</w:t>
+            </w:r>
+          </w:p>
+        </w:tc>
+        <w:tc>
+          <w:tcPr>
+            <w:tcW w:type="dxa" w:w="5112"/>
+          </w:tcPr>
+          <w:p>
+            <w:r>
+              <w:t>Expected interpretation</w:t>
+            </w:r>
+          </w:p>
+        </w:tc>
+      </w:tr>
+      <w:tr>
+        <w:tc>
+          <w:tcPr>
+            <w:tcW w:type="dxa" w:w="5112"/>
+          </w:tcPr>
+          <w:p>
+            <w:r>
+              <w:t>90% and 80% use different tasks/metrics</w:t>
+            </w:r>
+          </w:p>
+        </w:tc>
+        <w:tc>
+          <w:tcPr>
+            <w:tcW w:type="dxa" w:w="5112"/>
+          </w:tcPr>
+          <w:p>
+            <w:r>
+              <w:t>Do not rank tools by the scalar numbers alone</w:t>
+            </w:r>
+          </w:p>
+        </w:tc>
+      </w:tr>
+      <w:tr>
+        <w:tc>
+          <w:tcPr>
+            <w:tcW w:type="dxa" w:w="5112"/>
+          </w:tcPr>
+          <w:p>
+            <w:r>
+              <w:t>Same80% on different samples</w:t>
+            </w:r>
+          </w:p>
+        </w:tc>
+        <w:tc>
+          <w:tcPr>
+            <w:tcW w:type="dxa" w:w="5112"/>
+          </w:tcPr>
+          <w:p>
+            <w:r>
+              <w:t>Equal observed rates, not established equivalence</w:t>
+            </w:r>
+          </w:p>
+        </w:tc>
+      </w:tr>
+      <w:tr>
+        <w:tc>
+          <w:tcPr>
+            <w:tcW w:type="dxa" w:w="5112"/>
+          </w:tcPr>
+          <w:p>
+            <w:r>
+              <w:t>Denominator absent</w:t>
+            </w:r>
+          </w:p>
+        </w:tc>
+        <w:tc>
+          <w:tcPr>
+            <w:tcW w:type="dxa" w:w="5112"/>
+          </w:tcPr>
+          <w:p>
+            <w:r>
+              <w:t>Mark not reported; no reconstructed raw count</w:t>
+            </w:r>
+          </w:p>
+        </w:tc>
+      </w:tr>
+      <w:tr>
+        <w:tc>
+          <w:tcPr>
+            <w:tcW w:type="dxa" w:w="5112"/>
+          </w:tcPr>
+          <w:p>
+            <w:r>
+              <w:t>Indoor/outdoor field removed</w:t>
+            </w:r>
+          </w:p>
+        </w:tc>
+        <w:tc>
+          <w:tcPr>
+            <w:tcW w:type="dxa" w:w="5112"/>
+          </w:tcPr>
+          <w:p>
+            <w:r>
+              <w:t>Important known condition hidden</w:t>
+            </w:r>
+          </w:p>
+        </w:tc>
+      </w:tr>
+      <w:tr>
+        <w:tc>
+          <w:tcPr>
+            <w:tcW w:type="dxa" w:w="5112"/>
+          </w:tcPr>
+          <w:p>
+            <w:r>
+              <w:t>Both sources omit a field</w:t>
+            </w:r>
+          </w:p>
+        </w:tc>
+        <w:tc>
+          <w:tcPr>
+            <w:tcW w:type="dxa" w:w="5112"/>
+          </w:tcPr>
+          <w:p>
+            <w:r>
+              <w:t>Unknown agreement, not proven matching conditions</w:t>
+            </w:r>
+          </w:p>
+        </w:tc>
+      </w:tr>
+      <w:tr>
+        <w:tc>
+          <w:tcPr>
+            <w:tcW w:type="dxa" w:w="5112"/>
+          </w:tcPr>
+          <w:p>
+            <w:r>
+              <w:t>Different metric/cutoff/corpus</w:t>
+            </w:r>
+          </w:p>
+        </w:tc>
+        <w:tc>
+          <w:tcPr>
+            <w:tcW w:type="dxa" w:w="5112"/>
+          </w:tcPr>
+          <w:p>
+            <w:r>
+              <w:t>No direct score ranking; align the intended comparison first</w:t>
+            </w:r>
+          </w:p>
+        </w:tc>
+      </w:tr>
+      <w:tr>
+        <w:tc>
+          <w:tcPr>
+            <w:tcW w:type="dxa" w:w="5112"/>
+          </w:tcPr>
+          <w:p>
+            <w:r>
+              <w:t>One study has more cases</w:t>
+            </w:r>
+          </w:p>
+        </w:tc>
+        <w:tc>
+          <w:tcPr>
+            <w:tcW w:type="dxa" w:w="5112"/>
+          </w:tcPr>
+          <w:p>
+            <w:r>
+              <w:t>More reported cases alone does not solve task or quality mismatch</w:t>
+            </w:r>
+          </w:p>
+        </w:tc>
+      </w:tr>
+      <w:tr>
+        <w:tc>
+          <w:tcPr>
+            <w:tcW w:type="dxa" w:w="5112"/>
+          </w:tcPr>
+          <w:p>
+            <w:r>
+              <w:t>Average incompatible percentages</w:t>
+            </w:r>
+          </w:p>
+        </w:tc>
+        <w:tc>
+          <w:tcPr>
+            <w:tcW w:type="dxa" w:w="5112"/>
+          </w:tcPr>
+          <w:p>
+            <w:r>
+              <w:t>No meaningful pooled result without a justified common estimand/protocol</w:t>
+            </w:r>
+          </w:p>
+        </w:tc>
+      </w:tr>
+      <w:tr>
+        <w:tc>
+          <w:tcPr>
+            <w:tcW w:type="dxa" w:w="5112"/>
+          </w:tcPr>
+          <w:p>
+            <w:r>
+              <w:t>Matrix completed</w:t>
+            </w:r>
+          </w:p>
+        </w:tc>
+        <w:tc>
+          <w:tcPr>
+            <w:tcW w:type="dxa" w:w="5112"/>
+          </w:tcPr>
+          <w:p>
+            <w:r>
+              <w:t>Evidence organization, not new experiment or causal synthesis</w:t>
+            </w:r>
+          </w:p>
+        </w:tc>
+      </w:tr>
+    </w:tbl>
+    <w:p>
+      <w:pPr>
+        <w:pStyle w:val="Heading2"/>
+      </w:pPr>
+      <w:r>
+        <w:t>Guided repair and explanation</w:t>
+      </w:r>
+    </w:p>
+    <w:p>
+      <w:pPr>
         <w:pStyle w:val="Heading3"/>
       </w:pPr>
       <w:r>
@@ -1506,33 +2701,93 @@
     </w:p>
     <w:p>
       <w:pPr>
+        <w:pStyle w:val="ListBullet"/>
+      </w:pPr>
+      <w:r>
+        <w:t>A report omits this qualification: A matrix documents comparison limits; it does not create missing common evidence. Explain how omitting it could change a reader's interpretation, and write an accurate replacement.</w:t>
+      </w:r>
+    </w:p>
+    <w:p>
+      <w:pPr>
         <w:pStyle w:val="Heading3"/>
       </w:pPr>
       <w:r>
+        <w:t>State one repair and the checks you would rerun.</w:t>
+      </w:r>
+    </w:p>
+    <w:p>
+      <w:r>
+        <w:t>________________________________________________________________</w:t>
+      </w:r>
+    </w:p>
+    <w:p>
+      <w:r>
+        <w:t>________________________________________________________________</w:t>
+      </w:r>
+    </w:p>
+    <w:p>
+      <w:r>
+        <w:t>________________________________________________________________</w:t>
+      </w:r>
+    </w:p>
+    <w:p>
+      <w:r>
+        <w:t>________________________________________________________________</w:t>
+      </w:r>
+    </w:p>
+    <w:p>
+      <w:r>
+        <w:t>________________________________________________________________</w:t>
+      </w:r>
+    </w:p>
+    <w:p>
+      <w:r>
+        <w:t>________________________________________________________________</w:t>
+      </w:r>
+    </w:p>
+    <w:p>
+      <w:pPr>
+        <w:pStyle w:val="Heading2"/>
+      </w:pPr>
+      <w:r>
+        <w:t>Earlier wording, alternatives and picture transcripts · reference / check after trying</w:t>
+      </w:r>
+    </w:p>
+    <w:p>
+      <w:pPr>
+        <w:pStyle w:val="Heading3"/>
+      </w:pPr>
+      <w:r>
         <w:t>Locate the earliest unsupported step</w:t>
       </w:r>
     </w:p>
     <w:p>
       <w:pPr>
-        <w:spacing w:line="336" w:lineRule="auto" w:after="180"/>
-      </w:pPr>
-      <w:r>
-        <w:rPr>
-          <w:b w:val="0"/>
-        </w:rPr>
-        <w:t xml:space="preserve">A report omits this qualification: A matrix documents comparison limits; it does not create missing common </w:t>
-      </w:r>
-      <w:r>
-        <w:rPr>
-          <w:b/>
-        </w:rPr>
-        <w:t>evidence</w:t>
-      </w:r>
-      <w:r>
-        <w:rPr>
-          <w:b w:val="0"/>
-        </w:rPr>
-        <w:t>. Explain how omitting it could change a reader's interpretation, and write an accurate replacement.</w:t>
+        <w:pStyle w:val="Heading1"/>
+      </w:pPr>
+      <w:r>
+        <w:t>08. Practise explaining a comparison gap using named fields</w:t>
+      </w:r>
+    </w:p>
+    <w:p>
+      <w:r>
+        <w:t>Propose what needs to be aligned rather than choosing the larger number.</w:t>
+      </w:r>
+    </w:p>
+    <w:p>
+      <w:pPr>
+        <w:pStyle w:val="Heading2"/>
+      </w:pPr>
+      <w:r>
+        <w:t>Current explanation and guided check</w:t>
+      </w:r>
+    </w:p>
+    <w:p>
+      <w:pPr>
+        <w:pStyle w:val="ListBullet"/>
+      </w:pPr>
+      <w:r>
+        <w:t>Explain the weekly mechanism in your own words. Use the worked scenario to name its input, decision rule and output.</w:t>
       </w:r>
     </w:p>
     <w:p>
@@ -1540,7 +2795,7 @@
         <w:pStyle w:val="Heading3"/>
       </w:pPr>
       <w:r>
-        <w:t>State one repair and the checks you would rerun.</w:t>
+        <w:t>Guided: restate the worked result, then name the assumption or limitation that prevents a broader conclusion.</w:t>
       </w:r>
     </w:p>
     <w:p>
@@ -1569,79 +2824,19 @@
       </w:r>
     </w:p>
     <w:p>
+      <w:pPr>
+        <w:pStyle w:val="Heading3"/>
+      </w:pPr>
+      <w:r>
+        <w:t>Explain your prediction to a partner before comparing results.</w:t>
+      </w:r>
+    </w:p>
+    <w:p>
       <w:r>
         <w:t>________________________________________________________________</w:t>
       </w:r>
     </w:p>
     <w:p>
-      <w:pPr>
-        <w:pStyle w:val="Heading1"/>
-      </w:pPr>
-      <w:r>
-        <w:t>08. Practise together</w:t>
-      </w:r>
-    </w:p>
-    <w:p>
-      <w:r>
-        <w:t>Practise A literature comparison matrix with support, then explain the deciding step in your own words.</w:t>
-      </w:r>
-    </w:p>
-    <w:p>
-      <w:pPr>
-        <w:spacing w:line="336" w:lineRule="auto" w:after="180"/>
-      </w:pPr>
-      <w:r>
-        <w:rPr>
-          <w:b w:val="0"/>
-        </w:rPr>
-        <w:t xml:space="preserve">Explain the weekly </w:t>
-      </w:r>
-      <w:r>
-        <w:rPr>
-          <w:b/>
-        </w:rPr>
-        <w:t>mechanism</w:t>
-      </w:r>
-      <w:r>
-        <w:rPr>
-          <w:b w:val="0"/>
-        </w:rPr>
-        <w:t xml:space="preserve"> in your own words. Use the worked scenario to name its </w:t>
-      </w:r>
-      <w:r>
-        <w:rPr>
-          <w:b/>
-        </w:rPr>
-        <w:t>input</w:t>
-      </w:r>
-      <w:r>
-        <w:rPr>
-          <w:b w:val="0"/>
-        </w:rPr>
-        <w:t xml:space="preserve">, decision rule and </w:t>
-      </w:r>
-      <w:r>
-        <w:rPr>
-          <w:b/>
-        </w:rPr>
-        <w:t>output</w:t>
-      </w:r>
-      <w:r>
-        <w:rPr>
-          <w:b w:val="0"/>
-        </w:rPr>
-        <w:t>.</w:t>
-      </w:r>
-    </w:p>
-    <w:p>
-      <w:pPr>
-        <w:pStyle w:val="Heading3"/>
-      </w:pPr>
-      <w:r>
-        <w:t>Guided: restate the worked result, then name the assumption or limitation that prevents a broader conclusion.</w:t>
-      </w:r>
-    </w:p>
-    <w:p>
       <w:r>
         <w:t>________________________________________________________________</w:t>
       </w:r>
@@ -1657,49 +2852,11 @@
       </w:r>
     </w:p>
     <w:p>
-      <w:r>
-        <w:t>________________________________________________________________</w:t>
-      </w:r>
-    </w:p>
-    <w:p>
-      <w:r>
-        <w:t>________________________________________________________________</w:t>
-      </w:r>
-    </w:p>
-    <w:p>
-      <w:pPr>
-        <w:pStyle w:val="Heading3"/>
-      </w:pPr>
-      <w:r>
-        <w:t>Explain your prediction to a partner before comparing results.</w:t>
-      </w:r>
-    </w:p>
-    <w:p>
-      <w:r>
-        <w:t>________________________________________________________________</w:t>
-      </w:r>
-    </w:p>
-    <w:p>
-      <w:r>
-        <w:t>________________________________________________________________</w:t>
-      </w:r>
-    </w:p>
-    <w:p>
-      <w:r>
-        <w:t>________________________________________________________________</w:t>
-      </w:r>
-    </w:p>
-    <w:p>
-      <w:r>
-        <w:t>________________________________________________________________</w:t>
-      </w:r>
-    </w:p>
-    <w:p>
-      <w:pPr>
-        <w:pStyle w:val="Heading3"/>
-      </w:pPr>
-      <w:r>
-        <w:t>Practise with less help: Trace the worked case</w:t>
+      <w:pPr>
+        <w:pStyle w:val="Heading2"/>
+      </w:pPr>
+      <w:r>
+        <w:t>Supported W2 trace</w:t>
       </w:r>
     </w:p>
     <w:p>
@@ -1817,82 +2974,49 @@
     </w:p>
     <w:p>
       <w:pPr>
+        <w:pStyle w:val="Heading2"/>
+      </w:pPr>
+      <w:r>
+        <w:t>Individual scope check</w:t>
+      </w:r>
+    </w:p>
+    <w:p>
+      <w:pPr>
+        <w:pStyle w:val="ListBullet"/>
+      </w:pPr>
+      <w:r>
+        <w:t>Use the worked case for A literature comparison matrix. Proposed explanation: “The worked result establishes every future case”. Decide whether this explanation is supported. Point to the step or supplied fact that decides; explain your repair if needed.</w:t>
+      </w:r>
+    </w:p>
+    <w:p>
+      <w:pPr>
+        <w:pStyle w:val="ListBullet"/>
+      </w:pPr>
+      <w:r>
+        <w:t>Answer on your own before discussion. If you are unsure, say which step you need help with.</w:t>
+      </w:r>
+    </w:p>
+    <w:p>
+      <w:pPr>
+        <w:pStyle w:val="Heading2"/>
+      </w:pPr>
+      <w:r>
+        <w:t>Picture response</w:t>
+      </w:r>
+    </w:p>
+    <w:p>
+      <w:pPr>
+        <w:pStyle w:val="ListBullet"/>
+      </w:pPr>
+      <w:r>
+        <w:t>Explain why 8/10 indoors and 16/20 outdoors share a rate but not a controlled comparison. Which condition column must the literature matrix preserve?</w:t>
+      </w:r>
+    </w:p>
+    <w:p>
+      <w:pPr>
         <w:pStyle w:val="Heading3"/>
       </w:pPr>
       <w:r>
-        <w:t>Check your reasoning</w:t>
-      </w:r>
-    </w:p>
-    <w:p>
-      <w:pPr>
-        <w:spacing w:line="336" w:lineRule="auto" w:after="180"/>
-      </w:pPr>
-      <w:r>
-        <w:rPr>
-          <w:b w:val="0"/>
-        </w:rPr>
-        <w:t>Use the worked case for A literature comparison matrix. Proposed explanation: “The worked result establishes every future case”. Decide whether this explanation is supported.</w:t>
-      </w:r>
-    </w:p>
-    <w:p>
-      <w:pPr>
-        <w:spacing w:line="336" w:lineRule="auto" w:after="180"/>
-      </w:pPr>
-      <w:r>
-        <w:rPr>
-          <w:b w:val="0"/>
-        </w:rPr>
-        <w:t>Point to the step or supplied fact that decides; explain your repair if needed.</w:t>
-      </w:r>
-    </w:p>
-    <w:p>
-      <w:pPr>
-        <w:spacing w:line="336" w:lineRule="auto" w:after="180"/>
-      </w:pPr>
-      <w:r>
-        <w:rPr>
-          <w:b w:val="0"/>
-        </w:rPr>
-        <w:t>Answer on your own before discussion. If you are unsure, say which step you need help with.</w:t>
-      </w:r>
-    </w:p>
-    <w:p>
-      <w:pPr>
-        <w:pStyle w:val="Heading3"/>
-      </w:pPr>
-      <w:r>
-        <w:t>Explain the picture</w:t>
-      </w:r>
-    </w:p>
-    <w:p>
-      <w:pPr>
-        <w:spacing w:line="336" w:lineRule="auto" w:after="180"/>
-        <w:shd w:fill="F5F1FB"/>
-      </w:pPr>
-      <w:r>
-        <w:rPr>
-          <w:b w:val="0"/>
-        </w:rPr>
-        <w:t xml:space="preserve">Explain why 8/10 indoors and 16/20 outdoors share a rate but not a controlled comparison. Which condition column must the </w:t>
-      </w:r>
-      <w:r>
-        <w:rPr>
-          <w:b/>
-        </w:rPr>
-        <w:t>literature matrix</w:t>
-      </w:r>
-      <w:r>
-        <w:rPr>
-          <w:b w:val="0"/>
-        </w:rPr>
-        <w:t xml:space="preserve"> preserve?</w:t>
-      </w:r>
-    </w:p>
-    <w:p>
-      <w:pPr>
-        <w:pStyle w:val="Heading3"/>
-      </w:pPr>
-      <w:r>
         <w:t>My explanation using a pictured step and the given facts</w:t>
       </w:r>
     </w:p>
@@ -1914,6 +3038,14 @@
     <w:p>
       <w:r>
         <w:t>________________________________________________________________</w:t>
+      </w:r>
+    </w:p>
+    <w:p>
+      <w:pPr>
+        <w:pStyle w:val="Heading2"/>
+      </w:pPr>
+      <w:r>
+        <w:t>Reserve the selected recall/precision/corpus mismatch</w:t>
       </w:r>
     </w:p>
     <w:p>
@@ -1929,23 +3061,55 @@
     </w:p>
     <w:p>
       <w:pPr>
+        <w:pStyle w:val="Heading2"/>
+      </w:pPr>
+      <w:r>
+        <w:t>Earlier wording, alternatives and picture transcripts · reference / check after trying</w:t>
+      </w:r>
+    </w:p>
+    <w:p>
+      <w:pPr>
+        <w:pStyle w:val="Heading3"/>
+      </w:pPr>
+      <w:r>
+        <w:t>Practise with less help: Trace the worked case</w:t>
+      </w:r>
+    </w:p>
+    <w:p>
+      <w:pPr>
+        <w:pStyle w:val="Heading3"/>
+      </w:pPr>
+      <w:r>
+        <w:t>Check your reasoning</w:t>
+      </w:r>
+    </w:p>
+    <w:p>
+      <w:pPr>
+        <w:pStyle w:val="Heading3"/>
+      </w:pPr>
+      <w:r>
+        <w:t>Explain the picture</w:t>
+      </w:r>
+    </w:p>
+    <w:p>
+      <w:pPr>
         <w:pStyle w:val="Heading1"/>
       </w:pPr>
       <w:r>
-        <w:t>09. Run the investigation</w:t>
-      </w:r>
-    </w:p>
-    <w:p>
-      <w:r>
-        <w:t>Investigate A literature comparison matrix. Record the prediction, actual observation or labelled paper trace, explanation and next test separately.</w:t>
-      </w:r>
-    </w:p>
-    <w:p>
-      <w:pPr>
-        <w:pStyle w:val="Heading3"/>
-      </w:pPr>
-      <w:r>
-        <w:t>Predict, investigate and preserve the evidence</w:t>
+        <w:t>09. Complete a matrix reconstruction and comparability explanation</w:t>
+      </w:r>
+    </w:p>
+    <w:p>
+      <w:r>
+        <w:t>Use the table to expose what is known, different and still missing.</w:t>
+      </w:r>
+    </w:p>
+    <w:p>
+      <w:pPr>
+        <w:pStyle w:val="Heading2"/>
+      </w:pPr>
+      <w:r>
+        <w:t>Current different-task headline investigation</w:t>
       </w:r>
     </w:p>
     <w:p>
@@ -1956,7 +3120,7 @@
         <w:rPr>
           <w:b w:val="0"/>
         </w:rPr>
-        <w:t>Study A reports accuracy90% on easy classification; B reports claim support</w:t>
+        <w:t xml:space="preserve">Study A reports accuracy 90% on easy classification; B reports claim support </w:t>
       </w:r>
       <w:r>
         <w:rPr>
@@ -1969,6 +3133,242 @@
           <w:b w:val="0"/>
         </w:rPr>
         <w:t xml:space="preserve"> on difficult generated answers. Show the intermediate steps and give the conclusion with its scope.</w:t>
+      </w:r>
+    </w:p>
+    <w:p>
+      <w:pPr>
+        <w:pStyle w:val="Heading2"/>
+      </w:pPr>
+      <w:r>
+        <w:t>Complete extraction and alignment protocol</w:t>
+      </w:r>
+    </w:p>
+    <w:tbl>
+      <w:tblPr>
+        <w:tblStyle w:val="LightShading-Accent1"/>
+        <w:tblW w:type="auto" w:w="0"/>
+        <w:tblLook w:firstColumn="1" w:firstRow="1" w:lastColumn="0" w:lastRow="0" w:noHBand="0" w:noVBand="1" w:val="04A0"/>
+      </w:tblPr>
+      <w:tblGrid>
+        <w:gridCol w:w="5112"/>
+        <w:gridCol w:w="5112"/>
+      </w:tblGrid>
+      <w:tr>
+        <w:trPr>
+          <w:tblHeader/>
+        </w:trPr>
+        <w:tc>
+          <w:tcPr>
+            <w:tcW w:type="dxa" w:w="5112"/>
+          </w:tcPr>
+          <w:p>
+            <w:r>
+              <w:t>Complete matrix-building investigation</w:t>
+            </w:r>
+          </w:p>
+        </w:tc>
+        <w:tc>
+          <w:tcPr>
+            <w:tcW w:type="dxa" w:w="5112"/>
+          </w:tcPr>
+          <w:p>
+            <w:r>
+              <w:t>Expected evidence</w:t>
+            </w:r>
+          </w:p>
+        </w:tc>
+      </w:tr>
+      <w:tr>
+        <w:tc>
+          <w:tcPr>
+            <w:tcW w:type="dxa" w:w="5112"/>
+          </w:tcPr>
+          <w:p>
+            <w:r>
+              <w:t>Extract main task and metric</w:t>
+            </w:r>
+          </w:p>
+        </w:tc>
+        <w:tc>
+          <w:tcPr>
+            <w:tcW w:type="dxa" w:w="5112"/>
+          </w:tcPr>
+          <w:p>
+            <w:r>
+              <w:t>Classification accuracy 90% versus generated-answer claim support 80%</w:t>
+            </w:r>
+          </w:p>
+        </w:tc>
+      </w:tr>
+      <w:tr>
+        <w:tc>
+          <w:tcPr>
+            <w:tcW w:type="dxa" w:w="5112"/>
+          </w:tcPr>
+          <w:p>
+            <w:r>
+              <w:t>Fill every other main field</w:t>
+            </w:r>
+          </w:p>
+        </w:tc>
+        <w:tc>
+          <w:tcPr>
+            <w:tcW w:type="dxa" w:w="5112"/>
+          </w:tcPr>
+          <w:p>
+            <w:r>
+              <w:t>Use not reported where no denominator/version/baseline/split/resource data exists</w:t>
+            </w:r>
+          </w:p>
+        </w:tc>
+      </w:tr>
+      <w:tr>
+        <w:tc>
+          <w:tcPr>
+            <w:tcW w:type="dxa" w:w="5112"/>
+          </w:tcPr>
+          <w:p>
+            <w:r>
+              <w:t>Write a justified main comparison</w:t>
+            </w:r>
+          </w:p>
+        </w:tc>
+        <w:tc>
+          <w:tcPr>
+            <w:tcW w:type="dxa" w:w="5112"/>
+          </w:tcPr>
+          <w:p>
+            <w:r>
+              <w:t>Different task and metric; no direct superiority ranking</w:t>
+            </w:r>
+          </w:p>
+        </w:tc>
+      </w:tr>
+      <w:tr>
+        <w:tc>
+          <w:tcPr>
+            <w:tcW w:type="dxa" w:w="5112"/>
+          </w:tcPr>
+          <w:p>
+            <w:r>
+              <w:t>Build separate S1/S2 rows</w:t>
+            </w:r>
+          </w:p>
+        </w:tc>
+        <w:tc>
+          <w:tcPr>
+            <w:tcW w:type="dxa" w:w="5112"/>
+          </w:tcPr>
+          <w:p>
+            <w:r>
+              <w:t>Indoor8/10=80%, outdoor 16/20=80%; retain condition and count</w:t>
+            </w:r>
+          </w:p>
+        </w:tc>
+      </w:tr>
+      <w:tr>
+        <w:tc>
+          <w:tcPr>
+            <w:tcW w:type="dxa" w:w="5112"/>
+          </w:tcPr>
+          <w:p>
+            <w:r>
+              <w:t>Hide then restore condition field</w:t>
+            </w:r>
+          </w:p>
+        </w:tc>
+        <w:tc>
+          <w:tcPr>
+            <w:tcW w:type="dxa" w:w="5112"/>
+          </w:tcPr>
+          <w:p>
+            <w:r>
+              <w:t>Explain which distinction becomes invisible, without changing the source evidence</w:t>
+            </w:r>
+          </w:p>
+        </w:tc>
+      </w:tr>
+      <w:tr>
+        <w:tc>
+          <w:tcPr>
+            <w:tcW w:type="dxa" w:w="5112"/>
+          </w:tcPr>
+          <w:p>
+            <w:r>
+              <w:t>Specify a revealing next comparison</w:t>
+            </w:r>
+          </w:p>
+        </w:tc>
+        <w:tc>
+          <w:tcPr>
+            <w:tcW w:type="dxa" w:w="5112"/>
+          </w:tcPr>
+          <w:p>
+            <w:r>
+              <w:t>Common application task, eligible judged data, scoring/aggregation, versions and conditions</w:t>
+            </w:r>
+          </w:p>
+        </w:tc>
+      </w:tr>
+      <w:tr>
+        <w:tc>
+          <w:tcPr>
+            <w:tcW w:type="dxa" w:w="5112"/>
+          </w:tcPr>
+          <w:p>
+            <w:r>
+              <w:t>Record scope</w:t>
+            </w:r>
+          </w:p>
+        </w:tc>
+        <w:tc>
+          <w:tcPr>
+            <w:tcW w:type="dxa" w:w="5112"/>
+          </w:tcPr>
+          <w:p>
+            <w:r>
+              <w:t>Supplied fictional-source inspection only; no real literature search or shared evaluation performed</w:t>
+            </w:r>
+          </w:p>
+        </w:tc>
+      </w:tr>
+    </w:tbl>
+    <w:p>
+      <w:pPr>
+        <w:pStyle w:val="Heading2"/>
+      </w:pPr>
+      <w:r>
+        <w:t>Expected matrix and evidence-status limits</w:t>
+      </w:r>
+    </w:p>
+    <w:p>
+      <w:pPr>
+        <w:spacing w:line="336" w:lineRule="auto" w:after="180"/>
+      </w:pPr>
+      <w:r>
+        <w:rPr>
+          <w:b w:val="0"/>
+        </w:rPr>
+        <w:t>Use the complete filled matrices as worked references, then reconstruct their main fields from the supplied source statements. Distinguish a known mismatch from an unreported field. Explain why unknown/unknown is not evidence of equivalence. In the picture, compute the two 80% rates but keep their denominators and indoor/outdoor conditions.</w:t>
+      </w:r>
+    </w:p>
+    <w:p>
+      <w:pPr>
+        <w:spacing w:line="336" w:lineRule="auto" w:after="180"/>
+      </w:pPr>
+      <w:r>
+        <w:rPr>
+          <w:b w:val="0"/>
+        </w:rPr>
+        <w:t>No raw cases, actual paper identities or tool versions are supplied, so do not invent them. The exercise produces a comparison record and proposed common evaluation, not a ranking, new experiment or real literature finding.</w:t>
+      </w:r>
+    </w:p>
+    <w:p>
+      <w:pPr>
+        <w:pStyle w:val="Heading2"/>
+      </w:pPr>
+      <w:r>
+        <w:t>Evidence ledger and reflection</w:t>
       </w:r>
     </w:p>
     <w:tbl>
@@ -2120,14 +3520,6 @@
     </w:p>
     <w:p>
       <w:pPr>
-        <w:pStyle w:val="Heading3"/>
-      </w:pPr>
-      <w:r>
-        <w:t>Plan → try → check</w:t>
-      </w:r>
-    </w:p>
-    <w:p>
-      <w:pPr>
         <w:spacing w:line="336" w:lineRule="auto" w:after="180"/>
       </w:pPr>
       <w:r>
@@ -2139,23 +3531,47 @@
     </w:p>
     <w:p>
       <w:pPr>
+        <w:pStyle w:val="Heading2"/>
+      </w:pPr>
+      <w:r>
+        <w:t>Earlier wording, alternatives and picture transcripts · reference / check after trying</w:t>
+      </w:r>
+    </w:p>
+    <w:p>
+      <w:pPr>
+        <w:pStyle w:val="Heading3"/>
+      </w:pPr>
+      <w:r>
+        <w:t>Predict, investigate and preserve the evidence</w:t>
+      </w:r>
+    </w:p>
+    <w:p>
+      <w:pPr>
+        <w:pStyle w:val="Heading3"/>
+      </w:pPr>
+      <w:r>
+        <w:t>Plan → try → check</w:t>
+      </w:r>
+    </w:p>
+    <w:p>
+      <w:pPr>
         <w:pStyle w:val="Heading1"/>
       </w:pPr>
       <w:r>
-        <w:t>10. Build your understanding</w:t>
-      </w:r>
-    </w:p>
-    <w:p>
-      <w:r>
-        <w:t>Move from recall to tracing, diagnosis and transfer in A literature comparison matrix. Explain why each step is justified.</w:t>
-      </w:r>
-    </w:p>
-    <w:p>
-      <w:pPr>
-        <w:pStyle w:val="Heading3"/>
-      </w:pPr>
-      <w:r>
-        <w:t>Explain → apply → challenge</w:t>
+        <w:t>14. Try alone: recall at five versus precision at three on another corpus</w:t>
+      </w:r>
+    </w:p>
+    <w:p>
+      <w:r>
+        <w:t>Keep metric, cutoff and data differences separate.</w:t>
+      </w:r>
+    </w:p>
+    <w:p>
+      <w:pPr>
+        <w:pStyle w:val="Heading2"/>
+      </w:pPr>
+      <w:r>
+        <w:t>Complete selected independent task</w:t>
       </w:r>
     </w:p>
     <w:p>
@@ -2166,43 +3582,123 @@
         <w:rPr>
           <w:b w:val="0"/>
         </w:rPr>
-        <w:t xml:space="preserve">Explain the weekly </w:t>
-      </w:r>
-      <w:r>
-        <w:rPr>
-          <w:b/>
-        </w:rPr>
-        <w:t>mechanism</w:t>
-      </w:r>
+        <w:t>A has recall@5 .8; B has precision@3 .9 on another corpus. Can you rank them?</w:t>
+      </w:r>
+    </w:p>
+    <w:p>
+      <w:pPr>
+        <w:pStyle w:val="Heading2"/>
+      </w:pPr>
+      <w:r>
+        <w:t>First attempt and support record</w:t>
+      </w:r>
+    </w:p>
+    <w:p>
+      <w:pPr>
+        <w:pStyle w:val="Heading3"/>
+      </w:pPr>
+      <w:r>
+        <w:t>My independent explanation, trace and limits</w:t>
+      </w:r>
+    </w:p>
+    <w:p>
+      <w:r>
+        <w:t>________________________________________________________________</w:t>
+      </w:r>
+    </w:p>
+    <w:p>
+      <w:r>
+        <w:t>________________________________________________________________</w:t>
+      </w:r>
+    </w:p>
+    <w:p>
+      <w:r>
+        <w:t>________________________________________________________________</w:t>
+      </w:r>
+    </w:p>
+    <w:p>
+      <w:r>
+        <w:t>________________________________________________________________</w:t>
+      </w:r>
+    </w:p>
+    <w:p>
+      <w:r>
+        <w:t>________________________________________________________________</w:t>
+      </w:r>
+    </w:p>
+    <w:p>
+      <w:r>
+        <w:t>________________________________________________________________</w:t>
+      </w:r>
+    </w:p>
+    <w:p>
+      <w:r>
+        <w:t>________________________________________________________________</w:t>
+      </w:r>
+    </w:p>
+    <w:p>
+      <w:pPr>
+        <w:spacing w:line="336" w:lineRule="auto" w:after="180"/>
+      </w:pPr>
       <w:r>
         <w:rPr>
           <w:b w:val="0"/>
         </w:rPr>
-        <w:t xml:space="preserve"> in your own words. Use the worked scenario to name its </w:t>
-      </w:r>
-      <w:r>
-        <w:rPr>
-          <w:b/>
-        </w:rPr>
-        <w:t>input</w:t>
-      </w:r>
+        <w:t>Attempt this case before feedback. Record any help. Earlier examples below are further practice; a case already practised with feedback cannot establish fresh transfer.</w:t>
+      </w:r>
+    </w:p>
+    <w:p>
+      <w:pPr>
+        <w:pStyle w:val="Heading2"/>
+      </w:pPr>
+      <w:r>
+        <w:t>Feedback after trying</w:t>
+      </w:r>
+    </w:p>
+    <w:p>
+      <w:pPr>
+        <w:spacing w:line="336" w:lineRule="auto" w:after="180"/>
+      </w:pPr>
       <w:r>
         <w:rPr>
           <w:b w:val="0"/>
         </w:rPr>
-        <w:t xml:space="preserve">, decision rule and </w:t>
-      </w:r>
-      <w:r>
-        <w:rPr>
-          <w:b/>
-        </w:rPr>
-        <w:t>output</w:t>
-      </w:r>
+        <w:t>Attempt the independent case before hints. Record whether you worked alone, used a hint or followed a model. After feedback, fix the first unsupported step and explain why it changed.</w:t>
+      </w:r>
+    </w:p>
+    <w:p>
+      <w:pPr>
+        <w:spacing w:line="336" w:lineRule="auto" w:after="180"/>
+      </w:pPr>
       <w:r>
         <w:rPr>
           <w:b w:val="0"/>
         </w:rPr>
-        <w:t>.</w:t>
+        <w:t>A later check uses a changed case, not a copied answer.</w:t>
+      </w:r>
+    </w:p>
+    <w:p>
+      <w:pPr>
+        <w:pStyle w:val="Heading2"/>
+      </w:pPr>
+      <w:r>
+        <w:t>Earlier wording, alternatives and picture transcripts · reference / check after trying</w:t>
+      </w:r>
+    </w:p>
+    <w:p>
+      <w:pPr>
+        <w:pStyle w:val="Heading3"/>
+      </w:pPr>
+      <w:r>
+        <w:t>Independent case: Apply a new case independently</w:t>
+      </w:r>
+    </w:p>
+    <w:p>
+      <w:pPr>
+        <w:pStyle w:val="Heading3"/>
+      </w:pPr>
+      <w:r>
+        <w:t>Attempt this without hints</w:t>
       </w:r>
     </w:p>
     <w:p>
@@ -2213,41 +3709,66 @@
         <w:rPr>
           <w:b w:val="0"/>
         </w:rPr>
-        <w:t xml:space="preserve">A report omits this qualification: A matrix documents comparison limits; it does not create missing common </w:t>
-      </w:r>
-      <w:r>
-        <w:rPr>
-          <w:b/>
-        </w:rPr>
-        <w:t>evidence</w:t>
-      </w:r>
+        <w:t>A has recall@5 .8; B has precision@3 .9 on another corpus. Can you rank them?</w:t>
+      </w:r>
+    </w:p>
+    <w:p>
+      <w:pPr>
+        <w:pStyle w:val="Heading3"/>
+      </w:pPr>
+      <w:r>
+        <w:t>My independent procedure, result and limitation</w:t>
+      </w:r>
+    </w:p>
+    <w:p>
+      <w:r>
+        <w:t>________________________________________________________________</w:t>
+      </w:r>
+    </w:p>
+    <w:p>
+      <w:r>
+        <w:t>________________________________________________________________</w:t>
+      </w:r>
+    </w:p>
+    <w:p>
+      <w:r>
+        <w:t>________________________________________________________________</w:t>
+      </w:r>
+    </w:p>
+    <w:p>
+      <w:r>
+        <w:t>________________________________________________________________</w:t>
+      </w:r>
+    </w:p>
+    <w:p>
+      <w:r>
+        <w:t>________________________________________________________________</w:t>
+      </w:r>
+    </w:p>
+    <w:p>
+      <w:r>
+        <w:t>________________________________________________________________</w:t>
+      </w:r>
+    </w:p>
+    <w:p>
+      <w:r>
+        <w:t>________________________________________________________________</w:t>
+      </w:r>
+    </w:p>
+    <w:p>
+      <w:r>
+        <w:t>________________________________________________________________</w:t>
+      </w:r>
+    </w:p>
+    <w:p>
+      <w:pPr>
+        <w:spacing w:line="336" w:lineRule="auto" w:after="180"/>
+      </w:pPr>
       <w:r>
         <w:rPr>
           <w:b w:val="0"/>
         </w:rPr>
-        <w:t>. Explain how omitting it could change a reader's interpretation, and write an accurate replacement.</w:t>
-      </w:r>
-    </w:p>
-    <w:p>
-      <w:pPr>
-        <w:spacing w:line="336" w:lineRule="auto" w:after="180"/>
-      </w:pPr>
-      <w:r>
-        <w:rPr>
-          <w:b w:val="0"/>
-        </w:rPr>
-        <w:t>For the worked scenario, propose one additional case that could reveal a failure, describe its expected outcome before running it, and explain what would need to remain fixed for a fair comparison.</w:t>
-      </w:r>
-    </w:p>
-    <w:p>
-      <w:pPr>
-        <w:spacing w:line="336" w:lineRule="auto" w:after="180"/>
-      </w:pPr>
-      <w:r>
-        <w:rPr>
-          <w:b w:val="0"/>
-        </w:rPr>
-        <w:t>Do not reuse W4 as a new final test after receiving feedback.</w:t>
+        <w:t>Record support used: none, hint or teacher explanation. After feedback, a different case is needed to demonstrate independence.</w:t>
       </w:r>
     </w:p>
     <w:p>
@@ -2255,32 +3776,7 @@
         <w:pStyle w:val="Heading3"/>
       </w:pPr>
       <w:r>
-        <w:t>Explain which evidence supports your conclusion and which claim remains unproved.</w:t>
-      </w:r>
-    </w:p>
-    <w:p>
-      <w:r>
-        <w:t>________________________________________________________________</w:t>
-      </w:r>
-    </w:p>
-    <w:p>
-      <w:r>
-        <w:t>________________________________________________________________</w:t>
-      </w:r>
-    </w:p>
-    <w:p>
-      <w:r>
-        <w:t>________________________________________________________________</w:t>
-      </w:r>
-    </w:p>
-    <w:p>
-      <w:r>
-        <w:t>________________________________________________________________</w:t>
-      </w:r>
-    </w:p>
-    <w:p>
-      <w:r>
-        <w:t>________________________________________________________________</w:t>
+        <w:t>Use feedback to improve</w:t>
       </w:r>
     </w:p>
     <w:p>
@@ -2288,12 +3784,20 @@
         <w:pStyle w:val="Heading1"/>
       </w:pPr>
       <w:r>
-        <w:t>11. Connect your project</w:t>
-      </w:r>
-    </w:p>
-    <w:p>
-      <w:r>
-        <w:t>Apply this week’s idea to Reproducible AI Research Study. Keep an annotated decision and the evidence supporting it.</w:t>
+        <w:t>11. Save source identity, aligned fields and unresolved comparisons</w:t>
+      </w:r>
+    </w:p>
+    <w:p>
+      <w:r>
+        <w:t>Keep not-reported entries and source-specific limitations intact.</w:t>
+      </w:r>
+    </w:p>
+    <w:p>
+      <w:pPr>
+        <w:pStyle w:val="Heading2"/>
+      </w:pPr>
+      <w:r>
+        <w:t>Project task and artifact</w:t>
       </w:r>
     </w:p>
     <w:p>
@@ -2484,10 +3988,10 @@
     </w:tbl>
     <w:p>
       <w:pPr>
-        <w:pStyle w:val="Heading3"/>
-      </w:pPr>
-      <w:r>
-        <w:t>Evidence for your project</w:t>
+        <w:pStyle w:val="Heading2"/>
+      </w:pPr>
+      <w:r>
+        <w:t>Actual supplied-record inspection and remaining gaps</w:t>
       </w:r>
     </w:p>
     <w:p>
@@ -2503,15 +4007,88 @@
     </w:p>
     <w:p>
       <w:pPr>
+        <w:pStyle w:val="Heading2"/>
+      </w:pPr>
+      <w:r>
+        <w:t>Earlier wording, alternatives and picture transcripts · reference / check after trying</w:t>
+      </w:r>
+    </w:p>
+    <w:p>
+      <w:pPr>
+        <w:pStyle w:val="Heading3"/>
+      </w:pPr>
+      <w:r>
+        <w:t>Evidence for your project</w:t>
+      </w:r>
+    </w:p>
+    <w:p>
+      <w:pPr>
         <w:pStyle w:val="Heading1"/>
       </w:pPr>
       <w:r>
-        <w:t>12. Show what you know</w:t>
-      </w:r>
-    </w:p>
-    <w:p>
-      <w:r>
-        <w:t>Use a genuinely new case for independent evidence. Previously discussed examples remain practice; use the separately named independent case before feedback.</w:t>
+        <w:t>16. Explain why the matrix supports a comparison or withholds a ranking</w:t>
+      </w:r>
+    </w:p>
+    <w:p>
+      <w:r>
+        <w:t>Name the common evidence still needed.</w:t>
+      </w:r>
+    </w:p>
+    <w:p>
+      <w:pPr>
+        <w:pStyle w:val="Heading2"/>
+      </w:pPr>
+      <w:r>
+        <w:t>Retrieve and explain</w:t>
+      </w:r>
+    </w:p>
+    <w:p>
+      <w:pPr>
+        <w:pStyle w:val="ListBullet"/>
+      </w:pPr>
+      <w:r>
+        <w:t>Close your notes. Explain this goal in your own words: Explain the mechanism and terminology of a literature comparison matrix</w:t>
+      </w:r>
+    </w:p>
+    <w:p>
+      <w:pPr>
+        <w:pStyle w:val="Heading3"/>
+      </w:pPr>
+      <w:r>
+        <w:t>My deciding step, evidence and one remaining question</w:t>
+      </w:r>
+    </w:p>
+    <w:p>
+      <w:r>
+        <w:t>________________________________________________________________</w:t>
+      </w:r>
+    </w:p>
+    <w:p>
+      <w:r>
+        <w:t>________________________________________________________________</w:t>
+      </w:r>
+    </w:p>
+    <w:p>
+      <w:r>
+        <w:t>________________________________________________________________</w:t>
+      </w:r>
+    </w:p>
+    <w:p>
+      <w:r>
+        <w:t>________________________________________________________________</w:t>
+      </w:r>
+    </w:p>
+    <w:p>
+      <w:r>
+        <w:t>________________________________________________________________</w:t>
+      </w:r>
+    </w:p>
+    <w:p>
+      <w:pPr>
+        <w:pStyle w:val="Heading2"/>
+      </w:pPr>
+      <w:r>
+        <w:t>Plan a changed-case return</w:t>
       </w:r>
     </w:p>
     <w:p>
@@ -2522,62 +4099,31 @@
         <w:rPr>
           <w:b w:val="0"/>
         </w:rPr>
-        <w:t>Complete the supported workbook tasks before attempting W4 independently. Record any hints or help used. After feedback, use the teacher's fresh retry rather than copying the earlier answer.</w:t>
-      </w:r>
-    </w:p>
-    <w:p>
-      <w:pPr>
-        <w:spacing w:line="336" w:lineRule="auto" w:after="180"/>
-      </w:pPr>
+        <w:t xml:space="preserve">If you are unsure, return to the worked picture and explain one arrow. If you are ready, change an </w:t>
+      </w:r>
+      <w:r>
+        <w:rPr>
+          <w:b/>
+        </w:rPr>
+        <w:t>input</w:t>
+      </w:r>
       <w:r>
         <w:rPr>
           <w:b w:val="0"/>
         </w:rPr>
-        <w:t>For a project, select a relevant new case, predict the outcome from the declared rule and preserve the result alongside any revision.</w:t>
-      </w:r>
-    </w:p>
-    <w:p>
-      <w:pPr>
-        <w:pStyle w:val="Heading3"/>
-      </w:pPr>
-      <w:r>
-        <w:t>Exit: propose one revealing change to the worked scenario. State the expected outcome and the evidence that would make you revise your explanation.</w:t>
-      </w:r>
-    </w:p>
-    <w:p>
-      <w:r>
-        <w:t>________________________________________________________________</w:t>
-      </w:r>
-    </w:p>
-    <w:p>
-      <w:r>
-        <w:t>________________________________________________________________</w:t>
-      </w:r>
-    </w:p>
-    <w:p>
-      <w:r>
-        <w:t>________________________________________________________________</w:t>
-      </w:r>
-    </w:p>
-    <w:p>
-      <w:r>
-        <w:t>________________________________________________________________</w:t>
-      </w:r>
-    </w:p>
-    <w:p>
-      <w:r>
-        <w:t>________________________________________________________________</w:t>
-      </w:r>
-    </w:p>
-    <w:p>
-      <w:pPr>
-        <w:spacing w:line="336" w:lineRule="auto" w:after="180"/>
-      </w:pPr>
+        <w:t xml:space="preserve"> or assumption and justify your </w:t>
+      </w:r>
+      <w:r>
+        <w:rPr>
+          <w:b/>
+        </w:rPr>
+        <w:t>prediction</w:t>
+      </w:r>
       <w:r>
         <w:rPr>
           <w:b w:val="0"/>
         </w:rPr>
-        <w:t>For the worked scenario, propose one additional case that could reveal a failure, describe its expected outcome before running it, and explain what would need to remain fixed for a fair comparison.</w:t>
+        <w:t>.</w:t>
       </w:r>
     </w:p>
     <w:p>
@@ -2588,14 +4134,336 @@
         <w:rPr>
           <w:b w:val="0"/>
         </w:rPr>
-        <w:t>Do not reuse W4 as a new final test after receiving feedback.</w:t>
-      </w:r>
-    </w:p>
+        <w:t xml:space="preserve">Save your workbook </w:t>
+      </w:r>
+      <w:r>
+        <w:rPr>
+          <w:b/>
+        </w:rPr>
+        <w:t>evidence</w:t>
+      </w:r>
+      <w:r>
+        <w:rPr>
+          <w:b w:val="0"/>
+        </w:rPr>
+        <w:t>. At the next review, try a different case before opening your old answer.</w:t>
+      </w:r>
+    </w:p>
+    <w:p>
+      <w:pPr>
+        <w:pStyle w:val="Heading1"/>
+      </w:pPr>
+      <w:r>
+        <w:t>Reference bank and extra practice</w:t>
+      </w:r>
+    </w:p>
+    <w:p>
+      <w:pPr>
+        <w:pStyle w:val="Heading1"/>
+      </w:pPr>
+      <w:r>
+        <w:t>05. Reference · Use research vocabulary precisely</w:t>
+      </w:r>
+    </w:p>
+    <w:p>
+      <w:r>
+        <w:t>Connect each term to the question, comparison, measurement or evidence.</w:t>
+      </w:r>
+    </w:p>
+    <w:p>
+      <w:pPr>
+        <w:pStyle w:val="Heading2"/>
+      </w:pPr>
+      <w:r>
+        <w:t>Vocabulary and your explanation</w:t>
+      </w:r>
+    </w:p>
+    <w:tbl>
+      <w:tblPr>
+        <w:tblStyle w:val="LightShading-Accent1"/>
+        <w:tblW w:type="auto" w:w="0"/>
+        <w:tblLook w:firstColumn="1" w:firstRow="1" w:lastColumn="0" w:lastRow="0" w:noHBand="0" w:noVBand="1" w:val="04A0"/>
+      </w:tblPr>
+      <w:tblGrid>
+        <w:gridCol w:w="5112"/>
+        <w:gridCol w:w="5112"/>
+      </w:tblGrid>
+      <w:tr>
+        <w:trPr>
+          <w:tblHeader/>
+        </w:trPr>
+        <w:tc>
+          <w:tcPr>
+            <w:tcW w:type="dxa" w:w="5112"/>
+          </w:tcPr>
+          <w:p>
+            <w:r>
+              <w:t>Word</w:t>
+            </w:r>
+          </w:p>
+        </w:tc>
+        <w:tc>
+          <w:tcPr>
+            <w:tcW w:type="dxa" w:w="5112"/>
+          </w:tcPr>
+          <w:p>
+            <w:r>
+              <w:t>Meaning</w:t>
+            </w:r>
+          </w:p>
+        </w:tc>
+      </w:tr>
+      <w:tr>
+        <w:tc>
+          <w:tcPr>
+            <w:tcW w:type="dxa" w:w="5112"/>
+          </w:tcPr>
+          <w:p>
+            <w:r>
+              <w:t>Literature matrix</w:t>
+            </w:r>
+          </w:p>
+        </w:tc>
+        <w:tc>
+          <w:tcPr>
+            <w:tcW w:type="dxa" w:w="5112"/>
+          </w:tcPr>
+          <w:p>
+            <w:r>
+              <w:t>A structured comparison of study methods and results</w:t>
+            </w:r>
+          </w:p>
+        </w:tc>
+      </w:tr>
+      <w:tr>
+        <w:tc>
+          <w:tcPr>
+            <w:tcW w:type="dxa" w:w="5112"/>
+          </w:tcPr>
+          <w:p>
+            <w:r>
+              <w:t>Comparable metric</w:t>
+            </w:r>
+          </w:p>
+        </w:tc>
+        <w:tc>
+          <w:tcPr>
+            <w:tcW w:type="dxa" w:w="5112"/>
+          </w:tcPr>
+          <w:p>
+            <w:r>
+              <w:t>A measure with aligned definition and scope</w:t>
+            </w:r>
+          </w:p>
+        </w:tc>
+      </w:tr>
+      <w:tr>
+        <w:tc>
+          <w:tcPr>
+            <w:tcW w:type="dxa" w:w="5112"/>
+          </w:tcPr>
+          <w:p>
+            <w:r>
+              <w:t>Evidence gap</w:t>
+            </w:r>
+          </w:p>
+        </w:tc>
+        <w:tc>
+          <w:tcPr>
+            <w:tcW w:type="dxa" w:w="5112"/>
+          </w:tcPr>
+          <w:p>
+            <w:r>
+              <w:t>Information needed but not supplied</w:t>
+            </w:r>
+          </w:p>
+        </w:tc>
+      </w:tr>
+    </w:tbl>
     <w:p>
       <w:pPr>
         <w:pStyle w:val="Heading3"/>
       </w:pPr>
       <w:r>
+        <w:t>Use two terms to explain a step in this week’s example.</w:t>
+      </w:r>
+    </w:p>
+    <w:p>
+      <w:r>
+        <w:t>________________________________________________________________</w:t>
+      </w:r>
+    </w:p>
+    <w:p>
+      <w:r>
+        <w:t>________________________________________________________________</w:t>
+      </w:r>
+    </w:p>
+    <w:p>
+      <w:r>
+        <w:t>________________________________________________________________</w:t>
+      </w:r>
+    </w:p>
+    <w:p>
+      <w:pPr>
+        <w:pStyle w:val="Heading1"/>
+      </w:pPr>
+      <w:r>
+        <w:t>10. Extra challenge · Explain a stronger case</w:t>
+      </w:r>
+    </w:p>
+    <w:p>
+      <w:r>
+        <w:t>Choose the next challenge after the main route.</w:t>
+      </w:r>
+    </w:p>
+    <w:p>
+      <w:pPr>
+        <w:pStyle w:val="Heading2"/>
+      </w:pPr>
+      <w:r>
+        <w:t>Explain,repair and extend</w:t>
+      </w:r>
+    </w:p>
+    <w:p>
+      <w:pPr>
+        <w:pStyle w:val="Heading3"/>
+      </w:pPr>
+      <w:r>
+        <w:t>Explain → apply → challenge</w:t>
+      </w:r>
+    </w:p>
+    <w:p>
+      <w:pPr>
+        <w:pStyle w:val="ListBullet"/>
+      </w:pPr>
+      <w:r>
+        <w:t>Explain the weekly mechanism in your own words. Use the worked scenario to name its input, decision rule and output.</w:t>
+      </w:r>
+    </w:p>
+    <w:p>
+      <w:pPr>
+        <w:pStyle w:val="ListBullet"/>
+      </w:pPr>
+      <w:r>
+        <w:t>A report omits this qualification: A matrix documents comparison limits; it does not create missing common evidence. Explain how omitting it could change a reader's interpretation, and write an accurate replacement.</w:t>
+      </w:r>
+    </w:p>
+    <w:p>
+      <w:pPr>
+        <w:pStyle w:val="ListBullet"/>
+      </w:pPr>
+      <w:r>
+        <w:t>For the worked scenario, propose one additional case that could reveal a failure, describe its expected outcome before running it, and explain what would need to remain fixed for a fair comparison. Do not reuse W4 as a new final test after receiving feedback.</w:t>
+      </w:r>
+    </w:p>
+    <w:p>
+      <w:pPr>
+        <w:pStyle w:val="Heading3"/>
+      </w:pPr>
+      <w:r>
+        <w:t>Explain which evidence supports your conclusion and which claim remains unproved.</w:t>
+      </w:r>
+    </w:p>
+    <w:p>
+      <w:r>
+        <w:t>________________________________________________________________</w:t>
+      </w:r>
+    </w:p>
+    <w:p>
+      <w:r>
+        <w:t>________________________________________________________________</w:t>
+      </w:r>
+    </w:p>
+    <w:p>
+      <w:r>
+        <w:t>________________________________________________________________</w:t>
+      </w:r>
+    </w:p>
+    <w:p>
+      <w:r>
+        <w:t>________________________________________________________________</w:t>
+      </w:r>
+    </w:p>
+    <w:p>
+      <w:r>
+        <w:t>________________________________________________________________</w:t>
+      </w:r>
+    </w:p>
+    <w:p>
+      <w:pPr>
+        <w:pStyle w:val="Heading1"/>
+      </w:pPr>
+      <w:r>
+        <w:t>12. Reference · Check the research reasoning and its limits</w:t>
+      </w:r>
+    </w:p>
+    <w:p>
+      <w:r>
+        <w:t>Use after practice; reserve the selected independent case for its first attempt.</w:t>
+      </w:r>
+    </w:p>
+    <w:p>
+      <w:pPr>
+        <w:pStyle w:val="Heading2"/>
+      </w:pPr>
+      <w:r>
+        <w:t>Current explanation and response</w:t>
+      </w:r>
+    </w:p>
+    <w:p>
+      <w:pPr>
+        <w:pStyle w:val="ListBullet"/>
+      </w:pPr>
+      <w:r>
+        <w:t>Complete the supported workbook tasks before attempting W4 independently. Record any hints or help used. After feedback, use the teacher's fresh retry rather than copying the earlier answer. For a project, select a relevant new case, predict the outcome from the declared rule and preserve the result alongside any revision.</w:t>
+      </w:r>
+    </w:p>
+    <w:p>
+      <w:pPr>
+        <w:pStyle w:val="Heading3"/>
+      </w:pPr>
+      <w:r>
+        <w:t>Exit: propose one revealing change to the worked scenario. State the expected outcome and the evidence that would make you revise your explanation.</w:t>
+      </w:r>
+    </w:p>
+    <w:p>
+      <w:r>
+        <w:t>________________________________________________________________</w:t>
+      </w:r>
+    </w:p>
+    <w:p>
+      <w:r>
+        <w:t>________________________________________________________________</w:t>
+      </w:r>
+    </w:p>
+    <w:p>
+      <w:r>
+        <w:t>________________________________________________________________</w:t>
+      </w:r>
+    </w:p>
+    <w:p>
+      <w:r>
+        <w:t>________________________________________________________________</w:t>
+      </w:r>
+    </w:p>
+    <w:p>
+      <w:r>
+        <w:t>________________________________________________________________</w:t>
+      </w:r>
+    </w:p>
+    <w:p>
+      <w:pPr>
+        <w:pStyle w:val="ListBullet"/>
+      </w:pPr>
+      <w:r>
+        <w:t>For the worked scenario, propose one additional case that could reveal a failure, describe its expected outcome before running it, and explain what would need to remain fixed for a fair comparison. Do not reuse W4 as a new final test after receiving feedback.</w:t>
+      </w:r>
+    </w:p>
+    <w:p>
+      <w:pPr>
+        <w:pStyle w:val="Heading3"/>
+      </w:pPr>
+      <w:r>
         <w:t>My limited claim and a useful next check</w:t>
       </w:r>
     </w:p>
@@ -2624,12 +4492,20 @@
         <w:pStyle w:val="Heading1"/>
       </w:pPr>
       <w:r>
-        <w:t>13. Study a complete case</w:t>
-      </w:r>
-    </w:p>
-    <w:p>
-      <w:r>
-        <w:t>Revisit the complete A literature comparison matrix case for supported practice. Repeated examples do not become fresh assessments.</w:t>
+        <w:t>13. Extra practice · Revisit the complete trace</w:t>
+      </w:r>
+    </w:p>
+    <w:p>
+      <w:r>
+        <w:t>Predict before reading the supplied steps.</w:t>
+      </w:r>
+    </w:p>
+    <w:p>
+      <w:pPr>
+        <w:pStyle w:val="Heading2"/>
+      </w:pPr>
+      <w:r>
+        <w:t>Complete trace and evidence</w:t>
       </w:r>
     </w:p>
     <w:p>
@@ -2701,7 +4577,7 @@
           </w:tcPr>
           <w:p>
             <w:r>
-              <w:t>Study A reports accuracy90% on easy classification; B reports claim support80% on difficult generated answers.</w:t>
+              <w:t>Study A reports accuracy 90% on easy classification; B reports claim support 80% on difficult generated answers.</w:t>
             </w:r>
           </w:p>
         </w:tc>
@@ -2798,208 +4674,20 @@
         <w:pStyle w:val="Heading1"/>
       </w:pPr>
       <w:r>
-        <w:t>14. Try a new case independently</w:t>
-      </w:r>
-    </w:p>
-    <w:p>
-      <w:r>
-        <w:t>Attempt the reserved new case before feedback. Record support; the earlier examples below remain additional practice.</w:t>
-      </w:r>
-    </w:p>
-    <w:p>
-      <w:pPr>
-        <w:pStyle w:val="Heading3"/>
-      </w:pPr>
-      <w:r>
-        <w:t>Independent case: Apply a new case independently</w:t>
-      </w:r>
-    </w:p>
-    <w:p>
-      <w:pPr>
-        <w:spacing w:line="336" w:lineRule="auto" w:after="180"/>
-        <w:shd w:fill="F5F1FB"/>
-      </w:pPr>
-      <w:r>
-        <w:rPr>
-          <w:b w:val="0"/>
-        </w:rPr>
-        <w:t>A has recall@5 .8; B has precision@3 .9 on another corpus. Can you rank them?</w:t>
-      </w:r>
-    </w:p>
-    <w:p>
-      <w:pPr>
-        <w:pStyle w:val="Heading3"/>
-      </w:pPr>
-      <w:r>
-        <w:t>My independent explanation, trace and limits</w:t>
-      </w:r>
-    </w:p>
-    <w:p>
-      <w:r>
-        <w:t>________________________________________________________________</w:t>
-      </w:r>
-    </w:p>
-    <w:p>
-      <w:r>
-        <w:t>________________________________________________________________</w:t>
-      </w:r>
-    </w:p>
-    <w:p>
-      <w:r>
-        <w:t>________________________________________________________________</w:t>
-      </w:r>
-    </w:p>
-    <w:p>
-      <w:r>
-        <w:t>________________________________________________________________</w:t>
-      </w:r>
-    </w:p>
-    <w:p>
-      <w:r>
-        <w:t>________________________________________________________________</w:t>
-      </w:r>
-    </w:p>
-    <w:p>
-      <w:r>
-        <w:t>________________________________________________________________</w:t>
-      </w:r>
-    </w:p>
-    <w:p>
-      <w:r>
-        <w:t>________________________________________________________________</w:t>
-      </w:r>
-    </w:p>
-    <w:p>
-      <w:pPr>
-        <w:spacing w:line="336" w:lineRule="auto" w:after="180"/>
-      </w:pPr>
-      <w:r>
-        <w:rPr>
-          <w:b w:val="0"/>
-        </w:rPr>
-        <w:t>Attempt this case before feedback. Record any help. Earlier examples below are further practice; a case already practised with feedback cannot establish fresh transfer.</w:t>
-      </w:r>
-    </w:p>
-    <w:p>
-      <w:pPr>
-        <w:pStyle w:val="Heading3"/>
-      </w:pPr>
-      <w:r>
-        <w:t>Attempt this without hints</w:t>
-      </w:r>
-    </w:p>
-    <w:p>
-      <w:pPr>
-        <w:spacing w:line="336" w:lineRule="auto" w:after="180"/>
-        <w:shd w:fill="F5F1FB"/>
-      </w:pPr>
-      <w:r>
-        <w:rPr>
-          <w:b w:val="0"/>
-        </w:rPr>
-        <w:t>A has recall@5 .8; B has precision@3 .9 on another corpus. Can you rank them?</w:t>
-      </w:r>
-    </w:p>
-    <w:p>
-      <w:pPr>
-        <w:pStyle w:val="Heading3"/>
-      </w:pPr>
-      <w:r>
-        <w:t>My independent procedure, result and limitation</w:t>
-      </w:r>
-    </w:p>
-    <w:p>
-      <w:r>
-        <w:t>________________________________________________________________</w:t>
-      </w:r>
-    </w:p>
-    <w:p>
-      <w:r>
-        <w:t>________________________________________________________________</w:t>
-      </w:r>
-    </w:p>
-    <w:p>
-      <w:r>
-        <w:t>________________________________________________________________</w:t>
-      </w:r>
-    </w:p>
-    <w:p>
-      <w:r>
-        <w:t>________________________________________________________________</w:t>
-      </w:r>
-    </w:p>
-    <w:p>
-      <w:r>
-        <w:t>________________________________________________________________</w:t>
-      </w:r>
-    </w:p>
-    <w:p>
-      <w:r>
-        <w:t>________________________________________________________________</w:t>
-      </w:r>
-    </w:p>
-    <w:p>
-      <w:r>
-        <w:t>________________________________________________________________</w:t>
-      </w:r>
-    </w:p>
-    <w:p>
-      <w:r>
-        <w:t>________________________________________________________________</w:t>
-      </w:r>
-    </w:p>
-    <w:p>
-      <w:pPr>
-        <w:spacing w:line="336" w:lineRule="auto" w:after="180"/>
-      </w:pPr>
-      <w:r>
-        <w:rPr>
-          <w:b w:val="0"/>
-        </w:rPr>
-        <w:t>Record support used: none, hint or teacher explanation. After feedback, a different case is needed to demonstrate independence.</w:t>
-      </w:r>
-    </w:p>
-    <w:p>
-      <w:pPr>
-        <w:pStyle w:val="Heading3"/>
-      </w:pPr>
-      <w:r>
-        <w:t>Use feedback to improve</w:t>
-      </w:r>
-    </w:p>
-    <w:p>
-      <w:pPr>
-        <w:spacing w:line="336" w:lineRule="auto" w:after="180"/>
-      </w:pPr>
-      <w:r>
-        <w:rPr>
-          <w:b w:val="0"/>
-        </w:rPr>
-        <w:t>Attempt the independent case before hints. Record whether you worked alone, used a hint or followed a model. After feedback, fix the first unsupported step and explain why it changed.</w:t>
-      </w:r>
-    </w:p>
-    <w:p>
-      <w:pPr>
-        <w:spacing w:line="336" w:lineRule="auto" w:after="180"/>
-      </w:pPr>
-      <w:r>
-        <w:rPr>
-          <w:b w:val="0"/>
-        </w:rPr>
-        <w:t>A later check uses a changed case, not a copied answer.</w:t>
-      </w:r>
-    </w:p>
-    <w:p>
-      <w:pPr>
-        <w:pStyle w:val="Heading1"/>
-      </w:pPr>
-      <w:r>
-        <w:t>15. Your lesson route</w:t>
-      </w:r>
-    </w:p>
-    <w:p>
-      <w:r>
-        <w:t>Use this map to navigate A literature comparison matrix, connect the goals to tasks and keep one evidence record for each attempt.</w:t>
+        <w:t>15. Reference · The earlier route checklist</w:t>
+      </w:r>
+    </w:p>
+    <w:p>
+      <w:r>
+        <w:t>Use one main route rather than repeating the lesson.</w:t>
+      </w:r>
+    </w:p>
+    <w:p>
+      <w:pPr>
+        <w:pStyle w:val="Heading2"/>
+      </w:pPr>
+      <w:r>
+        <w:t>Targets,route and first prediction</w:t>
       </w:r>
     </w:p>
     <w:p>
@@ -3190,12 +4878,117 @@
         <w:pStyle w:val="Heading1"/>
       </w:pPr>
       <w:r>
-        <w:t>16. Finish and return</w:t>
-      </w:r>
-    </w:p>
-    <w:p>
-      <w:r>
-        <w:t>Explain A literature comparison matrix without notes, identify a remaining question and plan a later check with a changed case.</w:t>
+        <w:t>17. Extra practice · Predict,check and repair</w:t>
+      </w:r>
+    </w:p>
+    <w:p>
+      <w:r>
+        <w:t>Keep supported feedback separate from the independent case.</w:t>
+      </w:r>
+    </w:p>
+    <w:p>
+      <w:pPr>
+        <w:pStyle w:val="Heading2"/>
+      </w:pPr>
+      <w:r>
+        <w:t>First supported question and optional hint</w:t>
+      </w:r>
+    </w:p>
+    <w:p>
+      <w:pPr>
+        <w:pStyle w:val="ListBullet"/>
+      </w:pPr>
+      <w:r>
+        <w:t>A literature matrix that preserves differences. Two fictional studies evaluate related tools under different conditions.</w:t>
+      </w:r>
+    </w:p>
+    <w:p>
+      <w:pPr>
+        <w:pStyle w:val="Heading3"/>
+      </w:pPr>
+      <w:r>
+        <w:t>Practice 1: explain the deciding evidence</w:t>
+      </w:r>
+    </w:p>
+    <w:p>
+      <w:pPr>
+        <w:pStyle w:val="ListBullet"/>
+      </w:pPr>
+      <w:r>
+        <w:t>Which labelled step matches this detail? Neither study directly compares both tools on the same photos.</w:t>
+      </w:r>
+    </w:p>
+    <w:p>
+      <w:pPr>
+        <w:pStyle w:val="ListBullet"/>
+      </w:pPr>
+      <w:r>
+        <w:t>1. Name missing comparison</w:t>
+      </w:r>
+    </w:p>
+    <w:p>
+      <w:pPr>
+        <w:pStyle w:val="ListBullet"/>
+      </w:pPr>
+      <w:r>
+        <w:t>2. Record each method</w:t>
+      </w:r>
+    </w:p>
+    <w:p>
+      <w:pPr>
+        <w:pStyle w:val="ListBullet"/>
+      </w:pPr>
+      <w:r>
+        <w:t>3. Compare rates carefully</w:t>
+      </w:r>
+    </w:p>
+    <w:p>
+      <w:pPr>
+        <w:pStyle w:val="Heading3"/>
+      </w:pPr>
+      <w:r>
+        <w:t>My selected conclusion, deciding fact and explanation</w:t>
+      </w:r>
+    </w:p>
+    <w:p>
+      <w:r>
+        <w:t>________________________________________________________________</w:t>
+      </w:r>
+    </w:p>
+    <w:p>
+      <w:r>
+        <w:t>________________________________________________________________</w:t>
+      </w:r>
+    </w:p>
+    <w:p>
+      <w:r>
+        <w:t>________________________________________________________________</w:t>
+      </w:r>
+    </w:p>
+    <w:p>
+      <w:r>
+        <w:t>________________________________________________________________</w:t>
+      </w:r>
+    </w:p>
+    <w:p>
+      <w:r>
+        <w:t>________________________________________________________________</w:t>
+      </w:r>
+    </w:p>
+    <w:p>
+      <w:pPr>
+        <w:pStyle w:val="ListBullet"/>
+      </w:pPr>
+      <w:r>
+        <w:t>Hint if needed: Read the steps in the pictorial case. Match the supplied detail to the stage that performs or records it.</w:t>
+      </w:r>
+    </w:p>
+    <w:p>
+      <w:pPr>
+        <w:pStyle w:val="Heading2"/>
+      </w:pPr>
+      <w:r>
+        <w:t>Check after the first attempt · reference / check after trying</w:t>
       </w:r>
     </w:p>
     <w:p>
@@ -3206,7 +4999,169 @@
         <w:rPr>
           <w:b w:val="0"/>
         </w:rPr>
-        <w:t xml:space="preserve">Close your notes. Explain this goal in your own words: Explain the </w:t>
+        <w:t xml:space="preserve">After your attempt, compare with the supported explanation: Name missing comparison Neither study directly compares both tools on the same photos. A </w:t>
+      </w:r>
+      <w:r>
+        <w:rPr>
+          <w:b/>
+        </w:rPr>
+        <w:t>literature matrix</w:t>
+      </w:r>
+      <w:r>
+        <w:rPr>
+          <w:b w:val="0"/>
+        </w:rPr>
+        <w:t xml:space="preserve"> helps compare </w:t>
+      </w:r>
+      <w:r>
+        <w:rPr>
+          <w:b/>
+        </w:rPr>
+        <w:t>evidence</w:t>
+      </w:r>
+      <w:r>
+        <w:rPr>
+          <w:b w:val="0"/>
+        </w:rPr>
+        <w:t xml:space="preserve"> without flattening differences.</w:t>
+      </w:r>
+    </w:p>
+    <w:p>
+      <w:pPr>
+        <w:spacing w:line="336" w:lineRule="auto" w:after="180"/>
+      </w:pPr>
+      <w:r>
+        <w:rPr>
+          <w:b w:val="0"/>
+        </w:rPr>
+        <w:t>Equal percentages do not mean equivalent tasks, samples or methods.</w:t>
+      </w:r>
+    </w:p>
+    <w:p>
+      <w:pPr>
+        <w:pStyle w:val="Heading2"/>
+      </w:pPr>
+      <w:r>
+        <w:t>Changed-case question and optional hint</w:t>
+      </w:r>
+    </w:p>
+    <w:p>
+      <w:pPr>
+        <w:pStyle w:val="Heading3"/>
+      </w:pPr>
+      <w:r>
+        <w:t>Practice 2: explain the deciding evidence</w:t>
+      </w:r>
+    </w:p>
+    <w:p>
+      <w:pPr>
+        <w:pStyle w:val="ListBullet"/>
+      </w:pPr>
+      <w:r>
+        <w:t>Changed-case practice: Remove the indoor/outdoor column. Which conclusion is supported by the supplied facts?</w:t>
+      </w:r>
+    </w:p>
+    <w:p>
+      <w:pPr>
+        <w:pStyle w:val="ListBullet"/>
+      </w:pPr>
+      <w:r>
+        <w:t>1. The matrix conceals an important condition difference.</w:t>
+      </w:r>
+    </w:p>
+    <w:p>
+      <w:pPr>
+        <w:pStyle w:val="ListBullet"/>
+      </w:pPr>
+      <w:r>
+        <w:t>2. We can decide the result without examining the changed input or the procedure.</w:t>
+      </w:r>
+    </w:p>
+    <w:p>
+      <w:pPr>
+        <w:pStyle w:val="ListBullet"/>
+      </w:pPr>
+      <w:r>
+        <w:t>3. This one example guarantees correct results for every future input.</w:t>
+      </w:r>
+    </w:p>
+    <w:p>
+      <w:pPr>
+        <w:pStyle w:val="Heading3"/>
+      </w:pPr>
+      <w:r>
+        <w:t>My selected conclusion, deciding fact and explanation</w:t>
+      </w:r>
+    </w:p>
+    <w:p>
+      <w:r>
+        <w:t>________________________________________________________________</w:t>
+      </w:r>
+    </w:p>
+    <w:p>
+      <w:r>
+        <w:t>________________________________________________________________</w:t>
+      </w:r>
+    </w:p>
+    <w:p>
+      <w:r>
+        <w:t>________________________________________________________________</w:t>
+      </w:r>
+    </w:p>
+    <w:p>
+      <w:r>
+        <w:t>________________________________________________________________</w:t>
+      </w:r>
+    </w:p>
+    <w:p>
+      <w:r>
+        <w:t>________________________________________________________________</w:t>
+      </w:r>
+    </w:p>
+    <w:p>
+      <w:pPr>
+        <w:pStyle w:val="ListBullet"/>
+      </w:pPr>
+      <w:r>
+        <w:t>Hint if needed: Use the changed condition and the deciding step in the pictorial trace. The answer must say what follows from those facts.</w:t>
+      </w:r>
+    </w:p>
+    <w:p>
+      <w:pPr>
+        <w:pStyle w:val="Heading2"/>
+      </w:pPr>
+      <w:r>
+        <w:t>Check after the changed attempt · reference / check after trying</w:t>
+      </w:r>
+    </w:p>
+    <w:p>
+      <w:pPr>
+        <w:spacing w:line="336" w:lineRule="auto" w:after="180"/>
+      </w:pPr>
+      <w:r>
+        <w:rPr>
+          <w:b w:val="0"/>
+        </w:rPr>
+        <w:t>After your attempt, compare with the supported explanation: The matrix conceals an important condition difference. A reader might now mistake unlike studies for a controlled head-to-head comparison.</w:t>
+      </w:r>
+    </w:p>
+    <w:p>
+      <w:pPr>
+        <w:pStyle w:val="Heading2"/>
+      </w:pPr>
+      <w:r>
+        <w:t>Repair and retain the record</w:t>
+      </w:r>
+    </w:p>
+    <w:p>
+      <w:pPr>
+        <w:spacing w:line="336" w:lineRule="auto" w:after="180"/>
+      </w:pPr>
+      <w:r>
+        <w:rPr>
+          <w:b w:val="0"/>
+        </w:rPr>
+        <w:t xml:space="preserve">Review Replication and reproduction (ai-7/5). Goal: Explain the </w:t>
       </w:r>
       <w:r>
         <w:rPr>
@@ -3218,40 +5173,7 @@
         <w:rPr>
           <w:b w:val="0"/>
         </w:rPr>
-        <w:t xml:space="preserve"> and terminology of a literature comparison matrix</w:t>
-      </w:r>
-    </w:p>
-    <w:p>
-      <w:pPr>
-        <w:pStyle w:val="Heading3"/>
-      </w:pPr>
-      <w:r>
-        <w:t>My deciding step, evidence and one remaining question</w:t>
-      </w:r>
-    </w:p>
-    <w:p>
-      <w:r>
-        <w:t>________________________________________________________________</w:t>
-      </w:r>
-    </w:p>
-    <w:p>
-      <w:r>
-        <w:t>________________________________________________________________</w:t>
-      </w:r>
-    </w:p>
-    <w:p>
-      <w:r>
-        <w:t>________________________________________________________________</w:t>
-      </w:r>
-    </w:p>
-    <w:p>
-      <w:r>
-        <w:t>________________________________________________________________</w:t>
-      </w:r>
-    </w:p>
-    <w:p>
-      <w:r>
-        <w:t>________________________________________________________________</w:t>
+        <w:t xml:space="preserve"> and terminology of replication and reproduction. Short practice: Calculate the scores from the original and new four-record sets.</w:t>
       </w:r>
     </w:p>
     <w:p>
@@ -3262,31 +5184,41 @@
         <w:rPr>
           <w:b w:val="0"/>
         </w:rPr>
-        <w:t xml:space="preserve">If you are unsure, return to the worked picture and explain one arrow. If you are ready, change an </w:t>
+        <w:t>Which activity reproduces saved analysis, which repeats the protocol, and why does a different rerun of the original data need investigation?. Return to this week and explain what you changed.</w:t>
+      </w:r>
+    </w:p>
+    <w:p>
+      <w:pPr>
+        <w:spacing w:line="336" w:lineRule="auto" w:after="180"/>
+      </w:pPr>
+      <w:r>
+        <w:rPr>
+          <w:b w:val="0"/>
+        </w:rPr>
+        <w:t xml:space="preserve">Review Finding primary research (ai-7/3). Goal: Explain the </w:t>
       </w:r>
       <w:r>
         <w:rPr>
           <w:b/>
         </w:rPr>
-        <w:t>input</w:t>
+        <w:t>mechanism</w:t>
       </w:r>
       <w:r>
         <w:rPr>
           <w:b w:val="0"/>
         </w:rPr>
-        <w:t xml:space="preserve"> or assumption and justify your </w:t>
-      </w:r>
-      <w:r>
-        <w:rPr>
-          <w:b/>
-        </w:rPr>
-        <w:t>prediction</w:t>
-      </w:r>
+        <w:t xml:space="preserve"> and terminology of finding primary research. Short practice: Separate what the blog claims from what the original report records.</w:t>
+      </w:r>
+    </w:p>
+    <w:p>
+      <w:pPr>
+        <w:spacing w:line="336" w:lineRule="auto" w:after="180"/>
+      </w:pPr>
       <w:r>
         <w:rPr>
           <w:b w:val="0"/>
         </w:rPr>
-        <w:t>.</w:t>
+        <w:t>Which methods and denominator must be inspected, and what status is honest if the original report is unavailable?. Return to this week and explain what you changed.</w:t>
       </w:r>
     </w:p>
     <w:p>
@@ -3297,7 +5229,7 @@
         <w:rPr>
           <w:b w:val="0"/>
         </w:rPr>
-        <w:t xml:space="preserve">Save your workbook </w:t>
+        <w:t xml:space="preserve">Use Download completed work in the hosted lesson to export your answers, reflections, practice feedback and code-run </w:t>
       </w:r>
       <w:r>
         <w:rPr>
@@ -3309,20 +5241,26 @@
         <w:rPr>
           <w:b w:val="0"/>
         </w:rPr>
-        <w:t>. At the next review, try a different case before opening your old answer.</w:t>
-      </w:r>
-    </w:p>
-    <w:p>
-      <w:pPr>
-        <w:pStyle w:val="Heading1"/>
-      </w:pPr>
-      <w:r>
-        <w:t>17. Supported practice, repair and portfolio</w:t>
-      </w:r>
-    </w:p>
-    <w:p>
-      <w:r>
-        <w:t>Attempt supported questions before using hints or feedback. Review a missing building block, then keep the completed work.</w:t>
+        <w:t>. Open the HTML copy to read or print it.</w:t>
+      </w:r>
+    </w:p>
+    <w:p>
+      <w:pPr>
+        <w:spacing w:line="336" w:lineRule="auto" w:after="180"/>
+      </w:pPr>
+      <w:r>
+        <w:rPr>
+          <w:b w:val="0"/>
+        </w:rPr>
+        <w:t>Drafts stay in this browser when storage is available; clear drafts on a shared device.</w:t>
+      </w:r>
+    </w:p>
+    <w:p>
+      <w:pPr>
+        <w:pStyle w:val="Heading2"/>
+      </w:pPr>
+      <w:r>
+        <w:t>Earlier wording, alternatives and picture transcripts · reference / check after trying</w:t>
       </w:r>
     </w:p>
     <w:p>
@@ -3338,80 +5276,10 @@
     </w:p>
     <w:p>
       <w:pPr>
-        <w:spacing w:line="336" w:lineRule="auto" w:after="180"/>
-      </w:pPr>
-      <w:r>
-        <w:rPr>
-          <w:b w:val="0"/>
-        </w:rPr>
-        <w:t xml:space="preserve">A </w:t>
-      </w:r>
-      <w:r>
-        <w:rPr>
-          <w:b/>
-        </w:rPr>
-        <w:t>literature matrix</w:t>
-      </w:r>
-      <w:r>
-        <w:rPr>
-          <w:b w:val="0"/>
-        </w:rPr>
-        <w:t xml:space="preserve"> that preserves differences. Two fictional studies evaluate related tools under different conditions.</w:t>
-      </w:r>
-    </w:p>
-    <w:p>
-      <w:pPr>
         <w:pStyle w:val="Heading3"/>
       </w:pPr>
       <w:r>
-        <w:t>Practice 1: explain the deciding evidence</w:t>
-      </w:r>
-    </w:p>
-    <w:p>
-      <w:pPr>
-        <w:spacing w:line="336" w:lineRule="auto" w:after="180"/>
-      </w:pPr>
-      <w:r>
-        <w:rPr>
-          <w:b w:val="0"/>
-        </w:rPr>
-        <w:t>Which labelled step matches this detail? Neither study directly compares both tools on the same photos.</w:t>
-      </w:r>
-    </w:p>
-    <w:p>
-      <w:pPr>
-        <w:spacing w:line="336" w:lineRule="auto" w:after="180"/>
-        <w:shd w:fill="F4F9FC"/>
-      </w:pPr>
-      <w:r>
-        <w:rPr>
-          <w:b w:val="0"/>
-        </w:rPr>
-        <w:t>1. Name missing comparison</w:t>
-      </w:r>
-    </w:p>
-    <w:p>
-      <w:pPr>
-        <w:spacing w:line="336" w:lineRule="auto" w:after="180"/>
-        <w:shd w:fill="F4F9FC"/>
-      </w:pPr>
-      <w:r>
-        <w:rPr>
-          <w:b w:val="0"/>
-        </w:rPr>
-        <w:t>2. Record each method</w:t>
-      </w:r>
-    </w:p>
-    <w:p>
-      <w:pPr>
-        <w:spacing w:line="336" w:lineRule="auto" w:after="180"/>
-        <w:shd w:fill="F4F9FC"/>
-      </w:pPr>
-      <w:r>
-        <w:rPr>
-          <w:b w:val="0"/>
-        </w:rPr>
-        <w:t>3. Compare rates carefully</w:t>
+        <w:t>Repair a missing building block</w:t>
       </w:r>
     </w:p>
     <w:p>
@@ -3419,405 +5287,25 @@
         <w:pStyle w:val="Heading3"/>
       </w:pPr>
       <w:r>
-        <w:t>My selected conclusion, deciding fact and explanation</w:t>
-      </w:r>
-    </w:p>
-    <w:p>
-      <w:r>
-        <w:t>________________________________________________________________</w:t>
-      </w:r>
-    </w:p>
-    <w:p>
-      <w:r>
-        <w:t>________________________________________________________________</w:t>
-      </w:r>
-    </w:p>
-    <w:p>
-      <w:r>
-        <w:t>________________________________________________________________</w:t>
-      </w:r>
-    </w:p>
-    <w:p>
-      <w:r>
-        <w:t>________________________________________________________________</w:t>
-      </w:r>
-    </w:p>
-    <w:p>
-      <w:r>
-        <w:t>________________________________________________________________</w:t>
-      </w:r>
-    </w:p>
-    <w:p>
-      <w:pPr>
-        <w:pStyle w:val="Heading3"/>
-      </w:pPr>
-      <w:r>
-        <w:t>Hint · try first</w:t>
-      </w:r>
-    </w:p>
-    <w:p>
-      <w:pPr>
-        <w:spacing w:line="336" w:lineRule="auto" w:after="180"/>
-        <w:shd w:fill="F1F6F8"/>
-      </w:pPr>
-      <w:r>
-        <w:rPr>
-          <w:b w:val="0"/>
-        </w:rPr>
-        <w:t>Hint if needed: Read the steps in the pictorial case. Match the supplied detail to the stage that performs or records it.</w:t>
-      </w:r>
-    </w:p>
-    <w:p>
-      <w:pPr>
-        <w:pStyle w:val="Heading3"/>
-      </w:pPr>
-      <w:r>
-        <w:t>Feedback · compare after trying</w:t>
-      </w:r>
-    </w:p>
-    <w:p>
-      <w:pPr>
-        <w:spacing w:line="336" w:lineRule="auto" w:after="180"/>
-        <w:shd w:fill="F1F6FC"/>
-      </w:pPr>
-      <w:r>
-        <w:rPr>
-          <w:b w:val="0"/>
-        </w:rPr>
-        <w:t xml:space="preserve">After your attempt, compare with the supported explanation: Name missing comparison Neither study directly compares both tools on the same photos. A </w:t>
-      </w:r>
-      <w:r>
-        <w:rPr>
-          <w:b/>
-        </w:rPr>
-        <w:t>literature matrix</w:t>
-      </w:r>
-      <w:r>
-        <w:rPr>
-          <w:b w:val="0"/>
-        </w:rPr>
-        <w:t xml:space="preserve"> helps compare </w:t>
-      </w:r>
-      <w:r>
-        <w:rPr>
-          <w:b/>
-        </w:rPr>
-        <w:t>evidence</w:t>
-      </w:r>
-      <w:r>
-        <w:rPr>
-          <w:b w:val="0"/>
-        </w:rPr>
-        <w:t xml:space="preserve"> without flattening differences.</w:t>
-      </w:r>
-    </w:p>
-    <w:p>
-      <w:pPr>
-        <w:spacing w:line="336" w:lineRule="auto" w:after="180"/>
-        <w:shd w:fill="F1F6FC"/>
-      </w:pPr>
-      <w:r>
-        <w:rPr>
-          <w:b w:val="0"/>
-        </w:rPr>
-        <w:t>Equal percentages do not mean equivalent tasks, samples or methods.</w:t>
-      </w:r>
-    </w:p>
-    <w:p>
-      <w:pPr>
-        <w:pStyle w:val="Heading3"/>
-      </w:pPr>
-      <w:r>
-        <w:t>Practice 2: explain the deciding evidence</w:t>
-      </w:r>
-    </w:p>
-    <w:p>
-      <w:pPr>
-        <w:pStyle w:val="Heading3"/>
-      </w:pPr>
-      <w:r>
-        <w:t>Changed case · predict first</w:t>
-      </w:r>
-    </w:p>
-    <w:p>
-      <w:pPr>
-        <w:spacing w:line="336" w:lineRule="auto" w:after="180"/>
-        <w:shd w:fill="F5F1FB"/>
-      </w:pPr>
-      <w:r>
-        <w:rPr>
-          <w:b w:val="0"/>
-        </w:rPr>
-        <w:t>Changed-case practice: Remove the indoor/outdoor column. Which conclusion is supported by the supplied facts?</w:t>
-      </w:r>
-    </w:p>
-    <w:p>
-      <w:pPr>
-        <w:spacing w:line="336" w:lineRule="auto" w:after="180"/>
-        <w:shd w:fill="F4F9FC"/>
-      </w:pPr>
-      <w:r>
-        <w:rPr>
-          <w:b w:val="0"/>
-        </w:rPr>
-        <w:t>1. The matrix conceals an important condition difference.</w:t>
-      </w:r>
-    </w:p>
-    <w:p>
-      <w:pPr>
-        <w:spacing w:line="336" w:lineRule="auto" w:after="180"/>
-        <w:shd w:fill="F4F9FC"/>
-      </w:pPr>
-      <w:r>
-        <w:rPr>
-          <w:b w:val="0"/>
-        </w:rPr>
-        <w:t xml:space="preserve">2. We can decide the result without examining the changed </w:t>
-      </w:r>
-      <w:r>
-        <w:rPr>
-          <w:b/>
-        </w:rPr>
-        <w:t>input</w:t>
-      </w:r>
-      <w:r>
-        <w:rPr>
-          <w:b w:val="0"/>
-        </w:rPr>
-        <w:t xml:space="preserve"> or the procedure.</w:t>
-      </w:r>
-    </w:p>
-    <w:p>
-      <w:pPr>
-        <w:spacing w:line="336" w:lineRule="auto" w:after="180"/>
-        <w:shd w:fill="F4F9FC"/>
-      </w:pPr>
-      <w:r>
-        <w:rPr>
-          <w:b w:val="0"/>
-        </w:rPr>
-        <w:t xml:space="preserve">3. This one example guarantees correct results for every future </w:t>
-      </w:r>
-      <w:r>
-        <w:rPr>
-          <w:b/>
-        </w:rPr>
-        <w:t>input</w:t>
-      </w:r>
-      <w:r>
-        <w:rPr>
-          <w:b w:val="0"/>
-        </w:rPr>
-        <w:t>.</w:t>
-      </w:r>
-    </w:p>
-    <w:p>
-      <w:pPr>
-        <w:pStyle w:val="Heading3"/>
-      </w:pPr>
-      <w:r>
-        <w:t>My selected conclusion, deciding fact and explanation</w:t>
-      </w:r>
-    </w:p>
-    <w:p>
-      <w:r>
-        <w:t>________________________________________________________________</w:t>
-      </w:r>
-    </w:p>
-    <w:p>
-      <w:r>
-        <w:t>________________________________________________________________</w:t>
-      </w:r>
-    </w:p>
-    <w:p>
-      <w:r>
-        <w:t>________________________________________________________________</w:t>
-      </w:r>
-    </w:p>
-    <w:p>
-      <w:r>
-        <w:t>________________________________________________________________</w:t>
-      </w:r>
-    </w:p>
-    <w:p>
-      <w:r>
-        <w:t>________________________________________________________________</w:t>
-      </w:r>
-    </w:p>
-    <w:p>
-      <w:pPr>
-        <w:pStyle w:val="Heading3"/>
-      </w:pPr>
-      <w:r>
-        <w:t>Hint · try first</w:t>
-      </w:r>
-    </w:p>
-    <w:p>
-      <w:pPr>
-        <w:spacing w:line="336" w:lineRule="auto" w:after="180"/>
-        <w:shd w:fill="F1F6F8"/>
-      </w:pPr>
-      <w:r>
-        <w:rPr>
-          <w:b w:val="0"/>
-        </w:rPr>
-        <w:t>Hint if needed: Use the changed condition and the deciding step in the pictorial trace. The answer must say what follows from those facts.</w:t>
-      </w:r>
-    </w:p>
-    <w:p>
-      <w:pPr>
-        <w:pStyle w:val="Heading3"/>
-      </w:pPr>
-      <w:r>
-        <w:t>Feedback · compare after trying</w:t>
-      </w:r>
-    </w:p>
-    <w:p>
-      <w:pPr>
-        <w:spacing w:line="336" w:lineRule="auto" w:after="180"/>
-        <w:shd w:fill="F1F6FC"/>
-      </w:pPr>
-      <w:r>
-        <w:rPr>
-          <w:b w:val="0"/>
-        </w:rPr>
-        <w:t>After your attempt, compare with the supported explanation: The matrix conceals an important condition difference. A reader might now mistake unlike studies for a controlled head-to-head comparison.</w:t>
-      </w:r>
-    </w:p>
-    <w:p>
-      <w:pPr>
-        <w:pStyle w:val="Heading3"/>
-      </w:pPr>
-      <w:r>
-        <w:t>Repair a missing building block</w:t>
-      </w:r>
-    </w:p>
-    <w:p>
-      <w:pPr>
-        <w:spacing w:line="336" w:lineRule="auto" w:after="180"/>
-      </w:pPr>
-      <w:r>
-        <w:rPr>
-          <w:b w:val="0"/>
-        </w:rPr>
-        <w:t xml:space="preserve">Review Replication and reproduction (ai-7/5). Goal: Explain the </w:t>
-      </w:r>
-      <w:r>
-        <w:rPr>
-          <w:b/>
-        </w:rPr>
-        <w:t>mechanism</w:t>
-      </w:r>
-      <w:r>
-        <w:rPr>
-          <w:b w:val="0"/>
-        </w:rPr>
-        <w:t xml:space="preserve"> and terminology of replication and reproduction. Short practice: Calculate the scores from the original and new four-record sets.</w:t>
-      </w:r>
-    </w:p>
-    <w:p>
-      <w:pPr>
-        <w:spacing w:line="336" w:lineRule="auto" w:after="180"/>
-      </w:pPr>
-      <w:r>
-        <w:rPr>
-          <w:b w:val="0"/>
-        </w:rPr>
-        <w:t>Which activity reproduces saved analysis, which repeats the protocol, and why does a different rerun of the original data need investigation?. Return to this week and explain what you changed.</w:t>
-      </w:r>
-    </w:p>
-    <w:p>
-      <w:pPr>
-        <w:spacing w:line="336" w:lineRule="auto" w:after="180"/>
-      </w:pPr>
-      <w:r>
-        <w:rPr>
-          <w:b w:val="0"/>
-        </w:rPr>
-        <w:t xml:space="preserve">Review Finding primary research (ai-7/3). Goal: Explain the </w:t>
-      </w:r>
-      <w:r>
-        <w:rPr>
-          <w:b/>
-        </w:rPr>
-        <w:t>mechanism</w:t>
-      </w:r>
-      <w:r>
-        <w:rPr>
-          <w:b w:val="0"/>
-        </w:rPr>
-        <w:t xml:space="preserve"> and terminology of finding primary research. Short practice: Separate what the blog claims from what the original report records.</w:t>
-      </w:r>
-    </w:p>
-    <w:p>
-      <w:pPr>
-        <w:spacing w:line="336" w:lineRule="auto" w:after="180"/>
-      </w:pPr>
-      <w:r>
-        <w:rPr>
-          <w:b w:val="0"/>
-        </w:rPr>
-        <w:t>Which methods and denominator must be inspected, and what status is honest if the original report is unavailable?. Return to this week and explain what you changed.</w:t>
-      </w:r>
-    </w:p>
-    <w:p>
-      <w:pPr>
-        <w:pStyle w:val="Heading3"/>
-      </w:pPr>
-      <w:r>
         <w:t>Keep your completed work</w:t>
       </w:r>
     </w:p>
     <w:p>
       <w:pPr>
-        <w:spacing w:line="336" w:lineRule="auto" w:after="180"/>
-      </w:pPr>
-      <w:r>
-        <w:rPr>
-          <w:b w:val="0"/>
-        </w:rPr>
-        <w:t xml:space="preserve">Use Download completed work in the hosted lesson to export your answers, reflections, practice feedback and code-run </w:t>
-      </w:r>
-      <w:r>
-        <w:rPr>
-          <w:b/>
-        </w:rPr>
-        <w:t>evidence</w:t>
-      </w:r>
-      <w:r>
-        <w:rPr>
-          <w:b w:val="0"/>
-        </w:rPr>
-        <w:t>. Open the HTML copy to read or print it.</w:t>
-      </w:r>
-    </w:p>
-    <w:p>
-      <w:pPr>
-        <w:spacing w:line="336" w:lineRule="auto" w:after="180"/>
-      </w:pPr>
-      <w:r>
-        <w:rPr>
-          <w:b w:val="0"/>
-        </w:rPr>
-        <w:t>Drafts stay in this browser when storage is available; clear drafts on a shared device.</w:t>
-      </w:r>
-    </w:p>
-    <w:p>
-      <w:pPr>
         <w:pStyle w:val="Heading1"/>
       </w:pPr>
       <w:r>
-        <w:t>18. Visual concept journey</w:t>
-      </w:r>
-    </w:p>
-    <w:p>
-      <w:r>
-        <w:t>Explain each A literature comparison matrix graphic using its labels, deciding evidence and relevant limitation.</w:t>
-      </w:r>
-    </w:p>
-    <w:p>
-      <w:pPr>
-        <w:pStyle w:val="Heading3"/>
+        <w:t>18. Reference · Six-picture concept journey</w:t>
+      </w:r>
+    </w:p>
+    <w:p>
+      <w:r>
+        <w:t>Choose the picture that supports the current explanation.</w:t>
+      </w:r>
+    </w:p>
+    <w:p>
+      <w:pPr>
+        <w:pStyle w:val="Heading2"/>
       </w:pPr>
       <w:r>
         <w:t>01. A literature comparison matrix: the case</w:t>
@@ -3828,7 +5316,7 @@
         <w:drawing>
           <wp:inline xmlns:a="http://schemas.openxmlformats.org/drawingml/2006/main" xmlns:pic="http://schemas.openxmlformats.org/drawingml/2006/picture">
             <wp:extent cx="5486400" cy="2834640"/>
-            <wp:docPr id="3" name="Picture 3" descr="A literature matrix that preserves differences. Two fictional studies evaluate related tools under different conditions. Supplied facts: Study S1: 8/10 correct on indoor photos. S2: 16/20 on outdoor photos. Both report 80%."/>
+            <wp:docPr id="5" name="Picture 5" descr="A literature matrix that preserves differences. Two fictional studies evaluate related tools under different conditions. Supplied facts: Study S1: 8/10 correct on indoor photos. S2: 16/20 on outdoor photos. Both report 80%."/>
             <wp:cNvGraphicFramePr>
               <a:graphicFrameLocks noChangeAspect="1"/>
             </wp:cNvGraphicFramePr>
@@ -3840,7 +5328,7 @@
                     <pic:cNvPicPr/>
                   </pic:nvPicPr>
                   <pic:blipFill>
-                    <a:blip r:embed="rId11"/>
+                    <a:blip r:embed="rId13"/>
                     <a:stretch>
                       <a:fillRect/>
                     </a:stretch>
@@ -3897,7 +5385,6 @@
     <w:p>
       <w:pPr>
         <w:spacing w:line="336" w:lineRule="auto" w:after="180"/>
-        <w:shd w:fill="F5F1FB"/>
       </w:pPr>
       <w:r>
         <w:rPr>
@@ -3908,7 +5395,7 @@
     </w:p>
     <w:p>
       <w:pPr>
-        <w:pStyle w:val="Heading3"/>
+        <w:pStyle w:val="Heading2"/>
       </w:pPr>
       <w:r>
         <w:t>02. Follow the deciding steps</w:t>
@@ -3919,7 +5406,7 @@
         <w:drawing>
           <wp:inline xmlns:a="http://schemas.openxmlformats.org/drawingml/2006/main" xmlns:pic="http://schemas.openxmlformats.org/drawingml/2006/picture">
             <wp:extent cx="5486400" cy="3182112"/>
-            <wp:docPr id="4" name="Picture 4" descr="Record each method: Keep population, task, model version and scoring in separate columns. → Compare rates carefully: Both rates are 80%, with different denominators and conditions. → Name missing comparison: Neither study directly compares both tools on the same photos."/>
+            <wp:docPr id="6" name="Picture 6" descr="Record each method: Keep population, task, model version and scoring in separate columns. → Compare rates carefully: Both rates are 80%, with different denominators and conditions. → Name missing comparison: Neither study directly compares both tools on the same photos."/>
             <wp:cNvGraphicFramePr>
               <a:graphicFrameLocks noChangeAspect="1"/>
             </wp:cNvGraphicFramePr>
@@ -3931,7 +5418,7 @@
                     <pic:cNvPicPr/>
                   </pic:nvPicPr>
                   <pic:blipFill>
-                    <a:blip r:embed="rId12"/>
+                    <a:blip r:embed="rId9"/>
                     <a:stretch>
                       <a:fillRect/>
                     </a:stretch>
@@ -3976,7 +5463,6 @@
     <w:p>
       <w:pPr>
         <w:spacing w:line="336" w:lineRule="auto" w:after="180"/>
-        <w:shd w:fill="F5F1FB"/>
       </w:pPr>
       <w:r>
         <w:rPr>
@@ -3999,7 +5485,7 @@
     </w:p>
     <w:p>
       <w:pPr>
-        <w:pStyle w:val="Heading3"/>
+        <w:pStyle w:val="Heading2"/>
       </w:pPr>
       <w:r>
         <w:t>03. Same rate, different study conditions</w:t>
@@ -4010,7 +5496,7 @@
         <w:drawing>
           <wp:inline xmlns:a="http://schemas.openxmlformats.org/drawingml/2006/main" xmlns:pic="http://schemas.openxmlformats.org/drawingml/2006/picture">
             <wp:extent cx="5486400" cy="3096768"/>
-            <wp:docPr id="5" name="Picture 5" descr="Same rate, different study conditions. Study S1: Correct = 8, Total = 10, Condition = Indoor. Study S2: Correct = 16, Total = 20, Condition = Outdoor."/>
+            <wp:docPr id="7" name="Picture 7" descr="Same rate, different study conditions. Study S1: Correct = 8, Total = 10, Condition = Indoor. Study S2: Correct = 16, Total = 20, Condition = Outdoor."/>
             <wp:cNvGraphicFramePr>
               <a:graphicFrameLocks noChangeAspect="1"/>
             </wp:cNvGraphicFramePr>
@@ -4022,7 +5508,7 @@
                     <pic:cNvPicPr/>
                   </pic:nvPicPr>
                   <pic:blipFill>
-                    <a:blip r:embed="rId13"/>
+                    <a:blip r:embed="rId14"/>
                     <a:stretch>
                       <a:fillRect/>
                     </a:stretch>
@@ -4055,7 +5541,6 @@
     <w:p>
       <w:pPr>
         <w:spacing w:line="336" w:lineRule="auto" w:after="180"/>
-        <w:shd w:fill="F5F1FB"/>
       </w:pPr>
       <w:r>
         <w:rPr>
@@ -4066,7 +5551,7 @@
     </w:p>
     <w:p>
       <w:pPr>
-        <w:pStyle w:val="Heading3"/>
+        <w:pStyle w:val="Heading2"/>
       </w:pPr>
       <w:r>
         <w:t>04. Change one thing. Trace what follows.</w:t>
@@ -4077,7 +5562,7 @@
         <w:drawing>
           <wp:inline xmlns:a="http://schemas.openxmlformats.org/drawingml/2006/main" xmlns:pic="http://schemas.openxmlformats.org/drawingml/2006/picture">
             <wp:extent cx="5486400" cy="3026664"/>
-            <wp:docPr id="6" name="Picture 6" descr="Original case: Neither study directly compares both tools on the same photos. Changed condition: Remove the indoor/outdoor column. Expected result: The matrix conceals an important condition difference. Reason: A reader might now mistake unlike studies for a controlled head-to-head comparison."/>
+            <wp:docPr id="8" name="Picture 8" descr="Original case: Neither study directly compares both tools on the same photos. Changed condition: Remove the indoor/outdoor column. Expected result: The matrix conceals an important condition difference. Reason: A reader might now mistake unlike studies for a controlled head-to-head comparison."/>
             <wp:cNvGraphicFramePr>
               <a:graphicFrameLocks noChangeAspect="1"/>
             </wp:cNvGraphicFramePr>
@@ -4089,7 +5574,7 @@
                     <pic:cNvPicPr/>
                   </pic:nvPicPr>
                   <pic:blipFill>
-                    <a:blip r:embed="rId14"/>
+                    <a:blip r:embed="rId10"/>
                     <a:stretch>
                       <a:fillRect/>
                     </a:stretch>
@@ -4133,7 +5618,6 @@
     <w:p>
       <w:pPr>
         <w:spacing w:line="336" w:lineRule="auto" w:after="180"/>
-        <w:shd w:fill="F5F1FB"/>
       </w:pPr>
       <w:r>
         <w:rPr>
@@ -4144,7 +5628,7 @@
     </w:p>
     <w:p>
       <w:pPr>
-        <w:pStyle w:val="Heading3"/>
+        <w:pStyle w:val="Heading2"/>
       </w:pPr>
       <w:r>
         <w:t>05. Connect the explanation to its limit</w:t>
@@ -4155,7 +5639,7 @@
         <w:drawing>
           <wp:inline xmlns:a="http://schemas.openxmlformats.org/drawingml/2006/main" xmlns:pic="http://schemas.openxmlformats.org/drawingml/2006/picture">
             <wp:extent cx="5486400" cy="2834640"/>
-            <wp:docPr id="7" name="Picture 7" descr="A literature matrix helps compare evidence without flattening differences. Equal percentages do not mean equivalent tasks, samples or methods. Limit: These fictional studies illustrate comparison practice; no real literature finding is asserted."/>
+            <wp:docPr id="9" name="Picture 9" descr="A literature matrix helps compare evidence without flattening differences. Equal percentages do not mean equivalent tasks, samples or methods. Limit: These fictional studies illustrate comparison practice; no real literature finding is asserted."/>
             <wp:cNvGraphicFramePr>
               <a:graphicFrameLocks noChangeAspect="1"/>
             </wp:cNvGraphicFramePr>
@@ -4235,7 +5719,6 @@
     <w:p>
       <w:pPr>
         <w:spacing w:line="336" w:lineRule="auto" w:after="180"/>
-        <w:shd w:fill="F5F1FB"/>
       </w:pPr>
       <w:r>
         <w:rPr>
@@ -4246,7 +5729,7 @@
     </w:p>
     <w:p>
       <w:pPr>
-        <w:pStyle w:val="Heading3"/>
+        <w:pStyle w:val="Heading2"/>
       </w:pPr>
       <w:r>
         <w:t>06. Make the idea visible in your project</w:t>
@@ -4257,7 +5740,7 @@
         <w:drawing>
           <wp:inline xmlns:a="http://schemas.openxmlformats.org/drawingml/2006/main" xmlns:pic="http://schemas.openxmlformats.org/drawingml/2006/picture">
             <wp:extent cx="5486400" cy="3681984"/>
-            <wp:docPr id="8" name="Picture 8" descr="For the Reproducible AI Research Study, retain an annotated worked trace and the changed-case reasoning. Connect the claim to its records, units and assumptions so another investigator can challenge or reproduce it. Draw your input, deciding step, result and limit. Supported question: Explain why 8/10 indoors and 16/20 outdoors share a rate but not a controlled comparison. Which condition column must the literature matrix preserve?"/>
+            <wp:docPr id="10" name="Picture 10" descr="For the Reproducible AI Research Study, retain an annotated worked trace and the changed-case reasoning. Connect the claim to its records, units and assumptions so another investigator can challenge or reproduce it. Draw your input, deciding step, result and limit. Supported question: Explain why 8/10 indoors and 16/20 outdoors share a rate but not a controlled comparison. Which condition column must the literature matrix preserve?"/>
             <wp:cNvGraphicFramePr>
               <a:graphicFrameLocks noChangeAspect="1"/>
             </wp:cNvGraphicFramePr>
@@ -4337,7 +5820,6 @@
     <w:p>
       <w:pPr>
         <w:spacing w:line="336" w:lineRule="auto" w:after="180"/>
-        <w:shd w:fill="F5F1FB"/>
       </w:pPr>
       <w:r>
         <w:rPr>
@@ -4356,6 +5838,62 @@
           <w:b w:val="0"/>
         </w:rPr>
         <w:t>.</w:t>
+      </w:r>
+    </w:p>
+    <w:p>
+      <w:pPr>
+        <w:pStyle w:val="Heading2"/>
+      </w:pPr>
+      <w:r>
+        <w:t>Earlier wording, alternatives and picture transcripts · reference / check after trying</w:t>
+      </w:r>
+    </w:p>
+    <w:p>
+      <w:pPr>
+        <w:pStyle w:val="Heading3"/>
+      </w:pPr>
+      <w:r>
+        <w:t>01. A literature comparison matrix: the case</w:t>
+      </w:r>
+    </w:p>
+    <w:p>
+      <w:pPr>
+        <w:pStyle w:val="Heading3"/>
+      </w:pPr>
+      <w:r>
+        <w:t>02. Follow the deciding steps</w:t>
+      </w:r>
+    </w:p>
+    <w:p>
+      <w:pPr>
+        <w:pStyle w:val="Heading3"/>
+      </w:pPr>
+      <w:r>
+        <w:t>03. Same rate, different study conditions</w:t>
+      </w:r>
+    </w:p>
+    <w:p>
+      <w:pPr>
+        <w:pStyle w:val="Heading3"/>
+      </w:pPr>
+      <w:r>
+        <w:t>04. Change one thing. Trace what follows.</w:t>
+      </w:r>
+    </w:p>
+    <w:p>
+      <w:pPr>
+        <w:pStyle w:val="Heading3"/>
+      </w:pPr>
+      <w:r>
+        <w:t>05. Connect the explanation to its limit</w:t>
+      </w:r>
+    </w:p>
+    <w:p>
+      <w:pPr>
+        <w:pStyle w:val="Heading3"/>
+      </w:pPr>
+      <w:r>
+        <w:t>06. Make the idea visible in your project</w:t>
       </w:r>
     </w:p>
     <w:sectPr>
